--- a/RF04-03培训实施记录-标准品配置.docx
+++ b/RF04-03培训实施记录-标准品配置.docx
@@ -6,7 +6,7 @@
       <w:pPr>
         <w:jc w:val="center"/>
         <w:rPr>
-          <w:rFonts w:hAnsi="宋体"/>
+          <w:rFonts w:hAnsi="宋体" w:hint="eastAsia"/>
           <w:b/>
           <w:sz w:val="32"/>
           <w:szCs w:val="32"/>
@@ -27,7 +27,7 @@
         <w:wordWrap w:val="0"/>
         <w:jc w:val="right"/>
         <w:rPr>
-          <w:rFonts w:hAnsi="宋体"/>
+          <w:rFonts w:hAnsi="宋体" w:hint="eastAsia"/>
           <w:bCs/>
           <w:szCs w:val="21"/>
         </w:rPr>
@@ -84,7 +84,7 @@
             <w:pPr>
               <w:jc w:val="center"/>
               <w:rPr>
-                <w:rFonts w:hAnsi="宋体"/>
+                <w:rFonts w:hAnsi="宋体" w:hint="eastAsia"/>
                 <w:bCs/>
                 <w:szCs w:val="21"/>
               </w:rPr>
@@ -138,7 +138,7 @@
             <w:pPr>
               <w:jc w:val="center"/>
               <w:rPr>
-                <w:rFonts w:hAnsi="宋体"/>
+                <w:rFonts w:hAnsi="宋体" w:hint="eastAsia"/>
                 <w:bCs/>
                 <w:szCs w:val="21"/>
               </w:rPr>
@@ -162,7 +162,7 @@
           <w:p>
             <w:pPr>
               <w:rPr>
-                <w:rFonts w:hAnsi="宋体"/>
+                <w:rFonts w:hAnsi="宋体" w:hint="eastAsia"/>
                 <w:bCs/>
                 <w:szCs w:val="21"/>
               </w:rPr>
@@ -187,7 +187,7 @@
             <w:pPr>
               <w:jc w:val="center"/>
               <w:rPr>
-                <w:rFonts w:hAnsi="宋体"/>
+                <w:rFonts w:hAnsi="宋体" w:hint="eastAsia"/>
                 <w:bCs/>
                 <w:szCs w:val="21"/>
               </w:rPr>
@@ -211,7 +211,7 @@
           <w:p>
             <w:pPr>
               <w:rPr>
-                <w:rFonts w:hAnsi="宋体"/>
+                <w:rFonts w:hAnsi="宋体" w:hint="eastAsia"/>
                 <w:bCs/>
                 <w:szCs w:val="21"/>
               </w:rPr>
@@ -266,7 +266,7 @@
               <w:spacing w:before="120"/>
               <w:jc w:val="center"/>
               <w:rPr>
-                <w:rFonts w:hAnsi="宋体"/>
+                <w:rFonts w:hAnsi="宋体" w:hint="eastAsia"/>
                 <w:bCs/>
                 <w:szCs w:val="21"/>
               </w:rPr>
@@ -291,7 +291,7 @@
             <w:pPr>
               <w:spacing w:before="120"/>
               <w:rPr>
-                <w:rFonts w:hAnsi="宋体"/>
+                <w:rFonts w:hAnsi="宋体" w:hint="eastAsia"/>
                 <w:b/>
                 <w:szCs w:val="21"/>
               </w:rPr>
@@ -302,23 +302,7 @@
                 <w:bCs/>
                 <w:szCs w:val="21"/>
               </w:rPr>
-              <w:t>学会系统中</w:t>
-            </w:r>
-            <w:r>
-              <w:rPr>
-                <w:rFonts w:hAnsi="宋体" w:hint="eastAsia"/>
-                <w:bCs/>
-                <w:szCs w:val="21"/>
-              </w:rPr>
-              <w:t>标准品管理、配置与核查</w:t>
-            </w:r>
-            <w:r>
-              <w:rPr>
-                <w:rFonts w:hAnsi="宋体" w:hint="eastAsia"/>
-                <w:bCs/>
-                <w:szCs w:val="21"/>
-              </w:rPr>
-              <w:t>使用流程</w:t>
+              <w:t>学会系统中标准品管理、配置与核查使用流程</w:t>
             </w:r>
           </w:p>
         </w:tc>
@@ -338,7 +322,7 @@
               <w:spacing w:before="120"/>
               <w:jc w:val="center"/>
               <w:rPr>
-                <w:rFonts w:hAnsi="宋体"/>
+                <w:rFonts w:hAnsi="宋体" w:hint="eastAsia"/>
                 <w:bCs/>
                 <w:szCs w:val="21"/>
               </w:rPr>
@@ -362,7 +346,7 @@
             <w:pPr>
               <w:spacing w:before="120"/>
               <w:rPr>
-                <w:rFonts w:hAnsi="宋体"/>
+                <w:rFonts w:hAnsi="宋体" w:hint="eastAsia"/>
                 <w:bCs/>
                 <w:szCs w:val="21"/>
               </w:rPr>
@@ -393,7 +377,7 @@
               <w:spacing w:before="120"/>
               <w:jc w:val="center"/>
               <w:rPr>
-                <w:rFonts w:hAnsi="宋体"/>
+                <w:rFonts w:hAnsi="宋体" w:hint="eastAsia"/>
                 <w:bCs/>
                 <w:szCs w:val="21"/>
               </w:rPr>
@@ -422,7 +406,7 @@
             <w:pPr>
               <w:spacing w:before="120"/>
               <w:rPr>
-                <w:rFonts w:hAnsi="宋体"/>
+                <w:rFonts w:hAnsi="宋体" w:hint="eastAsia"/>
                 <w:bCs/>
                 <w:szCs w:val="21"/>
               </w:rPr>
@@ -438,7 +422,7 @@
             <w:pPr>
               <w:spacing w:before="120"/>
               <w:rPr>
-                <w:rFonts w:hAnsi="宋体"/>
+                <w:rFonts w:hAnsi="宋体" w:hint="eastAsia"/>
                 <w:bCs/>
                 <w:szCs w:val="21"/>
               </w:rPr>
@@ -454,7 +438,7 @@
             <w:pPr>
               <w:spacing w:before="120"/>
               <w:rPr>
-                <w:rFonts w:hAnsi="宋体"/>
+                <w:rFonts w:hAnsi="宋体" w:hint="eastAsia"/>
                 <w:bCs/>
                 <w:szCs w:val="21"/>
               </w:rPr>
@@ -470,7 +454,7 @@
             <w:pPr>
               <w:spacing w:before="120"/>
               <w:rPr>
-                <w:rFonts w:hAnsi="宋体"/>
+                <w:rFonts w:hAnsi="宋体" w:hint="eastAsia"/>
                 <w:bCs/>
                 <w:szCs w:val="21"/>
               </w:rPr>
@@ -487,7 +471,7 @@
             <w:pPr>
               <w:spacing w:before="120"/>
               <w:rPr>
-                <w:rFonts w:hAnsi="宋体"/>
+                <w:rFonts w:hAnsi="宋体" w:hint="eastAsia"/>
                 <w:bCs/>
                 <w:szCs w:val="21"/>
               </w:rPr>
@@ -504,7 +488,7 @@
             <w:pPr>
               <w:spacing w:before="120"/>
               <w:rPr>
-                <w:rFonts w:hAnsi="宋体"/>
+                <w:rFonts w:hAnsi="宋体" w:hint="eastAsia"/>
                 <w:bCs/>
                 <w:szCs w:val="21"/>
               </w:rPr>
@@ -520,7 +504,7 @@
             <w:pPr>
               <w:spacing w:before="120"/>
               <w:rPr>
-                <w:rFonts w:hAnsi="宋体"/>
+                <w:rFonts w:hAnsi="宋体" w:hint="eastAsia"/>
                 <w:bCs/>
                 <w:szCs w:val="21"/>
               </w:rPr>
@@ -536,7 +520,7 @@
             <w:pPr>
               <w:spacing w:before="120"/>
               <w:rPr>
-                <w:rFonts w:hAnsi="宋体"/>
+                <w:rFonts w:hAnsi="宋体" w:hint="eastAsia"/>
                 <w:bCs/>
                 <w:szCs w:val="21"/>
               </w:rPr>
@@ -557,7 +541,7 @@
             <w:pPr>
               <w:spacing w:before="120"/>
               <w:rPr>
-                <w:rFonts w:hAnsi="宋体"/>
+                <w:rFonts w:hAnsi="宋体" w:hint="eastAsia"/>
                 <w:bCs/>
                 <w:szCs w:val="21"/>
               </w:rPr>
@@ -573,7 +557,7 @@
             <w:pPr>
               <w:spacing w:before="120"/>
               <w:rPr>
-                <w:rFonts w:hAnsi="宋体"/>
+                <w:rFonts w:hAnsi="宋体" w:hint="eastAsia"/>
                 <w:bCs/>
                 <w:szCs w:val="21"/>
               </w:rPr>
@@ -589,7 +573,7 @@
             <w:pPr>
               <w:spacing w:before="120"/>
               <w:rPr>
-                <w:rFonts w:hAnsi="宋体"/>
+                <w:rFonts w:hAnsi="宋体" w:hint="eastAsia"/>
                 <w:bCs/>
                 <w:szCs w:val="21"/>
               </w:rPr>
@@ -605,7 +589,7 @@
             <w:pPr>
               <w:spacing w:before="120"/>
               <w:rPr>
-                <w:rFonts w:hAnsi="宋体"/>
+                <w:rFonts w:hAnsi="宋体" w:hint="eastAsia"/>
                 <w:bCs/>
                 <w:szCs w:val="21"/>
               </w:rPr>
@@ -622,7 +606,7 @@
             <w:pPr>
               <w:spacing w:before="120"/>
               <w:rPr>
-                <w:rFonts w:hAnsi="宋体"/>
+                <w:rFonts w:hAnsi="宋体" w:hint="eastAsia"/>
                 <w:bCs/>
                 <w:szCs w:val="21"/>
               </w:rPr>
@@ -639,7 +623,7 @@
             <w:pPr>
               <w:spacing w:before="120"/>
               <w:rPr>
-                <w:rFonts w:hAnsi="宋体"/>
+                <w:rFonts w:hAnsi="宋体" w:hint="eastAsia"/>
                 <w:bCs/>
                 <w:szCs w:val="21"/>
               </w:rPr>
@@ -655,7 +639,7 @@
             <w:pPr>
               <w:spacing w:before="120"/>
               <w:rPr>
-                <w:rFonts w:hAnsi="宋体"/>
+                <w:rFonts w:hAnsi="宋体" w:hint="eastAsia"/>
                 <w:bCs/>
                 <w:szCs w:val="21"/>
               </w:rPr>
@@ -671,7 +655,7 @@
             <w:pPr>
               <w:spacing w:before="120"/>
               <w:rPr>
-                <w:rFonts w:hAnsi="宋体"/>
+                <w:rFonts w:hAnsi="宋体" w:hint="eastAsia"/>
                 <w:bCs/>
                 <w:szCs w:val="21"/>
               </w:rPr>
@@ -692,7 +676,7 @@
             <w:pPr>
               <w:spacing w:before="120"/>
               <w:rPr>
-                <w:rFonts w:hAnsi="宋体"/>
+                <w:rFonts w:hAnsi="宋体" w:hint="eastAsia"/>
                 <w:bCs/>
                 <w:szCs w:val="21"/>
               </w:rPr>
@@ -708,7 +692,7 @@
             <w:pPr>
               <w:spacing w:before="120"/>
               <w:rPr>
-                <w:rFonts w:hAnsi="宋体"/>
+                <w:rFonts w:hAnsi="宋体" w:hint="eastAsia"/>
                 <w:bCs/>
                 <w:szCs w:val="21"/>
               </w:rPr>
@@ -724,7 +708,7 @@
             <w:pPr>
               <w:spacing w:before="120"/>
               <w:rPr>
-                <w:rFonts w:hAnsi="宋体"/>
+                <w:rFonts w:hAnsi="宋体" w:hint="eastAsia"/>
                 <w:bCs/>
                 <w:szCs w:val="21"/>
               </w:rPr>
@@ -740,7 +724,7 @@
             <w:pPr>
               <w:spacing w:before="120"/>
               <w:rPr>
-                <w:rFonts w:hAnsi="宋体"/>
+                <w:rFonts w:hAnsi="宋体" w:hint="eastAsia"/>
                 <w:bCs/>
                 <w:szCs w:val="21"/>
               </w:rPr>
@@ -757,7 +741,7 @@
             <w:pPr>
               <w:spacing w:before="120"/>
               <w:rPr>
-                <w:rFonts w:hAnsi="宋体"/>
+                <w:rFonts w:hAnsi="宋体" w:hint="eastAsia"/>
                 <w:bCs/>
                 <w:szCs w:val="21"/>
               </w:rPr>
@@ -774,7 +758,7 @@
             <w:pPr>
               <w:spacing w:before="120"/>
               <w:rPr>
-                <w:rFonts w:hAnsi="宋体"/>
+                <w:rFonts w:hAnsi="宋体" w:hint="eastAsia"/>
                 <w:bCs/>
                 <w:szCs w:val="21"/>
               </w:rPr>
@@ -790,7 +774,7 @@
             <w:pPr>
               <w:spacing w:before="120"/>
               <w:rPr>
-                <w:rFonts w:hAnsi="宋体"/>
+                <w:rFonts w:hAnsi="宋体" w:hint="eastAsia"/>
                 <w:bCs/>
                 <w:szCs w:val="21"/>
               </w:rPr>
@@ -806,7 +790,7 @@
             <w:pPr>
               <w:spacing w:before="120"/>
               <w:rPr>
-                <w:rFonts w:hAnsi="宋体"/>
+                <w:rFonts w:hAnsi="宋体" w:hint="eastAsia"/>
                 <w:bCs/>
                 <w:szCs w:val="21"/>
               </w:rPr>
@@ -829,12 +813,36 @@
               <w:keepNext w:val="0"/>
               <w:spacing w:before="0" w:line="240" w:lineRule="auto"/>
               <w:rPr>
+                <w:rFonts w:ascii="宋体" w:eastAsia="宋体" w:hAnsi="宋体" w:hint="eastAsia"/>
+                <w:b w:val="0"/>
+                <w:sz w:val="21"/>
+                <w:szCs w:val="21"/>
+                <w:lang w:eastAsia="zh-CN"/>
+              </w:rPr>
+            </w:pPr>
+            <w:r>
+              <w:rPr>
                 <w:rFonts w:ascii="宋体" w:eastAsia="宋体" w:hAnsi="宋体"/>
                 <w:b w:val="0"/>
                 <w:sz w:val="21"/>
                 <w:szCs w:val="21"/>
                 <w:lang w:eastAsia="zh-CN"/>
               </w:rPr>
+              <w:t>一、系统简介</w:t>
+            </w:r>
+          </w:p>
+          <w:p>
+            <w:pPr>
+              <w:pStyle w:val="20"/>
+              <w:keepNext w:val="0"/>
+              <w:spacing w:before="0" w:line="240" w:lineRule="auto"/>
+              <w:rPr>
+                <w:rFonts w:ascii="宋体" w:eastAsia="宋体" w:hAnsi="宋体" w:hint="eastAsia"/>
+                <w:b w:val="0"/>
+                <w:sz w:val="21"/>
+                <w:szCs w:val="21"/>
+                <w:lang w:eastAsia="zh-CN"/>
+              </w:rPr>
             </w:pPr>
             <w:r>
               <w:rPr>
@@ -844,7 +852,60 @@
                 <w:szCs w:val="21"/>
                 <w:lang w:eastAsia="zh-CN"/>
               </w:rPr>
-              <w:t>一、系统简介</w:t>
+              <w:t>核心功能</w:t>
+            </w:r>
+          </w:p>
+          <w:p>
+            <w:pPr>
+              <w:rPr>
+                <w:rFonts w:hAnsi="宋体" w:hint="eastAsia"/>
+                <w:bCs/>
+                <w:szCs w:val="21"/>
+              </w:rPr>
+            </w:pPr>
+            <w:r>
+              <w:rPr>
+                <w:rFonts w:hAnsi="宋体"/>
+                <w:bCs/>
+                <w:szCs w:val="21"/>
+              </w:rPr>
+              <w:t>读取 / 维护 Excel 台账，标准品快速入库，关联标准品证书，配置储备液、应用液、工作液，自动格式修约，自编号自动生成，配置记录一键导出，</w:t>
+            </w:r>
+            <w:proofErr w:type="gramStart"/>
+            <w:r>
+              <w:rPr>
+                <w:rFonts w:hAnsi="宋体"/>
+                <w:bCs/>
+                <w:szCs w:val="21"/>
+              </w:rPr>
+              <w:t>标液标签</w:t>
+            </w:r>
+            <w:proofErr w:type="gramEnd"/>
+            <w:r>
+              <w:rPr>
+                <w:rFonts w:hAnsi="宋体"/>
+                <w:bCs/>
+                <w:szCs w:val="21"/>
+              </w:rPr>
+              <w:t>一键打印，</w:t>
+            </w:r>
+            <w:proofErr w:type="gramStart"/>
+            <w:r>
+              <w:rPr>
+                <w:rFonts w:hAnsi="宋体"/>
+                <w:bCs/>
+                <w:szCs w:val="21"/>
+              </w:rPr>
+              <w:t>标液核查</w:t>
+            </w:r>
+            <w:proofErr w:type="gramEnd"/>
+            <w:r>
+              <w:rPr>
+                <w:rFonts w:hAnsi="宋体"/>
+                <w:bCs/>
+                <w:szCs w:val="21"/>
+              </w:rPr>
+              <w:t>记录导出。</w:t>
             </w:r>
           </w:p>
           <w:p>
@@ -853,84 +914,7 @@
               <w:keepNext w:val="0"/>
               <w:spacing w:before="0" w:line="240" w:lineRule="auto"/>
               <w:rPr>
-                <w:rFonts w:ascii="宋体" w:eastAsia="宋体" w:hAnsi="宋体"/>
-                <w:b w:val="0"/>
-                <w:sz w:val="21"/>
-                <w:szCs w:val="21"/>
-                <w:lang w:eastAsia="zh-CN"/>
-              </w:rPr>
-            </w:pPr>
-            <w:r>
-              <w:rPr>
-                <w:rFonts w:ascii="宋体" w:eastAsia="宋体" w:hAnsi="宋体"/>
-                <w:b w:val="0"/>
-                <w:sz w:val="21"/>
-                <w:szCs w:val="21"/>
-                <w:lang w:eastAsia="zh-CN"/>
-              </w:rPr>
-              <w:t>核心功能</w:t>
-            </w:r>
-          </w:p>
-          <w:p>
-            <w:pPr>
-              <w:rPr>
-                <w:rFonts w:hAnsi="宋体"/>
-                <w:bCs/>
-                <w:szCs w:val="21"/>
-              </w:rPr>
-            </w:pPr>
-            <w:r>
-              <w:rPr>
-                <w:rFonts w:hAnsi="宋体"/>
-                <w:bCs/>
-                <w:szCs w:val="21"/>
-              </w:rPr>
-              <w:t>读取 / 维护 Excel 台账，标准品快速入库，关联标准品证书，配置储备液、应用液、工作液，自动格式修约，自编号自动生成，配置记录一键导出，</w:t>
-            </w:r>
-            <w:proofErr w:type="gramStart"/>
-            <w:r>
-              <w:rPr>
-                <w:rFonts w:hAnsi="宋体"/>
-                <w:bCs/>
-                <w:szCs w:val="21"/>
-              </w:rPr>
-              <w:t>标液标签</w:t>
-            </w:r>
-            <w:proofErr w:type="gramEnd"/>
-            <w:r>
-              <w:rPr>
-                <w:rFonts w:hAnsi="宋体"/>
-                <w:bCs/>
-                <w:szCs w:val="21"/>
-              </w:rPr>
-              <w:t>一键打印，</w:t>
-            </w:r>
-            <w:proofErr w:type="gramStart"/>
-            <w:r>
-              <w:rPr>
-                <w:rFonts w:hAnsi="宋体"/>
-                <w:bCs/>
-                <w:szCs w:val="21"/>
-              </w:rPr>
-              <w:t>标液核查</w:t>
-            </w:r>
-            <w:proofErr w:type="gramEnd"/>
-            <w:r>
-              <w:rPr>
-                <w:rFonts w:hAnsi="宋体"/>
-                <w:bCs/>
-                <w:szCs w:val="21"/>
-              </w:rPr>
-              <w:t>记录导出。</w:t>
-            </w:r>
-          </w:p>
-          <w:p>
-            <w:pPr>
-              <w:pStyle w:val="20"/>
-              <w:keepNext w:val="0"/>
-              <w:spacing w:before="0" w:line="240" w:lineRule="auto"/>
-              <w:rPr>
-                <w:rFonts w:ascii="宋体" w:eastAsia="宋体" w:hAnsi="宋体"/>
+                <w:rFonts w:ascii="宋体" w:eastAsia="宋体" w:hAnsi="宋体" w:hint="eastAsia"/>
                 <w:b w:val="0"/>
                 <w:sz w:val="21"/>
                 <w:szCs w:val="21"/>
@@ -967,7 +951,7 @@
                 <w:p>
                   <w:pPr>
                     <w:rPr>
-                      <w:rFonts w:hAnsi="宋体"/>
+                      <w:rFonts w:hAnsi="宋体" w:hint="eastAsia"/>
                       <w:bCs/>
                       <w:szCs w:val="21"/>
                     </w:rPr>
@@ -990,7 +974,7 @@
                 <w:p>
                   <w:pPr>
                     <w:rPr>
-                      <w:rFonts w:hAnsi="宋体"/>
+                      <w:rFonts w:hAnsi="宋体" w:hint="eastAsia"/>
                       <w:bCs/>
                       <w:szCs w:val="21"/>
                     </w:rPr>
@@ -1014,7 +998,7 @@
                 <w:p>
                   <w:pPr>
                     <w:rPr>
-                      <w:rFonts w:hAnsi="宋体"/>
+                      <w:rFonts w:hAnsi="宋体" w:hint="eastAsia"/>
                       <w:bCs/>
                       <w:szCs w:val="21"/>
                     </w:rPr>
@@ -1036,7 +1020,7 @@
                 <w:p>
                   <w:pPr>
                     <w:rPr>
-                      <w:rFonts w:hAnsi="宋体"/>
+                      <w:rFonts w:hAnsi="宋体" w:hint="eastAsia"/>
                       <w:bCs/>
                       <w:szCs w:val="21"/>
                     </w:rPr>
@@ -1060,7 +1044,7 @@
                 <w:p>
                   <w:pPr>
                     <w:rPr>
-                      <w:rFonts w:hAnsi="宋体"/>
+                      <w:rFonts w:hAnsi="宋体" w:hint="eastAsia"/>
                       <w:bCs/>
                       <w:szCs w:val="21"/>
                     </w:rPr>
@@ -1082,7 +1066,7 @@
                 <w:p>
                   <w:pPr>
                     <w:rPr>
-                      <w:rFonts w:hAnsi="宋体"/>
+                      <w:rFonts w:hAnsi="宋体" w:hint="eastAsia"/>
                       <w:bCs/>
                       <w:szCs w:val="21"/>
                     </w:rPr>
@@ -1106,7 +1090,7 @@
                 <w:p>
                   <w:pPr>
                     <w:rPr>
-                      <w:rFonts w:hAnsi="宋体"/>
+                      <w:rFonts w:hAnsi="宋体" w:hint="eastAsia"/>
                       <w:bCs/>
                       <w:szCs w:val="21"/>
                     </w:rPr>
@@ -1128,7 +1112,7 @@
                 <w:p>
                   <w:pPr>
                     <w:rPr>
-                      <w:rFonts w:hAnsi="宋体"/>
+                      <w:rFonts w:hAnsi="宋体" w:hint="eastAsia"/>
                       <w:bCs/>
                       <w:szCs w:val="21"/>
                     </w:rPr>
@@ -1148,7 +1132,7 @@
           <w:p>
             <w:pPr>
               <w:rPr>
-                <w:rFonts w:hAnsi="宋体"/>
+                <w:rFonts w:hAnsi="宋体" w:hint="eastAsia"/>
                 <w:bCs/>
                 <w:szCs w:val="21"/>
               </w:rPr>
@@ -1160,12 +1144,36 @@
               <w:keepNext w:val="0"/>
               <w:spacing w:before="0" w:line="240" w:lineRule="auto"/>
               <w:rPr>
+                <w:rFonts w:ascii="宋体" w:eastAsia="宋体" w:hAnsi="宋体" w:hint="eastAsia"/>
+                <w:b w:val="0"/>
+                <w:sz w:val="21"/>
+                <w:szCs w:val="21"/>
+                <w:lang w:eastAsia="zh-CN"/>
+              </w:rPr>
+            </w:pPr>
+            <w:r>
+              <w:rPr>
                 <w:rFonts w:ascii="宋体" w:eastAsia="宋体" w:hAnsi="宋体"/>
                 <w:b w:val="0"/>
                 <w:sz w:val="21"/>
                 <w:szCs w:val="21"/>
                 <w:lang w:eastAsia="zh-CN"/>
               </w:rPr>
+              <w:t>二、登录流程</w:t>
+            </w:r>
+          </w:p>
+          <w:p>
+            <w:pPr>
+              <w:pStyle w:val="20"/>
+              <w:keepNext w:val="0"/>
+              <w:spacing w:before="0" w:line="240" w:lineRule="auto"/>
+              <w:rPr>
+                <w:rFonts w:ascii="宋体" w:eastAsia="宋体" w:hAnsi="宋体" w:hint="eastAsia"/>
+                <w:b w:val="0"/>
+                <w:sz w:val="21"/>
+                <w:szCs w:val="21"/>
+                <w:lang w:eastAsia="zh-CN"/>
+              </w:rPr>
             </w:pPr>
             <w:r>
               <w:rPr>
@@ -1175,7 +1183,153 @@
                 <w:szCs w:val="21"/>
                 <w:lang w:eastAsia="zh-CN"/>
               </w:rPr>
-              <w:t>二、登录流程</w:t>
+              <w:t>2.1 登录步骤</w:t>
+            </w:r>
+          </w:p>
+          <w:p>
+            <w:pPr>
+              <w:ind w:left="720" w:hanging="360"/>
+              <w:rPr>
+                <w:rFonts w:hAnsi="宋体" w:hint="eastAsia"/>
+                <w:bCs/>
+                <w:szCs w:val="21"/>
+              </w:rPr>
+            </w:pPr>
+            <w:r>
+              <w:rPr>
+                <w:rFonts w:hAnsi="宋体"/>
+                <w:bCs/>
+                <w:szCs w:val="21"/>
+              </w:rPr>
+              <w:t>1. 打开登录页，输入 LIMS 账号、密码 和 验证码</w:t>
+            </w:r>
+          </w:p>
+          <w:p>
+            <w:pPr>
+              <w:ind w:left="720" w:hanging="360"/>
+              <w:rPr>
+                <w:rFonts w:hAnsi="宋体" w:hint="eastAsia"/>
+                <w:bCs/>
+                <w:szCs w:val="21"/>
+              </w:rPr>
+            </w:pPr>
+            <w:r>
+              <w:rPr>
+                <w:rFonts w:hAnsi="宋体"/>
+                <w:bCs/>
+                <w:szCs w:val="21"/>
+              </w:rPr>
+              <w:t>2. 验证</w:t>
+            </w:r>
+            <w:proofErr w:type="gramStart"/>
+            <w:r>
+              <w:rPr>
+                <w:rFonts w:hAnsi="宋体"/>
+                <w:bCs/>
+                <w:szCs w:val="21"/>
+              </w:rPr>
+              <w:t>码图片</w:t>
+            </w:r>
+            <w:proofErr w:type="gramEnd"/>
+            <w:r>
+              <w:rPr>
+                <w:rFonts w:hAnsi="宋体"/>
+                <w:bCs/>
+                <w:szCs w:val="21"/>
+              </w:rPr>
+              <w:t>可点击刷新</w:t>
+            </w:r>
+          </w:p>
+          <w:p>
+            <w:pPr>
+              <w:ind w:left="720" w:hanging="360"/>
+              <w:rPr>
+                <w:rFonts w:hAnsi="宋体" w:hint="eastAsia"/>
+                <w:bCs/>
+                <w:szCs w:val="21"/>
+              </w:rPr>
+            </w:pPr>
+            <w:r>
+              <w:rPr>
+                <w:rFonts w:hAnsi="宋体"/>
+                <w:bCs/>
+                <w:szCs w:val="21"/>
+              </w:rPr>
+              <w:t xml:space="preserve">3. 密码框右侧有 </w:t>
+            </w:r>
+            <w:r>
+              <w:rPr>
+                <w:rFonts w:ascii="Segoe UI Symbol" w:hAnsi="Segoe UI Symbol" w:cs="Segoe UI Symbol"/>
+                <w:bCs/>
+                <w:szCs w:val="21"/>
+              </w:rPr>
+              <w:t>👁</w:t>
+            </w:r>
+            <w:r>
+              <w:rPr>
+                <w:rFonts w:hAnsi="宋体"/>
+                <w:bCs/>
+                <w:szCs w:val="21"/>
+              </w:rPr>
+              <w:t>/</w:t>
+            </w:r>
+            <w:r>
+              <w:rPr>
+                <w:rFonts w:ascii="Segoe UI Emoji" w:hAnsi="Segoe UI Emoji" w:cs="Segoe UI Emoji"/>
+                <w:bCs/>
+                <w:szCs w:val="21"/>
+              </w:rPr>
+              <w:t>🙈</w:t>
+            </w:r>
+            <w:r>
+              <w:rPr>
+                <w:rFonts w:hAnsi="宋体"/>
+                <w:bCs/>
+                <w:szCs w:val="21"/>
+              </w:rPr>
+              <w:t xml:space="preserve"> 显示/隐藏切换按钮</w:t>
+            </w:r>
+          </w:p>
+          <w:p>
+            <w:pPr>
+              <w:ind w:left="720" w:hanging="360"/>
+              <w:rPr>
+                <w:rFonts w:hAnsi="宋体" w:hint="eastAsia"/>
+                <w:bCs/>
+                <w:szCs w:val="21"/>
+              </w:rPr>
+            </w:pPr>
+            <w:r>
+              <w:rPr>
+                <w:rFonts w:hAnsi="宋体"/>
+                <w:bCs/>
+                <w:szCs w:val="21"/>
+              </w:rPr>
+              <w:t>4. 点击登录 → 系统验证身份 → 成功后跳转至标准品管理页</w:t>
+            </w:r>
+          </w:p>
+          <w:p>
+            <w:pPr>
+              <w:pStyle w:val="1"/>
+              <w:keepNext w:val="0"/>
+              <w:spacing w:before="0" w:line="240" w:lineRule="auto"/>
+              <w:rPr>
+                <w:rFonts w:ascii="宋体" w:eastAsia="宋体" w:hAnsi="宋体" w:hint="eastAsia"/>
+                <w:b w:val="0"/>
+                <w:sz w:val="21"/>
+                <w:szCs w:val="21"/>
+                <w:lang w:eastAsia="zh-CN"/>
+              </w:rPr>
+            </w:pPr>
+            <w:r>
+              <w:rPr>
+                <w:rFonts w:ascii="宋体" w:eastAsia="宋体" w:hAnsi="宋体"/>
+                <w:b w:val="0"/>
+                <w:sz w:val="21"/>
+                <w:szCs w:val="21"/>
+                <w:lang w:eastAsia="zh-CN"/>
+              </w:rPr>
+              <w:t>三、标准品管理页</w:t>
             </w:r>
           </w:p>
           <w:p>
@@ -1184,12 +1338,726 @@
               <w:keepNext w:val="0"/>
               <w:spacing w:before="0" w:line="240" w:lineRule="auto"/>
               <w:rPr>
+                <w:rFonts w:ascii="宋体" w:eastAsia="宋体" w:hAnsi="宋体" w:hint="eastAsia"/>
+                <w:b w:val="0"/>
+                <w:sz w:val="21"/>
+                <w:szCs w:val="21"/>
+                <w:lang w:eastAsia="zh-CN"/>
+              </w:rPr>
+            </w:pPr>
+            <w:r>
+              <w:rPr>
                 <w:rFonts w:ascii="宋体" w:eastAsia="宋体" w:hAnsi="宋体"/>
                 <w:b w:val="0"/>
                 <w:sz w:val="21"/>
                 <w:szCs w:val="21"/>
                 <w:lang w:eastAsia="zh-CN"/>
               </w:rPr>
+              <w:t>3.1 操作流程（按使用顺序）</w:t>
+            </w:r>
+          </w:p>
+          <w:p>
+            <w:pPr>
+              <w:pStyle w:val="3"/>
+              <w:keepNext w:val="0"/>
+              <w:spacing w:before="0" w:line="240" w:lineRule="auto"/>
+              <w:rPr>
+                <w:rFonts w:ascii="宋体" w:eastAsia="宋体" w:hAnsi="宋体" w:hint="eastAsia"/>
+                <w:b w:val="0"/>
+                <w:szCs w:val="21"/>
+                <w:lang w:eastAsia="zh-CN"/>
+              </w:rPr>
+            </w:pPr>
+            <w:r>
+              <w:rPr>
+                <w:rFonts w:ascii="宋体" w:eastAsia="宋体" w:hAnsi="宋体"/>
+                <w:b w:val="0"/>
+                <w:szCs w:val="21"/>
+                <w:lang w:eastAsia="zh-CN"/>
+              </w:rPr>
+              <w:t>① 加载数据</w:t>
+            </w:r>
+          </w:p>
+          <w:p>
+            <w:pPr>
+              <w:rPr>
+                <w:rFonts w:hAnsi="宋体" w:hint="eastAsia"/>
+                <w:bCs/>
+                <w:szCs w:val="21"/>
+              </w:rPr>
+            </w:pPr>
+            <w:r>
+              <w:rPr>
+                <w:rFonts w:hAnsi="宋体"/>
+                <w:bCs/>
+                <w:szCs w:val="21"/>
+              </w:rPr>
+              <w:t>页面打开时自动从配置的 Excel 文件</w:t>
+            </w:r>
+            <w:proofErr w:type="gramStart"/>
+            <w:r>
+              <w:rPr>
+                <w:rFonts w:hAnsi="宋体"/>
+                <w:bCs/>
+                <w:szCs w:val="21"/>
+              </w:rPr>
+              <w:t>加载台</w:t>
+            </w:r>
+            <w:proofErr w:type="gramEnd"/>
+            <w:r>
+              <w:rPr>
+                <w:rFonts w:hAnsi="宋体"/>
+                <w:bCs/>
+                <w:szCs w:val="21"/>
+              </w:rPr>
+              <w:t>账。未配置路径时，先到「设置」配置 Excel 路径。</w:t>
+            </w:r>
+          </w:p>
+          <w:p>
+            <w:pPr>
+              <w:pStyle w:val="3"/>
+              <w:keepNext w:val="0"/>
+              <w:spacing w:before="0" w:line="240" w:lineRule="auto"/>
+              <w:rPr>
+                <w:rFonts w:ascii="宋体" w:eastAsia="宋体" w:hAnsi="宋体" w:hint="eastAsia"/>
+                <w:b w:val="0"/>
+                <w:szCs w:val="21"/>
+                <w:lang w:eastAsia="zh-CN"/>
+              </w:rPr>
+            </w:pPr>
+            <w:r>
+              <w:rPr>
+                <w:rFonts w:ascii="宋体" w:eastAsia="宋体" w:hAnsi="宋体"/>
+                <w:b w:val="0"/>
+                <w:szCs w:val="21"/>
+                <w:lang w:eastAsia="zh-CN"/>
+              </w:rPr>
+              <w:t>② 查询标准品</w:t>
+            </w:r>
+          </w:p>
+          <w:p>
+            <w:pPr>
+              <w:ind w:left="720" w:hanging="360"/>
+              <w:rPr>
+                <w:rFonts w:hAnsi="宋体" w:hint="eastAsia"/>
+                <w:bCs/>
+                <w:szCs w:val="21"/>
+              </w:rPr>
+            </w:pPr>
+            <w:r>
+              <w:rPr>
+                <w:rFonts w:hAnsi="宋体"/>
+                <w:bCs/>
+                <w:szCs w:val="21"/>
+              </w:rPr>
+              <w:t>1. 在</w:t>
+            </w:r>
+            <w:proofErr w:type="gramStart"/>
+            <w:r>
+              <w:rPr>
+                <w:rFonts w:hAnsi="宋体"/>
+                <w:bCs/>
+                <w:szCs w:val="21"/>
+              </w:rPr>
+              <w:t>查询区</w:t>
+            </w:r>
+            <w:proofErr w:type="gramEnd"/>
+            <w:r>
+              <w:rPr>
+                <w:rFonts w:hAnsi="宋体"/>
+                <w:bCs/>
+                <w:szCs w:val="21"/>
+              </w:rPr>
+              <w:t>输入 名称 / CAS号 / 实验室编号（模糊匹配）</w:t>
+            </w:r>
+          </w:p>
+          <w:p>
+            <w:pPr>
+              <w:ind w:left="720" w:hanging="360"/>
+              <w:rPr>
+                <w:rFonts w:hAnsi="宋体" w:hint="eastAsia"/>
+                <w:bCs/>
+                <w:szCs w:val="21"/>
+              </w:rPr>
+            </w:pPr>
+            <w:r>
+              <w:rPr>
+                <w:rFonts w:hAnsi="宋体"/>
+                <w:bCs/>
+                <w:szCs w:val="21"/>
+              </w:rPr>
+              <w:t>2. 按需选择筛选条件</w:t>
+            </w:r>
+          </w:p>
+          <w:p>
+            <w:pPr>
+              <w:pStyle w:val="2"/>
+              <w:spacing w:after="0" w:line="240" w:lineRule="auto"/>
+              <w:ind w:left="824" w:hanging="360"/>
+              <w:rPr>
+                <w:rFonts w:ascii="宋体" w:eastAsia="宋体" w:hAnsi="宋体" w:hint="eastAsia"/>
+                <w:bCs/>
+                <w:szCs w:val="21"/>
+              </w:rPr>
+            </w:pPr>
+            <w:proofErr w:type="spellStart"/>
+            <w:r>
+              <w:rPr>
+                <w:rFonts w:ascii="宋体" w:eastAsia="宋体" w:hAnsi="宋体"/>
+                <w:bCs/>
+                <w:szCs w:val="21"/>
+              </w:rPr>
+              <w:t>组别</w:t>
+            </w:r>
+            <w:proofErr w:type="spellEnd"/>
+          </w:p>
+          <w:p>
+            <w:pPr>
+              <w:pStyle w:val="2"/>
+              <w:spacing w:after="0" w:line="240" w:lineRule="auto"/>
+              <w:ind w:left="824" w:hanging="360"/>
+              <w:rPr>
+                <w:rFonts w:ascii="宋体" w:eastAsia="宋体" w:hAnsi="宋体" w:hint="eastAsia"/>
+                <w:bCs/>
+                <w:szCs w:val="21"/>
+                <w:lang w:eastAsia="zh-CN"/>
+              </w:rPr>
+            </w:pPr>
+            <w:r>
+              <w:rPr>
+                <w:rFonts w:ascii="宋体" w:eastAsia="宋体" w:hAnsi="宋体"/>
+                <w:bCs/>
+                <w:szCs w:val="21"/>
+                <w:lang w:eastAsia="zh-CN"/>
+              </w:rPr>
+              <w:t xml:space="preserve">过期状态：全部 / 仅过期 / </w:t>
+            </w:r>
+            <w:proofErr w:type="gramStart"/>
+            <w:r>
+              <w:rPr>
+                <w:rFonts w:ascii="宋体" w:eastAsia="宋体" w:hAnsi="宋体"/>
+                <w:bCs/>
+                <w:szCs w:val="21"/>
+                <w:lang w:eastAsia="zh-CN"/>
+              </w:rPr>
+              <w:t>仅有效</w:t>
+            </w:r>
+            <w:proofErr w:type="gramEnd"/>
+            <w:r>
+              <w:rPr>
+                <w:rFonts w:ascii="宋体" w:eastAsia="宋体" w:hAnsi="宋体"/>
+                <w:bCs/>
+                <w:szCs w:val="21"/>
+                <w:lang w:eastAsia="zh-CN"/>
+              </w:rPr>
+              <w:t xml:space="preserve"> / 即将过期（2 </w:t>
+            </w:r>
+            <w:proofErr w:type="gramStart"/>
+            <w:r>
+              <w:rPr>
+                <w:rFonts w:ascii="宋体" w:eastAsia="宋体" w:hAnsi="宋体"/>
+                <w:bCs/>
+                <w:szCs w:val="21"/>
+                <w:lang w:eastAsia="zh-CN"/>
+              </w:rPr>
+              <w:t>个</w:t>
+            </w:r>
+            <w:proofErr w:type="gramEnd"/>
+            <w:r>
+              <w:rPr>
+                <w:rFonts w:ascii="宋体" w:eastAsia="宋体" w:hAnsi="宋体"/>
+                <w:bCs/>
+                <w:szCs w:val="21"/>
+                <w:lang w:eastAsia="zh-CN"/>
+              </w:rPr>
+              <w:t>月内）</w:t>
+            </w:r>
+          </w:p>
+          <w:p>
+            <w:pPr>
+              <w:pStyle w:val="2"/>
+              <w:spacing w:after="0" w:line="240" w:lineRule="auto"/>
+              <w:ind w:left="824" w:hanging="360"/>
+              <w:rPr>
+                <w:rFonts w:ascii="宋体" w:eastAsia="宋体" w:hAnsi="宋体" w:hint="eastAsia"/>
+                <w:bCs/>
+                <w:szCs w:val="21"/>
+              </w:rPr>
+            </w:pPr>
+            <w:proofErr w:type="spellStart"/>
+            <w:r>
+              <w:rPr>
+                <w:rFonts w:ascii="宋体" w:eastAsia="宋体" w:hAnsi="宋体"/>
+                <w:bCs/>
+                <w:szCs w:val="21"/>
+              </w:rPr>
+              <w:t>使用情况：未开封</w:t>
+            </w:r>
+            <w:proofErr w:type="spellEnd"/>
+            <w:r>
+              <w:rPr>
+                <w:rFonts w:ascii="宋体" w:eastAsia="宋体" w:hAnsi="宋体"/>
+                <w:bCs/>
+                <w:szCs w:val="21"/>
+              </w:rPr>
+              <w:t xml:space="preserve"> / </w:t>
+            </w:r>
+            <w:proofErr w:type="spellStart"/>
+            <w:r>
+              <w:rPr>
+                <w:rFonts w:ascii="宋体" w:eastAsia="宋体" w:hAnsi="宋体"/>
+                <w:bCs/>
+                <w:szCs w:val="21"/>
+              </w:rPr>
+              <w:t>开封</w:t>
+            </w:r>
+            <w:proofErr w:type="spellEnd"/>
+          </w:p>
+          <w:p>
+            <w:pPr>
+              <w:ind w:left="720" w:hanging="360"/>
+              <w:rPr>
+                <w:rFonts w:hAnsi="宋体" w:hint="eastAsia"/>
+                <w:bCs/>
+                <w:szCs w:val="21"/>
+              </w:rPr>
+            </w:pPr>
+            <w:r>
+              <w:rPr>
+                <w:rFonts w:hAnsi="宋体"/>
+                <w:bCs/>
+                <w:szCs w:val="21"/>
+              </w:rPr>
+              <w:t>3. 查看结果：灰色背景行 = 已过期标准品</w:t>
+            </w:r>
+          </w:p>
+          <w:p>
+            <w:pPr>
+              <w:pStyle w:val="3"/>
+              <w:keepNext w:val="0"/>
+              <w:spacing w:before="0" w:line="240" w:lineRule="auto"/>
+              <w:rPr>
+                <w:rFonts w:ascii="宋体" w:eastAsia="宋体" w:hAnsi="宋体" w:hint="eastAsia"/>
+                <w:b w:val="0"/>
+                <w:szCs w:val="21"/>
+                <w:lang w:eastAsia="zh-CN"/>
+              </w:rPr>
+            </w:pPr>
+            <w:r>
+              <w:rPr>
+                <w:rFonts w:ascii="宋体" w:eastAsia="宋体" w:hAnsi="宋体"/>
+                <w:b w:val="0"/>
+                <w:szCs w:val="21"/>
+                <w:lang w:eastAsia="zh-CN"/>
+              </w:rPr>
+              <w:t>③ 新增标准品</w:t>
+            </w:r>
+          </w:p>
+          <w:p>
+            <w:pPr>
+              <w:ind w:left="720" w:hanging="360"/>
+              <w:rPr>
+                <w:rFonts w:hAnsi="宋体" w:hint="eastAsia"/>
+                <w:bCs/>
+                <w:szCs w:val="21"/>
+              </w:rPr>
+            </w:pPr>
+            <w:r>
+              <w:rPr>
+                <w:rFonts w:hAnsi="宋体"/>
+                <w:bCs/>
+                <w:szCs w:val="21"/>
+              </w:rPr>
+              <w:t>1. 点击顶部「新增」</w:t>
+            </w:r>
+          </w:p>
+          <w:p>
+            <w:pPr>
+              <w:ind w:left="720" w:hanging="360"/>
+              <w:rPr>
+                <w:rFonts w:hAnsi="宋体" w:hint="eastAsia"/>
+                <w:bCs/>
+                <w:szCs w:val="21"/>
+              </w:rPr>
+            </w:pPr>
+            <w:r>
+              <w:rPr>
+                <w:rFonts w:hAnsi="宋体"/>
+                <w:bCs/>
+                <w:szCs w:val="21"/>
+              </w:rPr>
+              <w:t>2. 填写 必填字段：组别（*）、标品名称（*）、CAS号（*）</w:t>
+            </w:r>
+          </w:p>
+          <w:p>
+            <w:pPr>
+              <w:ind w:left="720" w:hanging="360"/>
+              <w:rPr>
+                <w:rFonts w:hAnsi="宋体" w:hint="eastAsia"/>
+                <w:bCs/>
+                <w:szCs w:val="21"/>
+              </w:rPr>
+            </w:pPr>
+            <w:r>
+              <w:rPr>
+                <w:rFonts w:hAnsi="宋体"/>
+                <w:bCs/>
+                <w:szCs w:val="21"/>
+              </w:rPr>
+              <w:t>3. （建议）先输入实验室编号查询 LIMS，结果自动回填表单</w:t>
+            </w:r>
+          </w:p>
+          <w:p>
+            <w:pPr>
+              <w:ind w:left="720" w:hanging="360"/>
+              <w:rPr>
+                <w:rFonts w:hAnsi="宋体" w:hint="eastAsia"/>
+                <w:bCs/>
+                <w:szCs w:val="21"/>
+              </w:rPr>
+            </w:pPr>
+            <w:r>
+              <w:rPr>
+                <w:rFonts w:hAnsi="宋体"/>
+                <w:bCs/>
+                <w:szCs w:val="21"/>
+              </w:rPr>
+              <w:lastRenderedPageBreak/>
+              <w:t>4. 保存 → 自动同步写入 Excel，同时更新使用情况</w:t>
+            </w:r>
+          </w:p>
+          <w:p>
+            <w:pPr>
+              <w:pStyle w:val="3"/>
+              <w:keepNext w:val="0"/>
+              <w:spacing w:before="0" w:line="240" w:lineRule="auto"/>
+              <w:rPr>
+                <w:rFonts w:ascii="宋体" w:eastAsia="宋体" w:hAnsi="宋体" w:hint="eastAsia"/>
+                <w:b w:val="0"/>
+                <w:szCs w:val="21"/>
+                <w:lang w:eastAsia="zh-CN"/>
+              </w:rPr>
+            </w:pPr>
+            <w:r>
+              <w:rPr>
+                <w:rFonts w:ascii="宋体" w:eastAsia="宋体" w:hAnsi="宋体"/>
+                <w:b w:val="0"/>
+                <w:szCs w:val="21"/>
+                <w:lang w:eastAsia="zh-CN"/>
+              </w:rPr>
+              <w:t>④ 编辑标准品</w:t>
+            </w:r>
+          </w:p>
+          <w:p>
+            <w:pPr>
+              <w:ind w:left="720" w:hanging="360"/>
+              <w:rPr>
+                <w:rFonts w:hAnsi="宋体" w:hint="eastAsia"/>
+                <w:bCs/>
+                <w:szCs w:val="21"/>
+              </w:rPr>
+            </w:pPr>
+            <w:r>
+              <w:rPr>
+                <w:rFonts w:hAnsi="宋体"/>
+                <w:bCs/>
+                <w:szCs w:val="21"/>
+              </w:rPr>
+              <w:t>1. 点击操作列「编辑」按钮</w:t>
+            </w:r>
+          </w:p>
+          <w:p>
+            <w:pPr>
+              <w:ind w:left="720" w:hanging="360"/>
+              <w:rPr>
+                <w:rFonts w:hAnsi="宋体" w:hint="eastAsia"/>
+                <w:bCs/>
+                <w:szCs w:val="21"/>
+              </w:rPr>
+            </w:pPr>
+            <w:r>
+              <w:rPr>
+                <w:rFonts w:hAnsi="宋体"/>
+                <w:bCs/>
+                <w:szCs w:val="21"/>
+              </w:rPr>
+              <w:t>2. 修改信息</w:t>
+            </w:r>
+          </w:p>
+          <w:p>
+            <w:pPr>
+              <w:ind w:left="720" w:hanging="360"/>
+              <w:rPr>
+                <w:rFonts w:hAnsi="宋体" w:hint="eastAsia"/>
+                <w:bCs/>
+                <w:szCs w:val="21"/>
+              </w:rPr>
+            </w:pPr>
+            <w:r>
+              <w:rPr>
+                <w:rFonts w:hAnsi="宋体"/>
+                <w:bCs/>
+                <w:szCs w:val="21"/>
+              </w:rPr>
+              <w:t>3. 保存 → 同步 Excel</w:t>
+            </w:r>
+          </w:p>
+          <w:p>
+            <w:pPr>
+              <w:ind w:left="720" w:hanging="360"/>
+              <w:rPr>
+                <w:rFonts w:hAnsi="宋体" w:hint="eastAsia"/>
+                <w:bCs/>
+                <w:szCs w:val="21"/>
+              </w:rPr>
+            </w:pPr>
+            <w:r>
+              <w:rPr>
+                <w:rFonts w:hAnsi="宋体"/>
+                <w:bCs/>
+                <w:szCs w:val="21"/>
+              </w:rPr>
+              <w:t>4. 若修改了浓度单位：系统自动检测变更，确认后同步回写 LIMS</w:t>
+            </w:r>
+          </w:p>
+          <w:p>
+            <w:pPr>
+              <w:pStyle w:val="3"/>
+              <w:keepNext w:val="0"/>
+              <w:spacing w:before="0" w:line="240" w:lineRule="auto"/>
+              <w:rPr>
+                <w:rFonts w:ascii="宋体" w:eastAsia="宋体" w:hAnsi="宋体" w:hint="eastAsia"/>
+                <w:b w:val="0"/>
+                <w:szCs w:val="21"/>
+                <w:lang w:eastAsia="zh-CN"/>
+              </w:rPr>
+            </w:pPr>
+            <w:r>
+              <w:rPr>
+                <w:rFonts w:ascii="宋体" w:eastAsia="宋体" w:hAnsi="宋体"/>
+                <w:b w:val="0"/>
+                <w:szCs w:val="21"/>
+                <w:lang w:eastAsia="zh-CN"/>
+              </w:rPr>
+              <w:t>⑤ 删除标准品</w:t>
+            </w:r>
+          </w:p>
+          <w:p>
+            <w:pPr>
+              <w:ind w:left="720" w:hanging="360"/>
+              <w:rPr>
+                <w:rFonts w:hAnsi="宋体" w:hint="eastAsia"/>
+                <w:bCs/>
+                <w:szCs w:val="21"/>
+              </w:rPr>
+            </w:pPr>
+            <w:r>
+              <w:rPr>
+                <w:rFonts w:hAnsi="宋体"/>
+                <w:bCs/>
+                <w:szCs w:val="21"/>
+              </w:rPr>
+              <w:t>1. 点击操作列「删除」</w:t>
+            </w:r>
+          </w:p>
+          <w:p>
+            <w:pPr>
+              <w:ind w:left="720" w:hanging="360"/>
+              <w:rPr>
+                <w:rFonts w:hAnsi="宋体" w:hint="eastAsia"/>
+                <w:bCs/>
+                <w:szCs w:val="21"/>
+              </w:rPr>
+            </w:pPr>
+            <w:r>
+              <w:rPr>
+                <w:rFonts w:hAnsi="宋体"/>
+                <w:bCs/>
+                <w:szCs w:val="21"/>
+              </w:rPr>
+              <w:t>2. 在二次确认弹窗中确认（防止误删）</w:t>
+            </w:r>
+          </w:p>
+          <w:p>
+            <w:pPr>
+              <w:pStyle w:val="3"/>
+              <w:keepNext w:val="0"/>
+              <w:spacing w:before="0" w:line="240" w:lineRule="auto"/>
+              <w:rPr>
+                <w:rFonts w:ascii="宋体" w:eastAsia="宋体" w:hAnsi="宋体" w:hint="eastAsia"/>
+                <w:b w:val="0"/>
+                <w:szCs w:val="21"/>
+                <w:lang w:eastAsia="zh-CN"/>
+              </w:rPr>
+            </w:pPr>
+            <w:r>
+              <w:rPr>
+                <w:rFonts w:ascii="宋体" w:eastAsia="宋体" w:hAnsi="宋体"/>
+                <w:b w:val="0"/>
+                <w:szCs w:val="21"/>
+                <w:lang w:eastAsia="zh-CN"/>
+              </w:rPr>
+              <w:t>⑥ 查看证书</w:t>
+            </w:r>
+          </w:p>
+          <w:p>
+            <w:pPr>
+              <w:ind w:left="720" w:hanging="360"/>
+              <w:rPr>
+                <w:rFonts w:hAnsi="宋体" w:hint="eastAsia"/>
+                <w:bCs/>
+                <w:szCs w:val="21"/>
+              </w:rPr>
+            </w:pPr>
+            <w:r>
+              <w:rPr>
+                <w:rFonts w:hAnsi="宋体"/>
+                <w:bCs/>
+                <w:szCs w:val="21"/>
+              </w:rPr>
+              <w:t xml:space="preserve">1. 点击 </w:t>
+            </w:r>
+            <w:r>
+              <w:rPr>
+                <w:rFonts w:ascii="Segoe UI Emoji" w:hAnsi="Segoe UI Emoji" w:cs="Segoe UI Emoji"/>
+                <w:bCs/>
+                <w:szCs w:val="21"/>
+              </w:rPr>
+              <w:t>📄</w:t>
+            </w:r>
+            <w:r>
+              <w:rPr>
+                <w:rFonts w:hAnsi="宋体"/>
+                <w:bCs/>
+                <w:szCs w:val="21"/>
+              </w:rPr>
+              <w:t xml:space="preserve"> 图标</w:t>
+            </w:r>
+          </w:p>
+          <w:p>
+            <w:pPr>
+              <w:ind w:left="720" w:hanging="360"/>
+              <w:rPr>
+                <w:rFonts w:hAnsi="宋体" w:hint="eastAsia"/>
+                <w:bCs/>
+                <w:szCs w:val="21"/>
+              </w:rPr>
+            </w:pPr>
+            <w:r>
+              <w:rPr>
+                <w:rFonts w:hAnsi="宋体"/>
+                <w:bCs/>
+                <w:szCs w:val="21"/>
+              </w:rPr>
+              <w:t>2. 系统在证书目录下搜索 PDF：直接文件名 → 年份文件夹 → 年份+分类文件夹（消费品、轻工、FCM、MD、日化等）</w:t>
+            </w:r>
+          </w:p>
+          <w:p>
+            <w:pPr>
+              <w:pStyle w:val="3"/>
+              <w:keepNext w:val="0"/>
+              <w:spacing w:before="0" w:line="240" w:lineRule="auto"/>
+              <w:rPr>
+                <w:rFonts w:ascii="宋体" w:eastAsia="宋体" w:hAnsi="宋体" w:hint="eastAsia"/>
+                <w:b w:val="0"/>
+                <w:szCs w:val="21"/>
+                <w:lang w:eastAsia="zh-CN"/>
+              </w:rPr>
+            </w:pPr>
+            <w:r>
+              <w:rPr>
+                <w:rFonts w:ascii="宋体" w:eastAsia="宋体" w:hAnsi="宋体"/>
+                <w:b w:val="0"/>
+                <w:szCs w:val="21"/>
+                <w:lang w:eastAsia="zh-CN"/>
+              </w:rPr>
+              <w:t>⑦ 设置 / 配置</w:t>
+            </w:r>
+          </w:p>
+          <w:p>
+            <w:pPr>
+              <w:ind w:left="720" w:hanging="360"/>
+              <w:rPr>
+                <w:rFonts w:hAnsi="宋体" w:hint="eastAsia"/>
+                <w:bCs/>
+                <w:szCs w:val="21"/>
+              </w:rPr>
+            </w:pPr>
+            <w:r>
+              <w:rPr>
+                <w:rFonts w:hAnsi="宋体"/>
+                <w:bCs/>
+                <w:szCs w:val="21"/>
+              </w:rPr>
+              <w:t>1. 点击「设置」</w:t>
+            </w:r>
+          </w:p>
+          <w:p>
+            <w:pPr>
+              <w:ind w:left="720" w:hanging="360"/>
+              <w:rPr>
+                <w:rFonts w:hAnsi="宋体" w:hint="eastAsia"/>
+                <w:bCs/>
+                <w:szCs w:val="21"/>
+              </w:rPr>
+            </w:pPr>
+            <w:r>
+              <w:rPr>
+                <w:rFonts w:hAnsi="宋体"/>
+                <w:bCs/>
+                <w:szCs w:val="21"/>
+              </w:rPr>
+              <w:t>2. 配置 Excel 文件路径</w:t>
+            </w:r>
+          </w:p>
+          <w:p>
+            <w:pPr>
+              <w:ind w:left="720" w:hanging="360"/>
+              <w:rPr>
+                <w:rFonts w:hAnsi="宋体" w:hint="eastAsia"/>
+                <w:bCs/>
+                <w:szCs w:val="21"/>
+              </w:rPr>
+            </w:pPr>
+            <w:r>
+              <w:rPr>
+                <w:rFonts w:hAnsi="宋体"/>
+                <w:bCs/>
+                <w:szCs w:val="21"/>
+              </w:rPr>
+              <w:t>3. 配置 证书文件夹路径</w:t>
+            </w:r>
+          </w:p>
+          <w:p>
+            <w:pPr>
+              <w:ind w:left="720" w:hanging="360"/>
+              <w:rPr>
+                <w:rFonts w:hAnsi="宋体" w:hint="eastAsia"/>
+                <w:bCs/>
+                <w:szCs w:val="21"/>
+              </w:rPr>
+            </w:pPr>
+            <w:r>
+              <w:rPr>
+                <w:rFonts w:hAnsi="宋体"/>
+                <w:bCs/>
+                <w:szCs w:val="21"/>
+              </w:rPr>
+              <w:t>4. 保存 → 自动重新加载数据</w:t>
+            </w:r>
+          </w:p>
+          <w:p>
+            <w:pPr>
+              <w:pStyle w:val="20"/>
+              <w:keepNext w:val="0"/>
+              <w:spacing w:before="0" w:line="240" w:lineRule="auto"/>
+              <w:rPr>
+                <w:rFonts w:ascii="宋体" w:eastAsia="宋体" w:hAnsi="宋体" w:hint="eastAsia"/>
+                <w:b w:val="0"/>
+                <w:sz w:val="21"/>
+                <w:szCs w:val="21"/>
+                <w:lang w:eastAsia="zh-CN"/>
+              </w:rPr>
             </w:pPr>
             <w:r>
               <w:rPr>
@@ -1199,177 +2067,7 @@
                 <w:szCs w:val="21"/>
                 <w:lang w:eastAsia="zh-CN"/>
               </w:rPr>
-              <w:t>2.1 登录步骤</w:t>
-            </w:r>
-          </w:p>
-          <w:p>
-            <w:pPr>
-              <w:ind w:left="720" w:hanging="360"/>
-              <w:rPr>
-                <w:rFonts w:hAnsi="宋体"/>
-                <w:bCs/>
-                <w:szCs w:val="21"/>
-              </w:rPr>
-            </w:pPr>
-            <w:r>
-              <w:rPr>
-                <w:rFonts w:hAnsi="宋体"/>
-                <w:bCs/>
-                <w:szCs w:val="21"/>
-              </w:rPr>
-              <w:t>1. 打开登录页，输入 LIMS 账号、密码 和 验证码</w:t>
-            </w:r>
-          </w:p>
-          <w:p>
-            <w:pPr>
-              <w:ind w:left="720" w:hanging="360"/>
-              <w:rPr>
-                <w:rFonts w:hAnsi="宋体"/>
-                <w:bCs/>
-                <w:szCs w:val="21"/>
-              </w:rPr>
-            </w:pPr>
-            <w:r>
-              <w:rPr>
-                <w:rFonts w:hAnsi="宋体"/>
-                <w:bCs/>
-                <w:szCs w:val="21"/>
-              </w:rPr>
-              <w:t>2. 验证</w:t>
-            </w:r>
-            <w:proofErr w:type="gramStart"/>
-            <w:r>
-              <w:rPr>
-                <w:rFonts w:hAnsi="宋体"/>
-                <w:bCs/>
-                <w:szCs w:val="21"/>
-              </w:rPr>
-              <w:t>码图片</w:t>
-            </w:r>
-            <w:proofErr w:type="gramEnd"/>
-            <w:r>
-              <w:rPr>
-                <w:rFonts w:hAnsi="宋体"/>
-                <w:bCs/>
-                <w:szCs w:val="21"/>
-              </w:rPr>
-              <w:t>可点击刷新</w:t>
-            </w:r>
-          </w:p>
-          <w:p>
-            <w:pPr>
-              <w:ind w:left="720" w:hanging="360"/>
-              <w:rPr>
-                <w:rFonts w:hAnsi="宋体"/>
-                <w:bCs/>
-                <w:szCs w:val="21"/>
-              </w:rPr>
-            </w:pPr>
-            <w:r>
-              <w:rPr>
-                <w:rFonts w:hAnsi="宋体"/>
-                <w:bCs/>
-                <w:szCs w:val="21"/>
-              </w:rPr>
-              <w:t xml:space="preserve">3. 密码框右侧有 </w:t>
-            </w:r>
-            <w:r>
-              <w:rPr>
-                <w:rFonts w:ascii="Segoe UI Symbol" w:hAnsi="Segoe UI Symbol" w:cs="Segoe UI Symbol"/>
-                <w:bCs/>
-                <w:szCs w:val="21"/>
-              </w:rPr>
-              <w:t>👁</w:t>
-            </w:r>
-            <w:r>
-              <w:rPr>
-                <w:rFonts w:hAnsi="宋体"/>
-                <w:bCs/>
-                <w:szCs w:val="21"/>
-              </w:rPr>
-              <w:t>/</w:t>
-            </w:r>
-            <w:r>
-              <w:rPr>
-                <w:rFonts w:ascii="Segoe UI Emoji" w:hAnsi="Segoe UI Emoji" w:cs="Segoe UI Emoji"/>
-                <w:bCs/>
-                <w:szCs w:val="21"/>
-              </w:rPr>
-              <w:t>🙈</w:t>
-            </w:r>
-            <w:r>
-              <w:rPr>
-                <w:rFonts w:hAnsi="宋体"/>
-                <w:bCs/>
-                <w:szCs w:val="21"/>
-              </w:rPr>
-              <w:t xml:space="preserve"> 显示/隐藏切换按钮</w:t>
-            </w:r>
-          </w:p>
-          <w:p>
-            <w:pPr>
-              <w:ind w:left="720" w:hanging="360"/>
-              <w:rPr>
-                <w:rFonts w:hAnsi="宋体"/>
-                <w:bCs/>
-                <w:szCs w:val="21"/>
-              </w:rPr>
-            </w:pPr>
-            <w:r>
-              <w:rPr>
-                <w:rFonts w:hAnsi="宋体"/>
-                <w:bCs/>
-                <w:szCs w:val="21"/>
-              </w:rPr>
-              <w:t>4. 点击登录 → 系统验证身份 → 成功后跳转至标准品管理页</w:t>
-            </w:r>
-          </w:p>
-          <w:p>
-            <w:pPr>
-              <w:pStyle w:val="1"/>
-              <w:keepNext w:val="0"/>
-              <w:spacing w:before="0" w:line="240" w:lineRule="auto"/>
-              <w:rPr>
-                <w:rFonts w:ascii="宋体" w:eastAsia="宋体" w:hAnsi="宋体"/>
-                <w:b w:val="0"/>
-                <w:sz w:val="21"/>
-                <w:szCs w:val="21"/>
-                <w:lang w:eastAsia="zh-CN"/>
-              </w:rPr>
-            </w:pPr>
-            <w:r>
-              <w:rPr>
-                <w:rFonts w:ascii="宋体" w:eastAsia="宋体" w:hAnsi="宋体"/>
-                <w:b w:val="0"/>
-                <w:sz w:val="21"/>
-                <w:szCs w:val="21"/>
-                <w:lang w:eastAsia="zh-CN"/>
-              </w:rPr>
-              <w:t>三、标准品管理页</w:t>
-            </w:r>
-          </w:p>
-          <w:p>
-            <w:pPr>
-              <w:pStyle w:val="20"/>
-              <w:keepNext w:val="0"/>
-              <w:spacing w:before="0" w:line="240" w:lineRule="auto"/>
-              <w:rPr>
-                <w:rFonts w:ascii="宋体" w:eastAsia="宋体" w:hAnsi="宋体"/>
-                <w:b w:val="0"/>
-                <w:sz w:val="21"/>
-                <w:szCs w:val="21"/>
-                <w:lang w:eastAsia="zh-CN"/>
-              </w:rPr>
-            </w:pPr>
-            <w:r>
-              <w:rPr>
-                <w:rFonts w:ascii="宋体" w:eastAsia="宋体" w:hAnsi="宋体"/>
-                <w:b w:val="0"/>
-                <w:sz w:val="21"/>
-                <w:szCs w:val="21"/>
-                <w:lang w:eastAsia="zh-CN"/>
-              </w:rPr>
-              <w:t>3.1 操作流程（按使用顺序）</w:t>
+              <w:t>3.2 操作要点与规则</w:t>
             </w:r>
           </w:p>
           <w:p>
@@ -1378,721 +2076,7 @@
               <w:keepNext w:val="0"/>
               <w:spacing w:before="0" w:line="240" w:lineRule="auto"/>
               <w:rPr>
-                <w:rFonts w:ascii="宋体" w:eastAsia="宋体" w:hAnsi="宋体"/>
-                <w:b w:val="0"/>
-                <w:szCs w:val="21"/>
-                <w:lang w:eastAsia="zh-CN"/>
-              </w:rPr>
-            </w:pPr>
-            <w:r>
-              <w:rPr>
-                <w:rFonts w:ascii="宋体" w:eastAsia="宋体" w:hAnsi="宋体"/>
-                <w:b w:val="0"/>
-                <w:szCs w:val="21"/>
-                <w:lang w:eastAsia="zh-CN"/>
-              </w:rPr>
-              <w:t>① 加载数据</w:t>
-            </w:r>
-          </w:p>
-          <w:p>
-            <w:pPr>
-              <w:rPr>
-                <w:rFonts w:hAnsi="宋体"/>
-                <w:bCs/>
-                <w:szCs w:val="21"/>
-              </w:rPr>
-            </w:pPr>
-            <w:r>
-              <w:rPr>
-                <w:rFonts w:hAnsi="宋体"/>
-                <w:bCs/>
-                <w:szCs w:val="21"/>
-              </w:rPr>
-              <w:t>页面打开时自动从配置的 Excel 文件</w:t>
-            </w:r>
-            <w:proofErr w:type="gramStart"/>
-            <w:r>
-              <w:rPr>
-                <w:rFonts w:hAnsi="宋体"/>
-                <w:bCs/>
-                <w:szCs w:val="21"/>
-              </w:rPr>
-              <w:t>加载台</w:t>
-            </w:r>
-            <w:proofErr w:type="gramEnd"/>
-            <w:r>
-              <w:rPr>
-                <w:rFonts w:hAnsi="宋体"/>
-                <w:bCs/>
-                <w:szCs w:val="21"/>
-              </w:rPr>
-              <w:t>账。未配置路径时，先到「设置」配置 Excel 路径。</w:t>
-            </w:r>
-          </w:p>
-          <w:p>
-            <w:pPr>
-              <w:pStyle w:val="3"/>
-              <w:keepNext w:val="0"/>
-              <w:spacing w:before="0" w:line="240" w:lineRule="auto"/>
-              <w:rPr>
-                <w:rFonts w:ascii="宋体" w:eastAsia="宋体" w:hAnsi="宋体"/>
-                <w:b w:val="0"/>
-                <w:szCs w:val="21"/>
-                <w:lang w:eastAsia="zh-CN"/>
-              </w:rPr>
-            </w:pPr>
-            <w:r>
-              <w:rPr>
-                <w:rFonts w:ascii="宋体" w:eastAsia="宋体" w:hAnsi="宋体"/>
-                <w:b w:val="0"/>
-                <w:szCs w:val="21"/>
-                <w:lang w:eastAsia="zh-CN"/>
-              </w:rPr>
-              <w:t>② 查询标准品</w:t>
-            </w:r>
-          </w:p>
-          <w:p>
-            <w:pPr>
-              <w:ind w:left="720" w:hanging="360"/>
-              <w:rPr>
-                <w:rFonts w:hAnsi="宋体"/>
-                <w:bCs/>
-                <w:szCs w:val="21"/>
-              </w:rPr>
-            </w:pPr>
-            <w:r>
-              <w:rPr>
-                <w:rFonts w:hAnsi="宋体"/>
-                <w:bCs/>
-                <w:szCs w:val="21"/>
-              </w:rPr>
-              <w:t>1. 在</w:t>
-            </w:r>
-            <w:proofErr w:type="gramStart"/>
-            <w:r>
-              <w:rPr>
-                <w:rFonts w:hAnsi="宋体"/>
-                <w:bCs/>
-                <w:szCs w:val="21"/>
-              </w:rPr>
-              <w:t>查询区</w:t>
-            </w:r>
-            <w:proofErr w:type="gramEnd"/>
-            <w:r>
-              <w:rPr>
-                <w:rFonts w:hAnsi="宋体"/>
-                <w:bCs/>
-                <w:szCs w:val="21"/>
-              </w:rPr>
-              <w:t>输入 名称 / CAS号 / 实验室编号（模糊匹配）</w:t>
-            </w:r>
-          </w:p>
-          <w:p>
-            <w:pPr>
-              <w:ind w:left="720" w:hanging="360"/>
-              <w:rPr>
-                <w:rFonts w:hAnsi="宋体"/>
-                <w:bCs/>
-                <w:szCs w:val="21"/>
-              </w:rPr>
-            </w:pPr>
-            <w:r>
-              <w:rPr>
-                <w:rFonts w:hAnsi="宋体"/>
-                <w:bCs/>
-                <w:szCs w:val="21"/>
-              </w:rPr>
-              <w:t>2. 按需选择筛选条件</w:t>
-            </w:r>
-          </w:p>
-          <w:p>
-            <w:pPr>
-              <w:pStyle w:val="2"/>
-              <w:spacing w:after="0" w:line="240" w:lineRule="auto"/>
-              <w:ind w:left="824" w:hanging="360"/>
-              <w:rPr>
                 <w:rFonts w:ascii="宋体" w:eastAsia="宋体" w:hAnsi="宋体" w:hint="eastAsia"/>
-                <w:bCs/>
-                <w:szCs w:val="21"/>
-              </w:rPr>
-            </w:pPr>
-            <w:proofErr w:type="spellStart"/>
-            <w:r>
-              <w:rPr>
-                <w:rFonts w:ascii="宋体" w:eastAsia="宋体" w:hAnsi="宋体"/>
-                <w:bCs/>
-                <w:szCs w:val="21"/>
-              </w:rPr>
-              <w:t>组别</w:t>
-            </w:r>
-            <w:proofErr w:type="spellEnd"/>
-          </w:p>
-          <w:p>
-            <w:pPr>
-              <w:pStyle w:val="2"/>
-              <w:spacing w:after="0" w:line="240" w:lineRule="auto"/>
-              <w:ind w:left="824" w:hanging="360"/>
-              <w:rPr>
-                <w:rFonts w:ascii="宋体" w:eastAsia="宋体" w:hAnsi="宋体" w:hint="eastAsia"/>
-                <w:bCs/>
-                <w:szCs w:val="21"/>
-                <w:lang w:eastAsia="zh-CN"/>
-              </w:rPr>
-            </w:pPr>
-            <w:r>
-              <w:rPr>
-                <w:rFonts w:ascii="宋体" w:eastAsia="宋体" w:hAnsi="宋体"/>
-                <w:bCs/>
-                <w:szCs w:val="21"/>
-                <w:lang w:eastAsia="zh-CN"/>
-              </w:rPr>
-              <w:t xml:space="preserve">过期状态：全部 / 仅过期 / </w:t>
-            </w:r>
-            <w:proofErr w:type="gramStart"/>
-            <w:r>
-              <w:rPr>
-                <w:rFonts w:ascii="宋体" w:eastAsia="宋体" w:hAnsi="宋体"/>
-                <w:bCs/>
-                <w:szCs w:val="21"/>
-                <w:lang w:eastAsia="zh-CN"/>
-              </w:rPr>
-              <w:t>仅有效</w:t>
-            </w:r>
-            <w:proofErr w:type="gramEnd"/>
-            <w:r>
-              <w:rPr>
-                <w:rFonts w:ascii="宋体" w:eastAsia="宋体" w:hAnsi="宋体"/>
-                <w:bCs/>
-                <w:szCs w:val="21"/>
-                <w:lang w:eastAsia="zh-CN"/>
-              </w:rPr>
-              <w:t xml:space="preserve"> / 即将过期（2 </w:t>
-            </w:r>
-            <w:proofErr w:type="gramStart"/>
-            <w:r>
-              <w:rPr>
-                <w:rFonts w:ascii="宋体" w:eastAsia="宋体" w:hAnsi="宋体"/>
-                <w:bCs/>
-                <w:szCs w:val="21"/>
-                <w:lang w:eastAsia="zh-CN"/>
-              </w:rPr>
-              <w:t>个</w:t>
-            </w:r>
-            <w:proofErr w:type="gramEnd"/>
-            <w:r>
-              <w:rPr>
-                <w:rFonts w:ascii="宋体" w:eastAsia="宋体" w:hAnsi="宋体"/>
-                <w:bCs/>
-                <w:szCs w:val="21"/>
-                <w:lang w:eastAsia="zh-CN"/>
-              </w:rPr>
-              <w:t>月内）</w:t>
-            </w:r>
-          </w:p>
-          <w:p>
-            <w:pPr>
-              <w:pStyle w:val="2"/>
-              <w:spacing w:after="0" w:line="240" w:lineRule="auto"/>
-              <w:ind w:left="824" w:hanging="360"/>
-              <w:rPr>
-                <w:rFonts w:ascii="宋体" w:eastAsia="宋体" w:hAnsi="宋体" w:hint="eastAsia"/>
-                <w:bCs/>
-                <w:szCs w:val="21"/>
-              </w:rPr>
-            </w:pPr>
-            <w:proofErr w:type="spellStart"/>
-            <w:r>
-              <w:rPr>
-                <w:rFonts w:ascii="宋体" w:eastAsia="宋体" w:hAnsi="宋体"/>
-                <w:bCs/>
-                <w:szCs w:val="21"/>
-              </w:rPr>
-              <w:t>使用情况：未开封</w:t>
-            </w:r>
-            <w:proofErr w:type="spellEnd"/>
-            <w:r>
-              <w:rPr>
-                <w:rFonts w:ascii="宋体" w:eastAsia="宋体" w:hAnsi="宋体"/>
-                <w:bCs/>
-                <w:szCs w:val="21"/>
-              </w:rPr>
-              <w:t xml:space="preserve"> / </w:t>
-            </w:r>
-            <w:proofErr w:type="spellStart"/>
-            <w:r>
-              <w:rPr>
-                <w:rFonts w:ascii="宋体" w:eastAsia="宋体" w:hAnsi="宋体"/>
-                <w:bCs/>
-                <w:szCs w:val="21"/>
-              </w:rPr>
-              <w:t>开封</w:t>
-            </w:r>
-            <w:proofErr w:type="spellEnd"/>
-          </w:p>
-          <w:p>
-            <w:pPr>
-              <w:ind w:left="720" w:hanging="360"/>
-              <w:rPr>
-                <w:rFonts w:hAnsi="宋体"/>
-                <w:bCs/>
-                <w:szCs w:val="21"/>
-              </w:rPr>
-            </w:pPr>
-            <w:r>
-              <w:rPr>
-                <w:rFonts w:hAnsi="宋体"/>
-                <w:bCs/>
-                <w:szCs w:val="21"/>
-              </w:rPr>
-              <w:t>3. 查看结果：灰色背景行 = 已过期标准品</w:t>
-            </w:r>
-          </w:p>
-          <w:p>
-            <w:pPr>
-              <w:pStyle w:val="3"/>
-              <w:keepNext w:val="0"/>
-              <w:spacing w:before="0" w:line="240" w:lineRule="auto"/>
-              <w:rPr>
-                <w:rFonts w:ascii="宋体" w:eastAsia="宋体" w:hAnsi="宋体"/>
-                <w:b w:val="0"/>
-                <w:szCs w:val="21"/>
-                <w:lang w:eastAsia="zh-CN"/>
-              </w:rPr>
-            </w:pPr>
-            <w:r>
-              <w:rPr>
-                <w:rFonts w:ascii="宋体" w:eastAsia="宋体" w:hAnsi="宋体"/>
-                <w:b w:val="0"/>
-                <w:szCs w:val="21"/>
-                <w:lang w:eastAsia="zh-CN"/>
-              </w:rPr>
-              <w:t>③ 新增标准品</w:t>
-            </w:r>
-          </w:p>
-          <w:p>
-            <w:pPr>
-              <w:ind w:left="720" w:hanging="360"/>
-              <w:rPr>
-                <w:rFonts w:hAnsi="宋体"/>
-                <w:bCs/>
-                <w:szCs w:val="21"/>
-              </w:rPr>
-            </w:pPr>
-            <w:r>
-              <w:rPr>
-                <w:rFonts w:hAnsi="宋体"/>
-                <w:bCs/>
-                <w:szCs w:val="21"/>
-              </w:rPr>
-              <w:t>1. 点击顶部「新增」</w:t>
-            </w:r>
-          </w:p>
-          <w:p>
-            <w:pPr>
-              <w:ind w:left="720" w:hanging="360"/>
-              <w:rPr>
-                <w:rFonts w:hAnsi="宋体"/>
-                <w:bCs/>
-                <w:szCs w:val="21"/>
-              </w:rPr>
-            </w:pPr>
-            <w:r>
-              <w:rPr>
-                <w:rFonts w:hAnsi="宋体"/>
-                <w:bCs/>
-                <w:szCs w:val="21"/>
-              </w:rPr>
-              <w:t>2. 填写 必填字段：组别（*）、标品名称（*）、CAS号（*）</w:t>
-            </w:r>
-          </w:p>
-          <w:p>
-            <w:pPr>
-              <w:ind w:left="720" w:hanging="360"/>
-              <w:rPr>
-                <w:rFonts w:hAnsi="宋体"/>
-                <w:bCs/>
-                <w:szCs w:val="21"/>
-              </w:rPr>
-            </w:pPr>
-            <w:r>
-              <w:rPr>
-                <w:rFonts w:hAnsi="宋体"/>
-                <w:bCs/>
-                <w:szCs w:val="21"/>
-              </w:rPr>
-              <w:t>3. （建议）先输入实验室编号查询 LIMS，结果自动回填表单</w:t>
-            </w:r>
-          </w:p>
-          <w:p>
-            <w:pPr>
-              <w:ind w:left="720" w:hanging="360"/>
-              <w:rPr>
-                <w:rFonts w:hAnsi="宋体"/>
-                <w:bCs/>
-                <w:szCs w:val="21"/>
-              </w:rPr>
-            </w:pPr>
-            <w:r>
-              <w:rPr>
-                <w:rFonts w:hAnsi="宋体"/>
-                <w:bCs/>
-                <w:szCs w:val="21"/>
-              </w:rPr>
-              <w:lastRenderedPageBreak/>
-              <w:t>4. 保存 → 自动同步写入 Excel，同时更新使用情况</w:t>
-            </w:r>
-          </w:p>
-          <w:p>
-            <w:pPr>
-              <w:pStyle w:val="3"/>
-              <w:keepNext w:val="0"/>
-              <w:spacing w:before="0" w:line="240" w:lineRule="auto"/>
-              <w:rPr>
-                <w:rFonts w:ascii="宋体" w:eastAsia="宋体" w:hAnsi="宋体"/>
-                <w:b w:val="0"/>
-                <w:szCs w:val="21"/>
-                <w:lang w:eastAsia="zh-CN"/>
-              </w:rPr>
-            </w:pPr>
-            <w:r>
-              <w:rPr>
-                <w:rFonts w:ascii="宋体" w:eastAsia="宋体" w:hAnsi="宋体"/>
-                <w:b w:val="0"/>
-                <w:szCs w:val="21"/>
-                <w:lang w:eastAsia="zh-CN"/>
-              </w:rPr>
-              <w:t>④ 编辑标准品</w:t>
-            </w:r>
-          </w:p>
-          <w:p>
-            <w:pPr>
-              <w:ind w:left="720" w:hanging="360"/>
-              <w:rPr>
-                <w:rFonts w:hAnsi="宋体"/>
-                <w:bCs/>
-                <w:szCs w:val="21"/>
-              </w:rPr>
-            </w:pPr>
-            <w:r>
-              <w:rPr>
-                <w:rFonts w:hAnsi="宋体"/>
-                <w:bCs/>
-                <w:szCs w:val="21"/>
-              </w:rPr>
-              <w:t>1. 点击操作列「编辑」按钮</w:t>
-            </w:r>
-          </w:p>
-          <w:p>
-            <w:pPr>
-              <w:ind w:left="720" w:hanging="360"/>
-              <w:rPr>
-                <w:rFonts w:hAnsi="宋体"/>
-                <w:bCs/>
-                <w:szCs w:val="21"/>
-              </w:rPr>
-            </w:pPr>
-            <w:r>
-              <w:rPr>
-                <w:rFonts w:hAnsi="宋体"/>
-                <w:bCs/>
-                <w:szCs w:val="21"/>
-              </w:rPr>
-              <w:t>2. 修改信息</w:t>
-            </w:r>
-          </w:p>
-          <w:p>
-            <w:pPr>
-              <w:ind w:left="720" w:hanging="360"/>
-              <w:rPr>
-                <w:rFonts w:hAnsi="宋体"/>
-                <w:bCs/>
-                <w:szCs w:val="21"/>
-              </w:rPr>
-            </w:pPr>
-            <w:r>
-              <w:rPr>
-                <w:rFonts w:hAnsi="宋体"/>
-                <w:bCs/>
-                <w:szCs w:val="21"/>
-              </w:rPr>
-              <w:t>3. 保存 → 同步 Excel</w:t>
-            </w:r>
-          </w:p>
-          <w:p>
-            <w:pPr>
-              <w:ind w:left="720" w:hanging="360"/>
-              <w:rPr>
-                <w:rFonts w:hAnsi="宋体"/>
-                <w:bCs/>
-                <w:szCs w:val="21"/>
-              </w:rPr>
-            </w:pPr>
-            <w:r>
-              <w:rPr>
-                <w:rFonts w:hAnsi="宋体"/>
-                <w:bCs/>
-                <w:szCs w:val="21"/>
-              </w:rPr>
-              <w:t>4. 若修改了浓度单位：系统自动检测变更，确认后同步回写 LIMS</w:t>
-            </w:r>
-          </w:p>
-          <w:p>
-            <w:pPr>
-              <w:pStyle w:val="3"/>
-              <w:keepNext w:val="0"/>
-              <w:spacing w:before="0" w:line="240" w:lineRule="auto"/>
-              <w:rPr>
-                <w:rFonts w:ascii="宋体" w:eastAsia="宋体" w:hAnsi="宋体"/>
-                <w:b w:val="0"/>
-                <w:szCs w:val="21"/>
-                <w:lang w:eastAsia="zh-CN"/>
-              </w:rPr>
-            </w:pPr>
-            <w:r>
-              <w:rPr>
-                <w:rFonts w:ascii="宋体" w:eastAsia="宋体" w:hAnsi="宋体"/>
-                <w:b w:val="0"/>
-                <w:szCs w:val="21"/>
-                <w:lang w:eastAsia="zh-CN"/>
-              </w:rPr>
-              <w:t>⑤ 删除标准品</w:t>
-            </w:r>
-          </w:p>
-          <w:p>
-            <w:pPr>
-              <w:ind w:left="720" w:hanging="360"/>
-              <w:rPr>
-                <w:rFonts w:hAnsi="宋体"/>
-                <w:bCs/>
-                <w:szCs w:val="21"/>
-              </w:rPr>
-            </w:pPr>
-            <w:r>
-              <w:rPr>
-                <w:rFonts w:hAnsi="宋体"/>
-                <w:bCs/>
-                <w:szCs w:val="21"/>
-              </w:rPr>
-              <w:t>1. 点击操作列「删除」</w:t>
-            </w:r>
-          </w:p>
-          <w:p>
-            <w:pPr>
-              <w:ind w:left="720" w:hanging="360"/>
-              <w:rPr>
-                <w:rFonts w:hAnsi="宋体"/>
-                <w:bCs/>
-                <w:szCs w:val="21"/>
-              </w:rPr>
-            </w:pPr>
-            <w:r>
-              <w:rPr>
-                <w:rFonts w:hAnsi="宋体"/>
-                <w:bCs/>
-                <w:szCs w:val="21"/>
-              </w:rPr>
-              <w:t>2. 在二次确认弹窗中确认（防止误删）</w:t>
-            </w:r>
-          </w:p>
-          <w:p>
-            <w:pPr>
-              <w:pStyle w:val="3"/>
-              <w:keepNext w:val="0"/>
-              <w:spacing w:before="0" w:line="240" w:lineRule="auto"/>
-              <w:rPr>
-                <w:rFonts w:ascii="宋体" w:eastAsia="宋体" w:hAnsi="宋体"/>
-                <w:b w:val="0"/>
-                <w:szCs w:val="21"/>
-                <w:lang w:eastAsia="zh-CN"/>
-              </w:rPr>
-            </w:pPr>
-            <w:r>
-              <w:rPr>
-                <w:rFonts w:ascii="宋体" w:eastAsia="宋体" w:hAnsi="宋体"/>
-                <w:b w:val="0"/>
-                <w:szCs w:val="21"/>
-                <w:lang w:eastAsia="zh-CN"/>
-              </w:rPr>
-              <w:t>⑥ 查看证书</w:t>
-            </w:r>
-          </w:p>
-          <w:p>
-            <w:pPr>
-              <w:ind w:left="720" w:hanging="360"/>
-              <w:rPr>
-                <w:rFonts w:hAnsi="宋体"/>
-                <w:bCs/>
-                <w:szCs w:val="21"/>
-              </w:rPr>
-            </w:pPr>
-            <w:r>
-              <w:rPr>
-                <w:rFonts w:hAnsi="宋体"/>
-                <w:bCs/>
-                <w:szCs w:val="21"/>
-              </w:rPr>
-              <w:t xml:space="preserve">1. 点击 </w:t>
-            </w:r>
-            <w:r>
-              <w:rPr>
-                <w:rFonts w:ascii="Segoe UI Emoji" w:hAnsi="Segoe UI Emoji" w:cs="Segoe UI Emoji"/>
-                <w:bCs/>
-                <w:szCs w:val="21"/>
-              </w:rPr>
-              <w:t>📄</w:t>
-            </w:r>
-            <w:r>
-              <w:rPr>
-                <w:rFonts w:hAnsi="宋体"/>
-                <w:bCs/>
-                <w:szCs w:val="21"/>
-              </w:rPr>
-              <w:t xml:space="preserve"> 图标</w:t>
-            </w:r>
-          </w:p>
-          <w:p>
-            <w:pPr>
-              <w:ind w:left="720" w:hanging="360"/>
-              <w:rPr>
-                <w:rFonts w:hAnsi="宋体"/>
-                <w:bCs/>
-                <w:szCs w:val="21"/>
-              </w:rPr>
-            </w:pPr>
-            <w:r>
-              <w:rPr>
-                <w:rFonts w:hAnsi="宋体"/>
-                <w:bCs/>
-                <w:szCs w:val="21"/>
-              </w:rPr>
-              <w:t>2. 系统在证书目录下搜索 PDF：直接文件名 → 年份文件夹 → 年份+分类文件夹（消费品、轻工、FCM、MD、日化等）</w:t>
-            </w:r>
-          </w:p>
-          <w:p>
-            <w:pPr>
-              <w:pStyle w:val="3"/>
-              <w:keepNext w:val="0"/>
-              <w:spacing w:before="0" w:line="240" w:lineRule="auto"/>
-              <w:rPr>
-                <w:rFonts w:ascii="宋体" w:eastAsia="宋体" w:hAnsi="宋体"/>
-                <w:b w:val="0"/>
-                <w:szCs w:val="21"/>
-                <w:lang w:eastAsia="zh-CN"/>
-              </w:rPr>
-            </w:pPr>
-            <w:r>
-              <w:rPr>
-                <w:rFonts w:ascii="宋体" w:eastAsia="宋体" w:hAnsi="宋体"/>
-                <w:b w:val="0"/>
-                <w:szCs w:val="21"/>
-                <w:lang w:eastAsia="zh-CN"/>
-              </w:rPr>
-              <w:t>⑦ 设置 / 配置</w:t>
-            </w:r>
-          </w:p>
-          <w:p>
-            <w:pPr>
-              <w:ind w:left="720" w:hanging="360"/>
-              <w:rPr>
-                <w:rFonts w:hAnsi="宋体"/>
-                <w:bCs/>
-                <w:szCs w:val="21"/>
-              </w:rPr>
-            </w:pPr>
-            <w:r>
-              <w:rPr>
-                <w:rFonts w:hAnsi="宋体"/>
-                <w:bCs/>
-                <w:szCs w:val="21"/>
-              </w:rPr>
-              <w:t>1. 点击「设置」</w:t>
-            </w:r>
-          </w:p>
-          <w:p>
-            <w:pPr>
-              <w:ind w:left="720" w:hanging="360"/>
-              <w:rPr>
-                <w:rFonts w:hAnsi="宋体" w:hint="eastAsia"/>
-                <w:bCs/>
-                <w:szCs w:val="21"/>
-              </w:rPr>
-            </w:pPr>
-            <w:r>
-              <w:rPr>
-                <w:rFonts w:hAnsi="宋体"/>
-                <w:bCs/>
-                <w:szCs w:val="21"/>
-              </w:rPr>
-              <w:t>2. 配置 Excel 文件路径</w:t>
-            </w:r>
-          </w:p>
-          <w:p>
-            <w:pPr>
-              <w:ind w:left="720" w:hanging="360"/>
-              <w:rPr>
-                <w:rFonts w:hAnsi="宋体" w:hint="eastAsia"/>
-                <w:bCs/>
-                <w:szCs w:val="21"/>
-              </w:rPr>
-            </w:pPr>
-            <w:r>
-              <w:rPr>
-                <w:rFonts w:hAnsi="宋体"/>
-                <w:bCs/>
-                <w:szCs w:val="21"/>
-              </w:rPr>
-              <w:t>3. 配置 证书文件夹路径</w:t>
-            </w:r>
-          </w:p>
-          <w:p>
-            <w:pPr>
-              <w:ind w:left="720" w:hanging="360"/>
-              <w:rPr>
-                <w:rFonts w:hAnsi="宋体"/>
-                <w:bCs/>
-                <w:szCs w:val="21"/>
-              </w:rPr>
-            </w:pPr>
-            <w:r>
-              <w:rPr>
-                <w:rFonts w:hAnsi="宋体"/>
-                <w:bCs/>
-                <w:szCs w:val="21"/>
-              </w:rPr>
-              <w:t>4. 保存 → 自动重新加载数据</w:t>
-            </w:r>
-          </w:p>
-          <w:p>
-            <w:pPr>
-              <w:pStyle w:val="20"/>
-              <w:keepNext w:val="0"/>
-              <w:spacing w:before="0" w:line="240" w:lineRule="auto"/>
-              <w:rPr>
-                <w:rFonts w:ascii="宋体" w:eastAsia="宋体" w:hAnsi="宋体"/>
-                <w:b w:val="0"/>
-                <w:sz w:val="21"/>
-                <w:szCs w:val="21"/>
-                <w:lang w:eastAsia="zh-CN"/>
-              </w:rPr>
-            </w:pPr>
-            <w:r>
-              <w:rPr>
-                <w:rFonts w:ascii="宋体" w:eastAsia="宋体" w:hAnsi="宋体"/>
-                <w:b w:val="0"/>
-                <w:sz w:val="21"/>
-                <w:szCs w:val="21"/>
-                <w:lang w:eastAsia="zh-CN"/>
-              </w:rPr>
-              <w:t>3.2 操作要点与规则</w:t>
-            </w:r>
-          </w:p>
-          <w:p>
-            <w:pPr>
-              <w:pStyle w:val="3"/>
-              <w:keepNext w:val="0"/>
-              <w:spacing w:before="0" w:line="240" w:lineRule="auto"/>
-              <w:rPr>
-                <w:rFonts w:ascii="宋体" w:eastAsia="宋体" w:hAnsi="宋体"/>
                 <w:b w:val="0"/>
                 <w:szCs w:val="21"/>
                 <w:lang w:eastAsia="zh-CN"/>
@@ -2126,7 +2110,7 @@
                 <w:p>
                   <w:pPr>
                     <w:rPr>
-                      <w:rFonts w:hAnsi="宋体"/>
+                      <w:rFonts w:hAnsi="宋体" w:hint="eastAsia"/>
                       <w:bCs/>
                       <w:szCs w:val="21"/>
                     </w:rPr>
@@ -2236,7 +2220,7 @@
           <w:p>
             <w:pPr>
               <w:rPr>
-                <w:rFonts w:hAnsi="宋体"/>
+                <w:rFonts w:hAnsi="宋体" w:hint="eastAsia"/>
                 <w:bCs/>
                 <w:szCs w:val="21"/>
               </w:rPr>
@@ -2248,26 +2232,26 @@
               <w:keepNext w:val="0"/>
               <w:spacing w:before="0" w:line="240" w:lineRule="auto"/>
               <w:rPr>
+                <w:rFonts w:ascii="宋体" w:eastAsia="宋体" w:hAnsi="宋体" w:hint="eastAsia"/>
+                <w:b w:val="0"/>
+                <w:szCs w:val="21"/>
+                <w:lang w:eastAsia="zh-CN"/>
+              </w:rPr>
+            </w:pPr>
+            <w:r>
+              <w:rPr>
                 <w:rFonts w:ascii="宋体" w:eastAsia="宋体" w:hAnsi="宋体"/>
                 <w:b w:val="0"/>
                 <w:szCs w:val="21"/>
                 <w:lang w:eastAsia="zh-CN"/>
               </w:rPr>
-            </w:pPr>
-            <w:r>
-              <w:rPr>
-                <w:rFonts w:ascii="宋体" w:eastAsia="宋体" w:hAnsi="宋体"/>
-                <w:b w:val="0"/>
-                <w:szCs w:val="21"/>
-                <w:lang w:eastAsia="zh-CN"/>
-              </w:rPr>
               <w:t>编号规则 自动检测</w:t>
             </w:r>
           </w:p>
           <w:p>
             <w:pPr>
               <w:rPr>
-                <w:rFonts w:hAnsi="宋体"/>
+                <w:rFonts w:hAnsi="宋体" w:hint="eastAsia"/>
                 <w:bCs/>
                 <w:szCs w:val="21"/>
               </w:rPr>
@@ -2320,7 +2304,7 @@
                 <w:p>
                   <w:pPr>
                     <w:rPr>
-                      <w:rFonts w:hAnsi="宋体"/>
+                      <w:rFonts w:hAnsi="宋体" w:hint="eastAsia"/>
                       <w:bCs/>
                       <w:szCs w:val="21"/>
                     </w:rPr>
@@ -2343,7 +2327,7 @@
                 <w:p>
                   <w:pPr>
                     <w:rPr>
-                      <w:rFonts w:hAnsi="宋体"/>
+                      <w:rFonts w:hAnsi="宋体" w:hint="eastAsia"/>
                       <w:bCs/>
                       <w:szCs w:val="21"/>
                     </w:rPr>
@@ -2366,7 +2350,7 @@
                 <w:p>
                   <w:pPr>
                     <w:rPr>
-                      <w:rFonts w:hAnsi="宋体"/>
+                      <w:rFonts w:hAnsi="宋体" w:hint="eastAsia"/>
                       <w:bCs/>
                       <w:szCs w:val="21"/>
                     </w:rPr>
@@ -2389,7 +2373,7 @@
                 <w:p>
                   <w:pPr>
                     <w:rPr>
-                      <w:rFonts w:hAnsi="宋体"/>
+                      <w:rFonts w:hAnsi="宋体" w:hint="eastAsia"/>
                       <w:bCs/>
                       <w:szCs w:val="21"/>
                     </w:rPr>
@@ -2413,7 +2397,7 @@
                 <w:p>
                   <w:pPr>
                     <w:rPr>
-                      <w:rFonts w:hAnsi="宋体"/>
+                      <w:rFonts w:hAnsi="宋体" w:hint="eastAsia"/>
                       <w:bCs/>
                       <w:szCs w:val="21"/>
                     </w:rPr>
@@ -2435,7 +2419,7 @@
                 <w:p>
                   <w:pPr>
                     <w:rPr>
-                      <w:rFonts w:hAnsi="宋体"/>
+                      <w:rFonts w:hAnsi="宋体" w:hint="eastAsia"/>
                       <w:bCs/>
                       <w:szCs w:val="21"/>
                     </w:rPr>
@@ -2457,7 +2441,7 @@
                 <w:p>
                   <w:pPr>
                     <w:rPr>
-                      <w:rFonts w:hAnsi="宋体"/>
+                      <w:rFonts w:hAnsi="宋体" w:hint="eastAsia"/>
                       <w:bCs/>
                       <w:szCs w:val="21"/>
                     </w:rPr>
@@ -2479,7 +2463,7 @@
                 <w:p>
                   <w:pPr>
                     <w:rPr>
-                      <w:rFonts w:hAnsi="宋体"/>
+                      <w:rFonts w:hAnsi="宋体" w:hint="eastAsia"/>
                       <w:bCs/>
                       <w:szCs w:val="21"/>
                     </w:rPr>
@@ -2503,7 +2487,7 @@
                 <w:p>
                   <w:pPr>
                     <w:rPr>
-                      <w:rFonts w:hAnsi="宋体"/>
+                      <w:rFonts w:hAnsi="宋体" w:hint="eastAsia"/>
                       <w:bCs/>
                       <w:szCs w:val="21"/>
                     </w:rPr>
@@ -2525,7 +2509,7 @@
                 <w:p>
                   <w:pPr>
                     <w:rPr>
-                      <w:rFonts w:hAnsi="宋体"/>
+                      <w:rFonts w:hAnsi="宋体" w:hint="eastAsia"/>
                       <w:bCs/>
                       <w:szCs w:val="21"/>
                     </w:rPr>
@@ -2547,7 +2531,7 @@
                 <w:p>
                   <w:pPr>
                     <w:rPr>
-                      <w:rFonts w:hAnsi="宋体"/>
+                      <w:rFonts w:hAnsi="宋体" w:hint="eastAsia"/>
                       <w:bCs/>
                       <w:szCs w:val="21"/>
                     </w:rPr>
@@ -2569,7 +2553,7 @@
                 <w:p>
                   <w:pPr>
                     <w:rPr>
-                      <w:rFonts w:hAnsi="宋体"/>
+                      <w:rFonts w:hAnsi="宋体" w:hint="eastAsia"/>
                       <w:bCs/>
                       <w:szCs w:val="21"/>
                     </w:rPr>
@@ -2593,7 +2577,7 @@
                 <w:p>
                   <w:pPr>
                     <w:rPr>
-                      <w:rFonts w:hAnsi="宋体"/>
+                      <w:rFonts w:hAnsi="宋体" w:hint="eastAsia"/>
                       <w:bCs/>
                       <w:szCs w:val="21"/>
                     </w:rPr>
@@ -2615,7 +2599,7 @@
                 <w:p>
                   <w:pPr>
                     <w:rPr>
-                      <w:rFonts w:hAnsi="宋体"/>
+                      <w:rFonts w:hAnsi="宋体" w:hint="eastAsia"/>
                       <w:bCs/>
                       <w:szCs w:val="21"/>
                     </w:rPr>
@@ -2637,7 +2621,7 @@
                 <w:p>
                   <w:pPr>
                     <w:rPr>
-                      <w:rFonts w:hAnsi="宋体"/>
+                      <w:rFonts w:hAnsi="宋体" w:hint="eastAsia"/>
                       <w:bCs/>
                       <w:szCs w:val="21"/>
                     </w:rPr>
@@ -2659,7 +2643,7 @@
                 <w:p>
                   <w:pPr>
                     <w:rPr>
-                      <w:rFonts w:hAnsi="宋体"/>
+                      <w:rFonts w:hAnsi="宋体" w:hint="eastAsia"/>
                       <w:bCs/>
                       <w:szCs w:val="21"/>
                     </w:rPr>
@@ -2679,7 +2663,7 @@
           <w:p>
             <w:pPr>
               <w:rPr>
-                <w:rFonts w:hAnsi="宋体"/>
+                <w:rFonts w:hAnsi="宋体" w:hint="eastAsia"/>
                 <w:bCs/>
                 <w:szCs w:val="21"/>
               </w:rPr>
@@ -2691,21 +2675,21 @@
               <w:keepNext w:val="0"/>
               <w:spacing w:before="0" w:line="240" w:lineRule="auto"/>
               <w:rPr>
+                <w:rFonts w:ascii="宋体" w:eastAsia="宋体" w:hAnsi="宋体" w:hint="eastAsia"/>
+                <w:b w:val="0"/>
+                <w:sz w:val="21"/>
+                <w:szCs w:val="21"/>
+                <w:lang w:eastAsia="zh-CN"/>
+              </w:rPr>
+            </w:pPr>
+            <w:r>
+              <w:rPr>
                 <w:rFonts w:ascii="宋体" w:eastAsia="宋体" w:hAnsi="宋体"/>
                 <w:b w:val="0"/>
                 <w:sz w:val="21"/>
                 <w:szCs w:val="21"/>
                 <w:lang w:eastAsia="zh-CN"/>
               </w:rPr>
-            </w:pPr>
-            <w:r>
-              <w:rPr>
-                <w:rFonts w:ascii="宋体" w:eastAsia="宋体" w:hAnsi="宋体"/>
-                <w:b w:val="0"/>
-                <w:sz w:val="21"/>
-                <w:szCs w:val="21"/>
-                <w:lang w:eastAsia="zh-CN"/>
-              </w:rPr>
               <w:t>四、标准物质配置页</w:t>
             </w:r>
           </w:p>
@@ -2715,7 +2699,7 @@
               <w:keepNext w:val="0"/>
               <w:spacing w:before="0" w:line="240" w:lineRule="auto"/>
               <w:rPr>
-                <w:rFonts w:ascii="宋体" w:eastAsia="宋体" w:hAnsi="宋体"/>
+                <w:rFonts w:ascii="宋体" w:eastAsia="宋体" w:hAnsi="宋体" w:hint="eastAsia"/>
                 <w:b w:val="0"/>
                 <w:sz w:val="21"/>
                 <w:szCs w:val="21"/>
@@ -2769,7 +2753,7 @@
                 <w:p>
                   <w:pPr>
                     <w:rPr>
-                      <w:rFonts w:hAnsi="宋体"/>
+                      <w:rFonts w:hAnsi="宋体" w:hint="eastAsia"/>
                       <w:bCs/>
                       <w:szCs w:val="21"/>
                     </w:rPr>
@@ -2793,7 +2777,7 @@
                 <w:p>
                   <w:pPr>
                     <w:rPr>
-                      <w:rFonts w:hAnsi="宋体"/>
+                      <w:rFonts w:hAnsi="宋体" w:hint="eastAsia"/>
                       <w:bCs/>
                       <w:szCs w:val="21"/>
                     </w:rPr>
@@ -2816,7 +2800,7 @@
                 <w:p>
                   <w:pPr>
                     <w:rPr>
-                      <w:rFonts w:hAnsi="宋体"/>
+                      <w:rFonts w:hAnsi="宋体" w:hint="eastAsia"/>
                       <w:bCs/>
                       <w:szCs w:val="21"/>
                     </w:rPr>
@@ -2844,7 +2828,7 @@
                 <w:p>
                   <w:pPr>
                     <w:rPr>
-                      <w:rFonts w:hAnsi="宋体"/>
+                      <w:rFonts w:hAnsi="宋体" w:hint="eastAsia"/>
                       <w:bCs/>
                       <w:szCs w:val="21"/>
                     </w:rPr>
@@ -2866,7 +2850,7 @@
                 <w:p>
                   <w:pPr>
                     <w:rPr>
-                      <w:rFonts w:hAnsi="宋体"/>
+                      <w:rFonts w:hAnsi="宋体" w:hint="eastAsia"/>
                       <w:bCs/>
                       <w:szCs w:val="21"/>
                     </w:rPr>
@@ -2888,7 +2872,7 @@
                 <w:p>
                   <w:pPr>
                     <w:rPr>
-                      <w:rFonts w:hAnsi="宋体"/>
+                      <w:rFonts w:hAnsi="宋体" w:hint="eastAsia"/>
                       <w:bCs/>
                       <w:szCs w:val="21"/>
                     </w:rPr>
@@ -2916,7 +2900,7 @@
                 <w:p>
                   <w:pPr>
                     <w:rPr>
-                      <w:rFonts w:hAnsi="宋体"/>
+                      <w:rFonts w:hAnsi="宋体" w:hint="eastAsia"/>
                       <w:bCs/>
                       <w:szCs w:val="21"/>
                     </w:rPr>
@@ -2938,7 +2922,7 @@
                 <w:p>
                   <w:pPr>
                     <w:rPr>
-                      <w:rFonts w:hAnsi="宋体"/>
+                      <w:rFonts w:hAnsi="宋体" w:hint="eastAsia"/>
                       <w:bCs/>
                       <w:szCs w:val="21"/>
                     </w:rPr>
@@ -2960,7 +2944,7 @@
                 <w:p>
                   <w:pPr>
                     <w:rPr>
-                      <w:rFonts w:hAnsi="宋体"/>
+                      <w:rFonts w:hAnsi="宋体" w:hint="eastAsia"/>
                       <w:bCs/>
                       <w:szCs w:val="21"/>
                     </w:rPr>
@@ -2988,7 +2972,7 @@
                 <w:p>
                   <w:pPr>
                     <w:rPr>
-                      <w:rFonts w:hAnsi="宋体"/>
+                      <w:rFonts w:hAnsi="宋体" w:hint="eastAsia"/>
                       <w:bCs/>
                       <w:szCs w:val="21"/>
                     </w:rPr>
@@ -3010,7 +2994,7 @@
                 <w:p>
                   <w:pPr>
                     <w:rPr>
-                      <w:rFonts w:hAnsi="宋体"/>
+                      <w:rFonts w:hAnsi="宋体" w:hint="eastAsia"/>
                       <w:bCs/>
                       <w:szCs w:val="21"/>
                     </w:rPr>
@@ -3042,7 +3026,7 @@
                 <w:p>
                   <w:pPr>
                     <w:rPr>
-                      <w:rFonts w:hAnsi="宋体"/>
+                      <w:rFonts w:hAnsi="宋体" w:hint="eastAsia"/>
                       <w:bCs/>
                       <w:szCs w:val="21"/>
                     </w:rPr>
@@ -3062,7 +3046,7 @@
           <w:p>
             <w:pPr>
               <w:rPr>
-                <w:rFonts w:hAnsi="宋体"/>
+                <w:rFonts w:hAnsi="宋体" w:hint="eastAsia"/>
                 <w:bCs/>
                 <w:szCs w:val="21"/>
               </w:rPr>
@@ -3074,12 +3058,209 @@
               <w:keepNext w:val="0"/>
               <w:spacing w:before="0" w:line="240" w:lineRule="auto"/>
               <w:rPr>
+                <w:rFonts w:ascii="宋体" w:eastAsia="宋体" w:hAnsi="宋体" w:hint="eastAsia"/>
+                <w:b w:val="0"/>
+                <w:sz w:val="21"/>
+                <w:szCs w:val="21"/>
+                <w:lang w:eastAsia="zh-CN"/>
+              </w:rPr>
+            </w:pPr>
+            <w:r>
+              <w:rPr>
                 <w:rFonts w:ascii="宋体" w:eastAsia="宋体" w:hAnsi="宋体"/>
                 <w:b w:val="0"/>
                 <w:sz w:val="21"/>
                 <w:szCs w:val="21"/>
                 <w:lang w:eastAsia="zh-CN"/>
               </w:rPr>
+              <w:t>4.2 A-B 操作流程：标准品 → 储备液</w:t>
+            </w:r>
+          </w:p>
+          <w:p>
+            <w:pPr>
+              <w:ind w:left="720" w:hanging="360"/>
+              <w:rPr>
+                <w:rFonts w:hAnsi="宋体" w:hint="eastAsia"/>
+                <w:bCs/>
+                <w:szCs w:val="21"/>
+              </w:rPr>
+            </w:pPr>
+            <w:r>
+              <w:rPr>
+                <w:rFonts w:hAnsi="宋体"/>
+                <w:bCs/>
+                <w:szCs w:val="21"/>
+              </w:rPr>
+              <w:t>1. 搜索标准品：输入实验室编号 / 名称 / CAS号，可按使用部门筛选</w:t>
+            </w:r>
+          </w:p>
+          <w:p>
+            <w:pPr>
+              <w:ind w:left="720" w:hanging="360"/>
+              <w:rPr>
+                <w:rFonts w:hAnsi="宋体" w:hint="eastAsia"/>
+                <w:bCs/>
+                <w:szCs w:val="21"/>
+              </w:rPr>
+            </w:pPr>
+            <w:r>
+              <w:rPr>
+                <w:rFonts w:hAnsi="宋体"/>
+                <w:bCs/>
+                <w:szCs w:val="21"/>
+              </w:rPr>
+              <w:t>2. 选择标准品：</w:t>
+            </w:r>
+            <w:proofErr w:type="gramStart"/>
+            <w:r>
+              <w:rPr>
+                <w:rFonts w:hAnsi="宋体"/>
+                <w:bCs/>
+                <w:szCs w:val="21"/>
+              </w:rPr>
+              <w:t>勾选需要</w:t>
+            </w:r>
+            <w:proofErr w:type="gramEnd"/>
+            <w:r>
+              <w:rPr>
+                <w:rFonts w:hAnsi="宋体"/>
+                <w:bCs/>
+                <w:szCs w:val="21"/>
+              </w:rPr>
+              <w:t>配制的标准品</w:t>
+            </w:r>
+          </w:p>
+          <w:p>
+            <w:pPr>
+              <w:ind w:left="720" w:hanging="360"/>
+              <w:rPr>
+                <w:rFonts w:hAnsi="宋体" w:hint="eastAsia"/>
+                <w:bCs/>
+                <w:szCs w:val="21"/>
+              </w:rPr>
+            </w:pPr>
+            <w:r>
+              <w:rPr>
+                <w:rFonts w:hAnsi="宋体"/>
+                <w:bCs/>
+                <w:szCs w:val="21"/>
+              </w:rPr>
+              <w:t>3. 填写配制参数：配置日期</w:t>
+            </w:r>
+            <w:r>
+              <w:rPr>
+                <w:rFonts w:ascii="Segoe UI Emoji" w:hAnsi="Segoe UI Emoji" w:cs="Segoe UI Emoji"/>
+                <w:bCs/>
+                <w:szCs w:val="21"/>
+              </w:rPr>
+              <w:t>✅</w:t>
+            </w:r>
+            <w:r>
+              <w:rPr>
+                <w:rFonts w:hAnsi="宋体"/>
+                <w:bCs/>
+                <w:szCs w:val="21"/>
+              </w:rPr>
+              <w:t>、温度</w:t>
+            </w:r>
+            <w:r>
+              <w:rPr>
+                <w:rFonts w:ascii="Segoe UI Emoji" w:hAnsi="Segoe UI Emoji" w:cs="Segoe UI Emoji"/>
+                <w:bCs/>
+                <w:szCs w:val="21"/>
+              </w:rPr>
+              <w:t>✅</w:t>
+            </w:r>
+            <w:r>
+              <w:rPr>
+                <w:rFonts w:hAnsi="宋体"/>
+                <w:bCs/>
+                <w:szCs w:val="21"/>
+              </w:rPr>
+              <w:t>、湿度</w:t>
+            </w:r>
+            <w:r>
+              <w:rPr>
+                <w:rFonts w:ascii="Segoe UI Emoji" w:hAnsi="Segoe UI Emoji" w:cs="Segoe UI Emoji"/>
+                <w:bCs/>
+                <w:szCs w:val="21"/>
+              </w:rPr>
+              <w:t>✅</w:t>
+            </w:r>
+            <w:r>
+              <w:rPr>
+                <w:rFonts w:hAnsi="宋体"/>
+                <w:bCs/>
+                <w:szCs w:val="21"/>
+              </w:rPr>
+              <w:t>、配置设备（g 时必填）、溶剂/介质、保存条件、有效期自动计算</w:t>
+            </w:r>
+          </w:p>
+          <w:p>
+            <w:pPr>
+              <w:ind w:left="720" w:hanging="360"/>
+              <w:rPr>
+                <w:rFonts w:hAnsi="宋体" w:hint="eastAsia"/>
+                <w:bCs/>
+                <w:szCs w:val="21"/>
+              </w:rPr>
+            </w:pPr>
+            <w:r>
+              <w:rPr>
+                <w:rFonts w:hAnsi="宋体"/>
+                <w:bCs/>
+                <w:szCs w:val="21"/>
+              </w:rPr>
+              <w:t>4. 确认领用并保存</w:t>
+            </w:r>
+          </w:p>
+          <w:p>
+            <w:pPr>
+              <w:ind w:left="720" w:hanging="360"/>
+              <w:rPr>
+                <w:rFonts w:hAnsi="宋体" w:hint="eastAsia"/>
+                <w:bCs/>
+                <w:szCs w:val="21"/>
+              </w:rPr>
+            </w:pPr>
+            <w:r>
+              <w:rPr>
+                <w:rFonts w:hAnsi="宋体"/>
+                <w:bCs/>
+                <w:szCs w:val="21"/>
+              </w:rPr>
+              <w:t>5. 导出配制记录（Word）</w:t>
+            </w:r>
+          </w:p>
+          <w:p>
+            <w:pPr>
+              <w:rPr>
+                <w:rFonts w:hAnsi="宋体" w:hint="eastAsia"/>
+                <w:bCs/>
+                <w:szCs w:val="21"/>
+              </w:rPr>
+            </w:pPr>
+            <w:r>
+              <w:rPr>
+                <w:rFonts w:hAnsi="宋体"/>
+                <w:bCs/>
+                <w:szCs w:val="21"/>
+              </w:rPr>
+              <w:t>批量应用：点击 "↓" 按钮可将溶剂、保存条件、有效期批量应用到所有行。</w:t>
+            </w:r>
+          </w:p>
+          <w:p>
+            <w:pPr>
+              <w:pStyle w:val="20"/>
+              <w:keepNext w:val="0"/>
+              <w:spacing w:before="0" w:line="240" w:lineRule="auto"/>
+              <w:rPr>
+                <w:rFonts w:ascii="宋体" w:eastAsia="宋体" w:hAnsi="宋体" w:hint="eastAsia"/>
+                <w:b w:val="0"/>
+                <w:sz w:val="21"/>
+                <w:szCs w:val="21"/>
+                <w:lang w:eastAsia="zh-CN"/>
+              </w:rPr>
             </w:pPr>
             <w:r>
               <w:rPr>
@@ -3089,17 +3270,35 @@
                 <w:szCs w:val="21"/>
                 <w:lang w:eastAsia="zh-CN"/>
               </w:rPr>
-              <w:t>4.2 A-B 操作流程：标准品 → 储备液</w:t>
+              <w:t>4.3 BC-BCD 操作流程：储备液 → 应用液 / 工作液</w:t>
             </w:r>
           </w:p>
           <w:p>
             <w:pPr>
               <w:ind w:left="720" w:hanging="360"/>
               <w:rPr>
+                <w:rFonts w:hAnsi="宋体" w:hint="eastAsia"/>
+                <w:bCs/>
+                <w:szCs w:val="21"/>
+              </w:rPr>
+            </w:pPr>
+            <w:r>
+              <w:rPr>
                 <w:rFonts w:hAnsi="宋体"/>
                 <w:bCs/>
                 <w:szCs w:val="21"/>
               </w:rPr>
+              <w:t>1. 查询已配溶液，选择源溶液</w:t>
+            </w:r>
+          </w:p>
+          <w:p>
+            <w:pPr>
+              <w:ind w:left="720" w:hanging="360"/>
+              <w:rPr>
+                <w:rFonts w:hAnsi="宋体" w:hint="eastAsia"/>
+                <w:bCs/>
+                <w:szCs w:val="21"/>
+              </w:rPr>
             </w:pPr>
             <w:r>
               <w:rPr>
@@ -3107,53 +3306,165 @@
                 <w:bCs/>
                 <w:szCs w:val="21"/>
               </w:rPr>
-              <w:t>1. 搜索标准品：输入实验室编号 / 名称 / CAS号，可按使用部门筛选</w:t>
+              <w:t>2. 选择配制类型：储备液(B) / 应用液(C) / 工作液(D)</w:t>
             </w:r>
           </w:p>
           <w:p>
             <w:pPr>
               <w:ind w:left="720" w:hanging="360"/>
               <w:rPr>
+                <w:rFonts w:hAnsi="宋体" w:hint="eastAsia"/>
+                <w:bCs/>
+                <w:szCs w:val="21"/>
+              </w:rPr>
+            </w:pPr>
+            <w:r>
+              <w:rPr>
                 <w:rFonts w:hAnsi="宋体"/>
                 <w:bCs/>
                 <w:szCs w:val="21"/>
               </w:rPr>
-            </w:pPr>
+              <w:t>3. 填写参数：混合液名称</w:t>
+            </w:r>
+            <w:r>
+              <w:rPr>
+                <w:rFonts w:ascii="Segoe UI Emoji" w:hAnsi="Segoe UI Emoji" w:cs="Segoe UI Emoji"/>
+                <w:bCs/>
+                <w:szCs w:val="21"/>
+              </w:rPr>
+              <w:t>✅</w:t>
+            </w:r>
             <w:r>
               <w:rPr>
                 <w:rFonts w:hAnsi="宋体"/>
                 <w:bCs/>
                 <w:szCs w:val="21"/>
               </w:rPr>
-              <w:t>2. 选择标准品：</w:t>
-            </w:r>
-            <w:proofErr w:type="gramStart"/>
+              <w:t>、自编号</w:t>
+            </w:r>
+            <w:r>
+              <w:rPr>
+                <w:rFonts w:ascii="Segoe UI Emoji" w:hAnsi="Segoe UI Emoji" w:cs="Segoe UI Emoji"/>
+                <w:bCs/>
+                <w:szCs w:val="21"/>
+              </w:rPr>
+              <w:t>✅</w:t>
+            </w:r>
             <w:r>
               <w:rPr>
                 <w:rFonts w:hAnsi="宋体"/>
                 <w:bCs/>
                 <w:szCs w:val="21"/>
               </w:rPr>
-              <w:t>勾选需要</w:t>
-            </w:r>
-            <w:proofErr w:type="gramEnd"/>
+              <w:t>、配置日期</w:t>
+            </w:r>
+            <w:r>
+              <w:rPr>
+                <w:rFonts w:ascii="Segoe UI Emoji" w:hAnsi="Segoe UI Emoji" w:cs="Segoe UI Emoji"/>
+                <w:bCs/>
+                <w:szCs w:val="21"/>
+              </w:rPr>
+              <w:t>✅</w:t>
+            </w:r>
             <w:r>
               <w:rPr>
                 <w:rFonts w:hAnsi="宋体"/>
                 <w:bCs/>
                 <w:szCs w:val="21"/>
               </w:rPr>
-              <w:t>配制的标准品</w:t>
+              <w:t>、有效期至</w:t>
+            </w:r>
+            <w:r>
+              <w:rPr>
+                <w:rFonts w:ascii="Segoe UI Emoji" w:hAnsi="Segoe UI Emoji" w:cs="Segoe UI Emoji"/>
+                <w:bCs/>
+                <w:szCs w:val="21"/>
+              </w:rPr>
+              <w:t>✅</w:t>
+            </w:r>
+            <w:r>
+              <w:rPr>
+                <w:rFonts w:hAnsi="宋体"/>
+                <w:bCs/>
+                <w:szCs w:val="21"/>
+              </w:rPr>
+              <w:t>、温度</w:t>
+            </w:r>
+            <w:r>
+              <w:rPr>
+                <w:rFonts w:ascii="Segoe UI Emoji" w:hAnsi="Segoe UI Emoji" w:cs="Segoe UI Emoji"/>
+                <w:bCs/>
+                <w:szCs w:val="21"/>
+              </w:rPr>
+              <w:t>✅</w:t>
+            </w:r>
+            <w:r>
+              <w:rPr>
+                <w:rFonts w:hAnsi="宋体"/>
+                <w:bCs/>
+                <w:szCs w:val="21"/>
+              </w:rPr>
+              <w:t>、湿度</w:t>
+            </w:r>
+            <w:r>
+              <w:rPr>
+                <w:rFonts w:ascii="Segoe UI Emoji" w:hAnsi="Segoe UI Emoji" w:cs="Segoe UI Emoji"/>
+                <w:bCs/>
+                <w:szCs w:val="21"/>
+              </w:rPr>
+              <w:t>✅</w:t>
+            </w:r>
+            <w:r>
+              <w:rPr>
+                <w:rFonts w:hAnsi="宋体"/>
+                <w:bCs/>
+                <w:szCs w:val="21"/>
+              </w:rPr>
+              <w:t>、保存条件</w:t>
+            </w:r>
+            <w:r>
+              <w:rPr>
+                <w:rFonts w:ascii="Segoe UI Emoji" w:hAnsi="Segoe UI Emoji" w:cs="Segoe UI Emoji"/>
+                <w:bCs/>
+                <w:szCs w:val="21"/>
+              </w:rPr>
+              <w:t>✅</w:t>
+            </w:r>
+            <w:r>
+              <w:rPr>
+                <w:rFonts w:hAnsi="宋体"/>
+                <w:bCs/>
+                <w:szCs w:val="21"/>
+              </w:rPr>
+              <w:t>、（类型为多源时必填）</w:t>
             </w:r>
           </w:p>
           <w:p>
             <w:pPr>
               <w:ind w:left="720" w:hanging="360"/>
               <w:rPr>
+                <w:rFonts w:hAnsi="宋体" w:hint="eastAsia"/>
+                <w:bCs/>
+                <w:szCs w:val="21"/>
+              </w:rPr>
+            </w:pPr>
+            <w:r>
+              <w:rPr>
                 <w:rFonts w:hAnsi="宋体"/>
                 <w:bCs/>
                 <w:szCs w:val="21"/>
               </w:rPr>
+              <w:t>4. 配置稀释方案 → 若为工作液(D)，详见 §4.4</w:t>
+            </w:r>
+          </w:p>
+          <w:p>
+            <w:pPr>
+              <w:ind w:left="720" w:hanging="360"/>
+              <w:rPr>
+                <w:rFonts w:hAnsi="宋体" w:hint="eastAsia"/>
+                <w:bCs/>
+                <w:szCs w:val="21"/>
+              </w:rPr>
             </w:pPr>
             <w:r>
               <w:rPr>
@@ -3161,108 +3472,25 @@
                 <w:bCs/>
                 <w:szCs w:val="21"/>
               </w:rPr>
-              <w:t>3. 填写配制参数：配置日期</w:t>
-            </w:r>
-            <w:r>
-              <w:rPr>
-                <w:rFonts w:ascii="Segoe UI Emoji" w:hAnsi="Segoe UI Emoji" w:cs="Segoe UI Emoji"/>
-                <w:bCs/>
-                <w:szCs w:val="21"/>
-              </w:rPr>
-              <w:t>✅</w:t>
-            </w:r>
+              <w:t>5. 确认领用并保存</w:t>
+            </w:r>
+          </w:p>
+          <w:p>
+            <w:pPr>
+              <w:ind w:left="720" w:hanging="360"/>
+              <w:rPr>
+                <w:rFonts w:hAnsi="宋体" w:hint="eastAsia"/>
+                <w:bCs/>
+                <w:szCs w:val="21"/>
+              </w:rPr>
+            </w:pPr>
             <w:r>
               <w:rPr>
                 <w:rFonts w:hAnsi="宋体"/>
                 <w:bCs/>
                 <w:szCs w:val="21"/>
               </w:rPr>
-              <w:t>、温度</w:t>
-            </w:r>
-            <w:r>
-              <w:rPr>
-                <w:rFonts w:ascii="Segoe UI Emoji" w:hAnsi="Segoe UI Emoji" w:cs="Segoe UI Emoji"/>
-                <w:bCs/>
-                <w:szCs w:val="21"/>
-              </w:rPr>
-              <w:t>✅</w:t>
-            </w:r>
-            <w:r>
-              <w:rPr>
-                <w:rFonts w:hAnsi="宋体"/>
-                <w:bCs/>
-                <w:szCs w:val="21"/>
-              </w:rPr>
-              <w:t>、湿度</w:t>
-            </w:r>
-            <w:r>
-              <w:rPr>
-                <w:rFonts w:ascii="Segoe UI Emoji" w:hAnsi="Segoe UI Emoji" w:cs="Segoe UI Emoji"/>
-                <w:bCs/>
-                <w:szCs w:val="21"/>
-              </w:rPr>
-              <w:t>✅</w:t>
-            </w:r>
-            <w:r>
-              <w:rPr>
-                <w:rFonts w:hAnsi="宋体"/>
-                <w:bCs/>
-                <w:szCs w:val="21"/>
-              </w:rPr>
-              <w:t>、配置设备（g 时必填）、溶剂/介质、保存条件、有效期自动计算</w:t>
-            </w:r>
-          </w:p>
-          <w:p>
-            <w:pPr>
-              <w:ind w:left="720" w:hanging="360"/>
-              <w:rPr>
-                <w:rFonts w:hAnsi="宋体"/>
-                <w:bCs/>
-                <w:szCs w:val="21"/>
-              </w:rPr>
-            </w:pPr>
-            <w:r>
-              <w:rPr>
-                <w:rFonts w:hAnsi="宋体"/>
-                <w:bCs/>
-                <w:szCs w:val="21"/>
-              </w:rPr>
-              <w:t>4. 确认领用并保存</w:t>
-            </w:r>
-          </w:p>
-          <w:p>
-            <w:pPr>
-              <w:ind w:left="720" w:hanging="360"/>
-              <w:rPr>
-                <w:rFonts w:hAnsi="宋体"/>
-                <w:bCs/>
-                <w:szCs w:val="21"/>
-              </w:rPr>
-            </w:pPr>
-            <w:r>
-              <w:rPr>
-                <w:rFonts w:hAnsi="宋体"/>
-                <w:bCs/>
-                <w:szCs w:val="21"/>
-              </w:rPr>
-              <w:t>5. 导出配制记录（Word）</w:t>
-            </w:r>
-          </w:p>
-          <w:p>
-            <w:pPr>
-              <w:rPr>
-                <w:rFonts w:hAnsi="宋体"/>
-                <w:bCs/>
-                <w:szCs w:val="21"/>
-              </w:rPr>
-            </w:pPr>
-            <w:r>
-              <w:rPr>
-                <w:rFonts w:hAnsi="宋体"/>
-                <w:bCs/>
-                <w:szCs w:val="21"/>
-              </w:rPr>
-              <w:t>批量应用：点击 "↓" 按钮可将溶剂、保存条件、有效期批量应用到所有行。</w:t>
+              <w:t>6. 导出记录（单源 / 混合 / 合并）→ 打印标签</w:t>
             </w:r>
           </w:p>
           <w:p>
@@ -3271,12 +3499,217 @@
               <w:keepNext w:val="0"/>
               <w:spacing w:before="0" w:line="240" w:lineRule="auto"/>
               <w:rPr>
+                <w:rFonts w:ascii="宋体" w:eastAsia="宋体" w:hAnsi="宋体" w:hint="eastAsia"/>
+                <w:b w:val="0"/>
+                <w:sz w:val="21"/>
+                <w:szCs w:val="21"/>
+                <w:lang w:eastAsia="zh-CN"/>
+              </w:rPr>
+            </w:pPr>
+            <w:r>
+              <w:rPr>
                 <w:rFonts w:ascii="宋体" w:eastAsia="宋体" w:hAnsi="宋体"/>
                 <w:b w:val="0"/>
                 <w:sz w:val="21"/>
                 <w:szCs w:val="21"/>
                 <w:lang w:eastAsia="zh-CN"/>
               </w:rPr>
+              <w:t>4.4 工作液(D) 操作流程：稀释配置</w:t>
+            </w:r>
+          </w:p>
+          <w:p>
+            <w:pPr>
+              <w:ind w:left="720" w:hanging="360"/>
+              <w:rPr>
+                <w:rFonts w:hAnsi="宋体" w:hint="eastAsia"/>
+                <w:bCs/>
+                <w:szCs w:val="21"/>
+              </w:rPr>
+            </w:pPr>
+            <w:r>
+              <w:rPr>
+                <w:rFonts w:hAnsi="宋体"/>
+                <w:bCs/>
+                <w:szCs w:val="21"/>
+              </w:rPr>
+              <w:t xml:space="preserve">1. 生成稀释点：支持 1~12 </w:t>
+            </w:r>
+            <w:proofErr w:type="gramStart"/>
+            <w:r>
+              <w:rPr>
+                <w:rFonts w:hAnsi="宋体"/>
+                <w:bCs/>
+                <w:szCs w:val="21"/>
+              </w:rPr>
+              <w:t>个</w:t>
+            </w:r>
+            <w:proofErr w:type="gramEnd"/>
+            <w:r>
+              <w:rPr>
+                <w:rFonts w:hAnsi="宋体"/>
+                <w:bCs/>
+                <w:szCs w:val="21"/>
+              </w:rPr>
+              <w:t>浓度点，点击「生成稀释点」按钮后渲染表格</w:t>
+            </w:r>
+          </w:p>
+          <w:p>
+            <w:pPr>
+              <w:ind w:left="720" w:hanging="360"/>
+              <w:rPr>
+                <w:rFonts w:hAnsi="宋体" w:hint="eastAsia"/>
+                <w:bCs/>
+                <w:szCs w:val="21"/>
+              </w:rPr>
+            </w:pPr>
+            <w:r>
+              <w:rPr>
+                <w:rFonts w:hAnsi="宋体"/>
+                <w:bCs/>
+                <w:szCs w:val="21"/>
+              </w:rPr>
+              <w:t>2. 设置三个开关（见下方操作要点）</w:t>
+            </w:r>
+          </w:p>
+          <w:p>
+            <w:pPr>
+              <w:ind w:left="720" w:hanging="360"/>
+              <w:rPr>
+                <w:rFonts w:hAnsi="宋体" w:hint="eastAsia"/>
+                <w:bCs/>
+                <w:szCs w:val="21"/>
+              </w:rPr>
+            </w:pPr>
+            <w:r>
+              <w:rPr>
+                <w:rFonts w:hAnsi="宋体"/>
+                <w:bCs/>
+                <w:szCs w:val="21"/>
+              </w:rPr>
+              <w:t>3. 录入数据：从 .D 数据文件导入 / 手动录入 / Excel 粘贴</w:t>
+            </w:r>
+          </w:p>
+          <w:p>
+            <w:pPr>
+              <w:ind w:left="720" w:hanging="360"/>
+              <w:rPr>
+                <w:rFonts w:hAnsi="宋体" w:hint="eastAsia"/>
+                <w:bCs/>
+                <w:szCs w:val="21"/>
+              </w:rPr>
+            </w:pPr>
+            <w:r>
+              <w:rPr>
+                <w:rFonts w:hAnsi="宋体"/>
+                <w:bCs/>
+                <w:szCs w:val="21"/>
+              </w:rPr>
+              <w:t>4. 保存，自编号自动生成（浓度范围 [min-max]，手动修改后切换为手动模式）</w:t>
+            </w:r>
+          </w:p>
+          <w:p>
+            <w:pPr>
+              <w:shd w:val="clear" w:color="auto" w:fill="EAF2FF"/>
+              <w:ind w:left="144"/>
+              <w:rPr>
+                <w:rFonts w:hAnsi="宋体" w:hint="eastAsia"/>
+                <w:bCs/>
+                <w:szCs w:val="21"/>
+              </w:rPr>
+            </w:pPr>
+            <w:r>
+              <w:rPr>
+                <w:rFonts w:hAnsi="宋体"/>
+                <w:bCs/>
+                <w:szCs w:val="21"/>
+              </w:rPr>
+              <w:t>三个开关：</w:t>
+            </w:r>
+            <w:r>
+              <w:rPr>
+                <w:rFonts w:hAnsi="宋体"/>
+                <w:bCs/>
+                <w:szCs w:val="21"/>
+              </w:rPr>
+              <w:br/>
+              <w:t xml:space="preserve">① 逐级稀释——开启后 N 点源浓度 = N-1 </w:t>
+            </w:r>
+            <w:proofErr w:type="gramStart"/>
+            <w:r>
+              <w:rPr>
+                <w:rFonts w:hAnsi="宋体"/>
+                <w:bCs/>
+                <w:szCs w:val="21"/>
+              </w:rPr>
+              <w:t>点结果</w:t>
+            </w:r>
+            <w:proofErr w:type="gramEnd"/>
+            <w:r>
+              <w:rPr>
+                <w:rFonts w:hAnsi="宋体"/>
+                <w:bCs/>
+                <w:szCs w:val="21"/>
+              </w:rPr>
+              <w:t>浓度</w:t>
+            </w:r>
+            <w:r>
+              <w:rPr>
+                <w:rFonts w:hAnsi="宋体"/>
+                <w:bCs/>
+                <w:szCs w:val="21"/>
+              </w:rPr>
+              <w:br/>
+              <w:t>② 紫外——名称含"甲醛"或"六价铬"时</w:t>
+            </w:r>
+            <w:proofErr w:type="gramStart"/>
+            <w:r>
+              <w:rPr>
+                <w:rFonts w:hAnsi="宋体"/>
+                <w:bCs/>
+                <w:szCs w:val="21"/>
+              </w:rPr>
+              <w:t>自动勾选</w:t>
+            </w:r>
+            <w:proofErr w:type="gramEnd"/>
+            <w:r>
+              <w:rPr>
+                <w:rFonts w:hAnsi="宋体"/>
+                <w:bCs/>
+                <w:szCs w:val="21"/>
+              </w:rPr>
+              <w:br/>
+              <w:t>③ 基体——手动开启，出现基体输入框，自编号追加 -{</w:t>
+            </w:r>
+            <w:proofErr w:type="gramStart"/>
+            <w:r>
+              <w:rPr>
+                <w:rFonts w:hAnsi="宋体"/>
+                <w:bCs/>
+                <w:szCs w:val="21"/>
+              </w:rPr>
+              <w:t>基体名</w:t>
+            </w:r>
+            <w:proofErr w:type="gramEnd"/>
+            <w:r>
+              <w:rPr>
+                <w:rFonts w:hAnsi="宋体"/>
+                <w:bCs/>
+                <w:szCs w:val="21"/>
+              </w:rPr>
+              <w:t>} 后缀</w:t>
+            </w:r>
+          </w:p>
+          <w:p>
+            <w:pPr>
+              <w:pStyle w:val="20"/>
+              <w:keepNext w:val="0"/>
+              <w:spacing w:before="0" w:line="240" w:lineRule="auto"/>
+              <w:rPr>
+                <w:rFonts w:ascii="宋体" w:eastAsia="宋体" w:hAnsi="宋体" w:hint="eastAsia"/>
+                <w:b w:val="0"/>
+                <w:sz w:val="21"/>
+                <w:szCs w:val="21"/>
+              </w:rPr>
             </w:pPr>
             <w:r>
               <w:rPr>
@@ -3284,465 +3717,16 @@
                 <w:b w:val="0"/>
                 <w:sz w:val="21"/>
                 <w:szCs w:val="21"/>
-                <w:lang w:eastAsia="zh-CN"/>
-              </w:rPr>
-              <w:t>4.3 BC-BCD 操作流程：储备液 → 应用液 / 工作液</w:t>
-            </w:r>
-          </w:p>
-          <w:p>
-            <w:pPr>
-              <w:ind w:left="720" w:hanging="360"/>
-              <w:rPr>
-                <w:rFonts w:hAnsi="宋体"/>
-                <w:bCs/>
-                <w:szCs w:val="21"/>
-              </w:rPr>
-            </w:pPr>
-            <w:r>
-              <w:rPr>
-                <w:rFonts w:hAnsi="宋体"/>
-                <w:bCs/>
-                <w:szCs w:val="21"/>
-              </w:rPr>
-              <w:t>1. 查询已配溶液，选择源溶液</w:t>
-            </w:r>
-          </w:p>
-          <w:p>
-            <w:pPr>
-              <w:ind w:left="720" w:hanging="360"/>
-              <w:rPr>
-                <w:rFonts w:hAnsi="宋体"/>
-                <w:bCs/>
-                <w:szCs w:val="21"/>
-              </w:rPr>
-            </w:pPr>
-            <w:r>
-              <w:rPr>
-                <w:rFonts w:hAnsi="宋体"/>
-                <w:bCs/>
-                <w:szCs w:val="21"/>
-              </w:rPr>
-              <w:t>2. 选择配制类型：储备液(B) / 应用液(C) / 工作液(D)</w:t>
-            </w:r>
-          </w:p>
-          <w:p>
-            <w:pPr>
-              <w:ind w:left="720" w:hanging="360"/>
-              <w:rPr>
-                <w:rFonts w:hAnsi="宋体"/>
-                <w:bCs/>
-                <w:szCs w:val="21"/>
-              </w:rPr>
-            </w:pPr>
-            <w:r>
-              <w:rPr>
-                <w:rFonts w:hAnsi="宋体"/>
-                <w:bCs/>
-                <w:szCs w:val="21"/>
-              </w:rPr>
-              <w:t>3. 填写参数：混合液名称</w:t>
-            </w:r>
-            <w:r>
-              <w:rPr>
-                <w:rFonts w:ascii="Segoe UI Emoji" w:hAnsi="Segoe UI Emoji" w:cs="Segoe UI Emoji"/>
-                <w:bCs/>
-                <w:szCs w:val="21"/>
-              </w:rPr>
-              <w:t>✅</w:t>
-            </w:r>
-            <w:r>
-              <w:rPr>
-                <w:rFonts w:hAnsi="宋体"/>
-                <w:bCs/>
-                <w:szCs w:val="21"/>
-              </w:rPr>
-              <w:t>、自编号</w:t>
-            </w:r>
-            <w:r>
-              <w:rPr>
-                <w:rFonts w:ascii="Segoe UI Emoji" w:hAnsi="Segoe UI Emoji" w:cs="Segoe UI Emoji"/>
-                <w:bCs/>
-                <w:szCs w:val="21"/>
-              </w:rPr>
-              <w:t>✅</w:t>
-            </w:r>
-            <w:r>
-              <w:rPr>
-                <w:rFonts w:hAnsi="宋体"/>
-                <w:bCs/>
-                <w:szCs w:val="21"/>
-              </w:rPr>
-              <w:t>、配置日期</w:t>
-            </w:r>
-            <w:r>
-              <w:rPr>
-                <w:rFonts w:ascii="Segoe UI Emoji" w:hAnsi="Segoe UI Emoji" w:cs="Segoe UI Emoji"/>
-                <w:bCs/>
-                <w:szCs w:val="21"/>
-              </w:rPr>
-              <w:t>✅</w:t>
-            </w:r>
-            <w:r>
-              <w:rPr>
-                <w:rFonts w:hAnsi="宋体"/>
-                <w:bCs/>
-                <w:szCs w:val="21"/>
-              </w:rPr>
-              <w:t>、有效期至</w:t>
-            </w:r>
-            <w:r>
-              <w:rPr>
-                <w:rFonts w:ascii="Segoe UI Emoji" w:hAnsi="Segoe UI Emoji" w:cs="Segoe UI Emoji"/>
-                <w:bCs/>
-                <w:szCs w:val="21"/>
-              </w:rPr>
-              <w:t>✅</w:t>
-            </w:r>
-            <w:r>
-              <w:rPr>
-                <w:rFonts w:hAnsi="宋体"/>
-                <w:bCs/>
-                <w:szCs w:val="21"/>
-              </w:rPr>
-              <w:t>、温度</w:t>
-            </w:r>
-            <w:r>
-              <w:rPr>
-                <w:rFonts w:ascii="Segoe UI Emoji" w:hAnsi="Segoe UI Emoji" w:cs="Segoe UI Emoji"/>
-                <w:bCs/>
-                <w:szCs w:val="21"/>
-              </w:rPr>
-              <w:t>✅</w:t>
-            </w:r>
-            <w:r>
-              <w:rPr>
-                <w:rFonts w:hAnsi="宋体"/>
-                <w:bCs/>
-                <w:szCs w:val="21"/>
-              </w:rPr>
-              <w:t>、湿度</w:t>
-            </w:r>
-            <w:r>
-              <w:rPr>
-                <w:rFonts w:ascii="Segoe UI Emoji" w:hAnsi="Segoe UI Emoji" w:cs="Segoe UI Emoji"/>
-                <w:bCs/>
-                <w:szCs w:val="21"/>
-              </w:rPr>
-              <w:t>✅</w:t>
-            </w:r>
-            <w:r>
-              <w:rPr>
-                <w:rFonts w:hAnsi="宋体"/>
-                <w:bCs/>
-                <w:szCs w:val="21"/>
-              </w:rPr>
-              <w:t>、保存条件</w:t>
-            </w:r>
-            <w:r>
-              <w:rPr>
-                <w:rFonts w:ascii="Segoe UI Emoji" w:hAnsi="Segoe UI Emoji" w:cs="Segoe UI Emoji"/>
-                <w:bCs/>
-                <w:szCs w:val="21"/>
-              </w:rPr>
-              <w:t>✅</w:t>
-            </w:r>
-            <w:r>
-              <w:rPr>
-                <w:rFonts w:hAnsi="宋体"/>
-                <w:bCs/>
-                <w:szCs w:val="21"/>
-              </w:rPr>
-              <w:t>、（类型为多源时必填）</w:t>
-            </w:r>
-          </w:p>
-          <w:p>
-            <w:pPr>
-              <w:ind w:left="720" w:hanging="360"/>
-              <w:rPr>
-                <w:rFonts w:hAnsi="宋体"/>
-                <w:bCs/>
-                <w:szCs w:val="21"/>
-              </w:rPr>
-            </w:pPr>
-            <w:r>
-              <w:rPr>
-                <w:rFonts w:hAnsi="宋体"/>
-                <w:bCs/>
-                <w:szCs w:val="21"/>
-              </w:rPr>
-              <w:t>4. 配置稀释方案 → 若为工作液(D)，详见 §4.4</w:t>
-            </w:r>
-          </w:p>
-          <w:p>
-            <w:pPr>
-              <w:ind w:left="720" w:hanging="360"/>
-              <w:rPr>
-                <w:rFonts w:hAnsi="宋体"/>
-                <w:bCs/>
-                <w:szCs w:val="21"/>
-              </w:rPr>
-            </w:pPr>
-            <w:r>
-              <w:rPr>
-                <w:rFonts w:hAnsi="宋体"/>
-                <w:bCs/>
-                <w:szCs w:val="21"/>
-              </w:rPr>
-              <w:t>5. 确认领用并保存</w:t>
-            </w:r>
-          </w:p>
-          <w:p>
-            <w:pPr>
-              <w:ind w:left="720" w:hanging="360"/>
-              <w:rPr>
-                <w:rFonts w:hAnsi="宋体"/>
-                <w:bCs/>
-                <w:szCs w:val="21"/>
-              </w:rPr>
-            </w:pPr>
-            <w:r>
-              <w:rPr>
-                <w:rFonts w:hAnsi="宋体"/>
-                <w:bCs/>
-                <w:szCs w:val="21"/>
-              </w:rPr>
-              <w:t>6. 导出记录（单源 / 混合 / 合并）→ 打印标签</w:t>
-            </w:r>
-          </w:p>
-          <w:p>
-            <w:pPr>
-              <w:pStyle w:val="20"/>
-              <w:keepNext w:val="0"/>
-              <w:spacing w:before="0" w:line="240" w:lineRule="auto"/>
+              </w:rPr>
+              <w:t xml:space="preserve">4.5 </w:t>
+            </w:r>
+            <w:proofErr w:type="spellStart"/>
+            <w:r>
               <w:rPr>
                 <w:rFonts w:ascii="宋体" w:eastAsia="宋体" w:hAnsi="宋体"/>
                 <w:b w:val="0"/>
                 <w:sz w:val="21"/>
                 <w:szCs w:val="21"/>
-                <w:lang w:eastAsia="zh-CN"/>
-              </w:rPr>
-            </w:pPr>
-            <w:r>
-              <w:rPr>
-                <w:rFonts w:ascii="宋体" w:eastAsia="宋体" w:hAnsi="宋体"/>
-                <w:b w:val="0"/>
-                <w:sz w:val="21"/>
-                <w:szCs w:val="21"/>
-                <w:lang w:eastAsia="zh-CN"/>
-              </w:rPr>
-              <w:t>4.4 工作液(D) 操作流程：稀释配置</w:t>
-            </w:r>
-          </w:p>
-          <w:p>
-            <w:pPr>
-              <w:ind w:left="720" w:hanging="360"/>
-              <w:rPr>
-                <w:rFonts w:hAnsi="宋体"/>
-                <w:bCs/>
-                <w:szCs w:val="21"/>
-              </w:rPr>
-            </w:pPr>
-            <w:r>
-              <w:rPr>
-                <w:rFonts w:hAnsi="宋体"/>
-                <w:bCs/>
-                <w:szCs w:val="21"/>
-              </w:rPr>
-              <w:t xml:space="preserve">1. 生成稀释点：支持 1~12 </w:t>
-            </w:r>
-            <w:proofErr w:type="gramStart"/>
-            <w:r>
-              <w:rPr>
-                <w:rFonts w:hAnsi="宋体"/>
-                <w:bCs/>
-                <w:szCs w:val="21"/>
-              </w:rPr>
-              <w:t>个</w:t>
-            </w:r>
-            <w:proofErr w:type="gramEnd"/>
-            <w:r>
-              <w:rPr>
-                <w:rFonts w:hAnsi="宋体"/>
-                <w:bCs/>
-                <w:szCs w:val="21"/>
-              </w:rPr>
-              <w:t>浓度点，点击「生成稀释点」按钮后渲染表格</w:t>
-            </w:r>
-          </w:p>
-          <w:p>
-            <w:pPr>
-              <w:ind w:left="720" w:hanging="360"/>
-              <w:rPr>
-                <w:rFonts w:hAnsi="宋体"/>
-                <w:bCs/>
-                <w:szCs w:val="21"/>
-              </w:rPr>
-            </w:pPr>
-            <w:r>
-              <w:rPr>
-                <w:rFonts w:hAnsi="宋体"/>
-                <w:bCs/>
-                <w:szCs w:val="21"/>
-              </w:rPr>
-              <w:t>2. 设置三个开关（见下方操作要点）</w:t>
-            </w:r>
-          </w:p>
-          <w:p>
-            <w:pPr>
-              <w:ind w:left="720" w:hanging="360"/>
-              <w:rPr>
-                <w:rFonts w:hAnsi="宋体"/>
-                <w:bCs/>
-                <w:szCs w:val="21"/>
-              </w:rPr>
-            </w:pPr>
-            <w:r>
-              <w:rPr>
-                <w:rFonts w:hAnsi="宋体"/>
-                <w:bCs/>
-                <w:szCs w:val="21"/>
-              </w:rPr>
-              <w:t>3. 录入数据：从 .D 数据文件导入 / 手动录入 / Excel 粘贴</w:t>
-            </w:r>
-          </w:p>
-          <w:p>
-            <w:pPr>
-              <w:ind w:left="720" w:hanging="360"/>
-              <w:rPr>
-                <w:rFonts w:hAnsi="宋体"/>
-                <w:bCs/>
-                <w:szCs w:val="21"/>
-              </w:rPr>
-            </w:pPr>
-            <w:r>
-              <w:rPr>
-                <w:rFonts w:hAnsi="宋体"/>
-                <w:bCs/>
-                <w:szCs w:val="21"/>
-              </w:rPr>
-              <w:t>4. 保存，自编号自动生成（浓度范围 [min-max]，手动修改后切换为手动模式）</w:t>
-            </w:r>
-          </w:p>
-          <w:p>
-            <w:pPr>
-              <w:shd w:val="clear" w:color="auto" w:fill="EAF2FF"/>
-              <w:ind w:left="144"/>
-              <w:rPr>
-                <w:rFonts w:hAnsi="宋体"/>
-                <w:bCs/>
-                <w:szCs w:val="21"/>
-              </w:rPr>
-            </w:pPr>
-            <w:r>
-              <w:rPr>
-                <w:rFonts w:hAnsi="宋体"/>
-                <w:bCs/>
-                <w:szCs w:val="21"/>
-              </w:rPr>
-              <w:t>三个开关：</w:t>
-            </w:r>
-            <w:r>
-              <w:rPr>
-                <w:rFonts w:hAnsi="宋体"/>
-                <w:bCs/>
-                <w:szCs w:val="21"/>
-              </w:rPr>
-              <w:br/>
-              <w:t xml:space="preserve">① 逐级稀释——开启后 N 点源浓度 = N-1 </w:t>
-            </w:r>
-            <w:proofErr w:type="gramStart"/>
-            <w:r>
-              <w:rPr>
-                <w:rFonts w:hAnsi="宋体"/>
-                <w:bCs/>
-                <w:szCs w:val="21"/>
-              </w:rPr>
-              <w:t>点结果</w:t>
-            </w:r>
-            <w:proofErr w:type="gramEnd"/>
-            <w:r>
-              <w:rPr>
-                <w:rFonts w:hAnsi="宋体"/>
-                <w:bCs/>
-                <w:szCs w:val="21"/>
-              </w:rPr>
-              <w:t>浓度</w:t>
-            </w:r>
-            <w:r>
-              <w:rPr>
-                <w:rFonts w:hAnsi="宋体"/>
-                <w:bCs/>
-                <w:szCs w:val="21"/>
-              </w:rPr>
-              <w:br/>
-              <w:t>② 紫外——名称含"甲醛"或"六价铬"时</w:t>
-            </w:r>
-            <w:proofErr w:type="gramStart"/>
-            <w:r>
-              <w:rPr>
-                <w:rFonts w:hAnsi="宋体"/>
-                <w:bCs/>
-                <w:szCs w:val="21"/>
-              </w:rPr>
-              <w:t>自动勾选</w:t>
-            </w:r>
-            <w:proofErr w:type="gramEnd"/>
-            <w:r>
-              <w:rPr>
-                <w:rFonts w:hAnsi="宋体"/>
-                <w:bCs/>
-                <w:szCs w:val="21"/>
-              </w:rPr>
-              <w:br/>
-              <w:t>③ 基体——手动开启，出现基体输入框，自编号追加 -{</w:t>
-            </w:r>
-            <w:proofErr w:type="gramStart"/>
-            <w:r>
-              <w:rPr>
-                <w:rFonts w:hAnsi="宋体"/>
-                <w:bCs/>
-                <w:szCs w:val="21"/>
-              </w:rPr>
-              <w:t>基体名</w:t>
-            </w:r>
-            <w:proofErr w:type="gramEnd"/>
-            <w:r>
-              <w:rPr>
-                <w:rFonts w:hAnsi="宋体"/>
-                <w:bCs/>
-                <w:szCs w:val="21"/>
-              </w:rPr>
-              <w:t>} 后缀</w:t>
-            </w:r>
-          </w:p>
-          <w:p>
-            <w:pPr>
-              <w:pStyle w:val="20"/>
-              <w:keepNext w:val="0"/>
-              <w:spacing w:before="0" w:line="240" w:lineRule="auto"/>
-              <w:rPr>
-                <w:rFonts w:ascii="宋体" w:eastAsia="宋体" w:hAnsi="宋体"/>
-                <w:b w:val="0"/>
-                <w:sz w:val="21"/>
-                <w:szCs w:val="21"/>
-              </w:rPr>
-            </w:pPr>
-            <w:r>
-              <w:rPr>
-                <w:rFonts w:ascii="宋体" w:eastAsia="宋体" w:hAnsi="宋体"/>
-                <w:b w:val="0"/>
-                <w:sz w:val="21"/>
-                <w:szCs w:val="21"/>
-              </w:rPr>
-              <w:t xml:space="preserve">4.5 </w:t>
-            </w:r>
-            <w:proofErr w:type="spellStart"/>
-            <w:r>
-              <w:rPr>
-                <w:rFonts w:ascii="宋体" w:eastAsia="宋体" w:hAnsi="宋体"/>
-                <w:b w:val="0"/>
-                <w:sz w:val="21"/>
-                <w:szCs w:val="21"/>
               </w:rPr>
               <w:t>标签打印操作流程</w:t>
             </w:r>
@@ -3754,7 +3738,7 @@
               <w:keepNext w:val="0"/>
               <w:spacing w:before="0" w:line="240" w:lineRule="auto"/>
               <w:rPr>
-                <w:rFonts w:ascii="宋体" w:eastAsia="宋体" w:hAnsi="宋体"/>
+                <w:rFonts w:ascii="宋体" w:eastAsia="宋体" w:hAnsi="宋体" w:hint="eastAsia"/>
                 <w:b w:val="0"/>
                 <w:szCs w:val="21"/>
               </w:rPr>
@@ -3790,7 +3774,7 @@
                 <w:p>
                   <w:pPr>
                     <w:rPr>
-                      <w:rFonts w:hAnsi="宋体"/>
+                      <w:rFonts w:hAnsi="宋体" w:hint="eastAsia"/>
                       <w:bCs/>
                       <w:szCs w:val="21"/>
                     </w:rPr>
@@ -3813,7 +3797,7 @@
                 <w:p>
                   <w:pPr>
                     <w:rPr>
-                      <w:rFonts w:hAnsi="宋体"/>
+                      <w:rFonts w:hAnsi="宋体" w:hint="eastAsia"/>
                       <w:bCs/>
                       <w:szCs w:val="21"/>
                     </w:rPr>
@@ -3836,7 +3820,7 @@
                 <w:p>
                   <w:pPr>
                     <w:rPr>
-                      <w:rFonts w:hAnsi="宋体"/>
+                      <w:rFonts w:hAnsi="宋体" w:hint="eastAsia"/>
                       <w:bCs/>
                       <w:szCs w:val="21"/>
                     </w:rPr>
@@ -3860,7 +3844,7 @@
                 <w:p>
                   <w:pPr>
                     <w:rPr>
-                      <w:rFonts w:hAnsi="宋体"/>
+                      <w:rFonts w:hAnsi="宋体" w:hint="eastAsia"/>
                       <w:bCs/>
                       <w:szCs w:val="21"/>
                     </w:rPr>
@@ -3884,7 +3868,7 @@
                 <w:p>
                   <w:pPr>
                     <w:rPr>
-                      <w:rFonts w:hAnsi="宋体"/>
+                      <w:rFonts w:hAnsi="宋体" w:hint="eastAsia"/>
                       <w:bCs/>
                       <w:szCs w:val="21"/>
                     </w:rPr>
@@ -3906,7 +3890,7 @@
                 <w:p>
                   <w:pPr>
                     <w:rPr>
-                      <w:rFonts w:hAnsi="宋体"/>
+                      <w:rFonts w:hAnsi="宋体" w:hint="eastAsia"/>
                       <w:bCs/>
                       <w:szCs w:val="21"/>
                     </w:rPr>
@@ -3930,7 +3914,7 @@
                 <w:p>
                   <w:pPr>
                     <w:rPr>
-                      <w:rFonts w:hAnsi="宋体"/>
+                      <w:rFonts w:hAnsi="宋体" w:hint="eastAsia"/>
                       <w:bCs/>
                       <w:szCs w:val="21"/>
                     </w:rPr>
@@ -3952,7 +3936,7 @@
                 <w:p>
                   <w:pPr>
                     <w:rPr>
-                      <w:rFonts w:hAnsi="宋体"/>
+                      <w:rFonts w:hAnsi="宋体" w:hint="eastAsia"/>
                       <w:bCs/>
                       <w:szCs w:val="21"/>
                     </w:rPr>
@@ -3998,7 +3982,7 @@
                 <w:p>
                   <w:pPr>
                     <w:rPr>
-                      <w:rFonts w:hAnsi="宋体"/>
+                      <w:rFonts w:hAnsi="宋体" w:hint="eastAsia"/>
                       <w:bCs/>
                       <w:szCs w:val="21"/>
                     </w:rPr>
@@ -4022,7 +4006,7 @@
                 <w:p>
                   <w:pPr>
                     <w:rPr>
-                      <w:rFonts w:hAnsi="宋体"/>
+                      <w:rFonts w:hAnsi="宋体" w:hint="eastAsia"/>
                       <w:bCs/>
                       <w:szCs w:val="21"/>
                     </w:rPr>
@@ -4044,7 +4028,7 @@
                 <w:p>
                   <w:pPr>
                     <w:rPr>
-                      <w:rFonts w:hAnsi="宋体"/>
+                      <w:rFonts w:hAnsi="宋体" w:hint="eastAsia"/>
                       <w:bCs/>
                       <w:szCs w:val="21"/>
                     </w:rPr>
@@ -4082,7 +4066,7 @@
                 <w:p>
                   <w:pPr>
                     <w:rPr>
-                      <w:rFonts w:hAnsi="宋体"/>
+                      <w:rFonts w:hAnsi="宋体" w:hint="eastAsia"/>
                       <w:bCs/>
                       <w:szCs w:val="21"/>
                     </w:rPr>
@@ -4102,7 +4086,7 @@
           <w:p>
             <w:pPr>
               <w:rPr>
-                <w:rFonts w:hAnsi="宋体"/>
+                <w:rFonts w:hAnsi="宋体" w:hint="eastAsia"/>
                 <w:bCs/>
                 <w:szCs w:val="21"/>
               </w:rPr>
@@ -4114,19 +4098,19 @@
               <w:keepNext w:val="0"/>
               <w:spacing w:before="0" w:line="240" w:lineRule="auto"/>
               <w:rPr>
+                <w:rFonts w:ascii="宋体" w:eastAsia="宋体" w:hAnsi="宋体" w:hint="eastAsia"/>
+                <w:b w:val="0"/>
+                <w:szCs w:val="21"/>
+                <w:lang w:eastAsia="zh-CN"/>
+              </w:rPr>
+            </w:pPr>
+            <w:r>
+              <w:rPr>
                 <w:rFonts w:ascii="宋体" w:eastAsia="宋体" w:hAnsi="宋体"/>
                 <w:b w:val="0"/>
                 <w:szCs w:val="21"/>
                 <w:lang w:eastAsia="zh-CN"/>
               </w:rPr>
-            </w:pPr>
-            <w:r>
-              <w:rPr>
-                <w:rFonts w:ascii="宋体" w:eastAsia="宋体" w:hAnsi="宋体"/>
-                <w:b w:val="0"/>
-                <w:szCs w:val="21"/>
-                <w:lang w:eastAsia="zh-CN"/>
-              </w:rPr>
               <w:t>打印步骤</w:t>
             </w:r>
           </w:p>
@@ -4134,18 +4118,36 @@
             <w:pPr>
               <w:ind w:left="720" w:hanging="360"/>
               <w:rPr>
+                <w:rFonts w:hAnsi="宋体" w:hint="eastAsia"/>
+                <w:bCs/>
+                <w:szCs w:val="21"/>
+              </w:rPr>
+            </w:pPr>
+            <w:r>
+              <w:rPr>
                 <w:rFonts w:hAnsi="宋体"/>
                 <w:bCs/>
                 <w:szCs w:val="21"/>
               </w:rPr>
-            </w:pPr>
+              <w:t>1. 点击「打印标签」→ 系统调用 /</w:t>
+            </w:r>
+            <w:proofErr w:type="spellStart"/>
             <w:r>
               <w:rPr>
                 <w:rFonts w:hAnsi="宋体"/>
                 <w:bCs/>
                 <w:szCs w:val="21"/>
               </w:rPr>
-              <w:t>1. 点击「打印标签」→ 系统调用 /</w:t>
+              <w:t>api</w:t>
+            </w:r>
+            <w:proofErr w:type="spellEnd"/>
+            <w:r>
+              <w:rPr>
+                <w:rFonts w:hAnsi="宋体"/>
+                <w:bCs/>
+                <w:szCs w:val="21"/>
+              </w:rPr>
+              <w:t>/</w:t>
             </w:r>
             <w:proofErr w:type="spellStart"/>
             <w:r>
@@ -4154,7 +4156,7 @@
                 <w:bCs/>
                 <w:szCs w:val="21"/>
               </w:rPr>
-              <w:t>api</w:t>
+              <w:t>lims</w:t>
             </w:r>
             <w:proofErr w:type="spellEnd"/>
             <w:r>
@@ -4172,7 +4174,7 @@
                 <w:bCs/>
                 <w:szCs w:val="21"/>
               </w:rPr>
-              <w:t>lims</w:t>
+              <w:t>print_label</w:t>
             </w:r>
             <w:proofErr w:type="spellEnd"/>
             <w:r>
@@ -4181,24 +4183,6 @@
                 <w:bCs/>
                 <w:szCs w:val="21"/>
               </w:rPr>
-              <w:t>/</w:t>
-            </w:r>
-            <w:proofErr w:type="spellStart"/>
-            <w:r>
-              <w:rPr>
-                <w:rFonts w:hAnsi="宋体"/>
-                <w:bCs/>
-                <w:szCs w:val="21"/>
-              </w:rPr>
-              <w:t>print_label</w:t>
-            </w:r>
-            <w:proofErr w:type="spellEnd"/>
-            <w:r>
-              <w:rPr>
-                <w:rFonts w:hAnsi="宋体"/>
-                <w:bCs/>
-                <w:szCs w:val="21"/>
-              </w:rPr>
               <w:t xml:space="preserve"> 生成标签图片</w:t>
             </w:r>
           </w:p>
@@ -4206,7 +4190,7 @@
             <w:pPr>
               <w:ind w:left="720" w:hanging="360"/>
               <w:rPr>
-                <w:rFonts w:hAnsi="宋体"/>
+                <w:rFonts w:hAnsi="宋体" w:hint="eastAsia"/>
                 <w:bCs/>
                 <w:szCs w:val="21"/>
               </w:rPr>
@@ -4322,17 +4306,17 @@
             <w:pPr>
               <w:ind w:left="720" w:hanging="360"/>
               <w:rPr>
+                <w:rFonts w:hAnsi="宋体" w:hint="eastAsia"/>
+                <w:bCs/>
+                <w:szCs w:val="21"/>
+              </w:rPr>
+            </w:pPr>
+            <w:r>
+              <w:rPr>
                 <w:rFonts w:hAnsi="宋体"/>
                 <w:bCs/>
                 <w:szCs w:val="21"/>
               </w:rPr>
-            </w:pPr>
-            <w:r>
-              <w:rPr>
-                <w:rFonts w:hAnsi="宋体"/>
-                <w:bCs/>
-                <w:szCs w:val="21"/>
-              </w:rPr>
               <w:t>3. 用户确认预览内容无误后，点击「确认打印」</w:t>
             </w:r>
           </w:p>
@@ -4340,7 +4324,7 @@
             <w:pPr>
               <w:ind w:left="720" w:hanging="360"/>
               <w:rPr>
-                <w:rFonts w:hAnsi="宋体"/>
+                <w:rFonts w:hAnsi="宋体" w:hint="eastAsia"/>
                 <w:bCs/>
                 <w:szCs w:val="21"/>
               </w:rPr>
@@ -4437,7 +4421,7 @@
             <w:pPr>
               <w:ind w:left="720" w:hanging="360"/>
               <w:rPr>
-                <w:rFonts w:hAnsi="宋体"/>
+                <w:rFonts w:hAnsi="宋体" w:hint="eastAsia"/>
                 <w:bCs/>
                 <w:szCs w:val="21"/>
               </w:rPr>
@@ -4473,26 +4457,26 @@
               <w:keepNext w:val="0"/>
               <w:spacing w:before="0" w:line="240" w:lineRule="auto"/>
               <w:rPr>
+                <w:rFonts w:ascii="宋体" w:eastAsia="宋体" w:hAnsi="宋体" w:hint="eastAsia"/>
+                <w:b w:val="0"/>
+                <w:szCs w:val="21"/>
+                <w:lang w:eastAsia="zh-CN"/>
+              </w:rPr>
+            </w:pPr>
+            <w:r>
+              <w:rPr>
                 <w:rFonts w:ascii="宋体" w:eastAsia="宋体" w:hAnsi="宋体"/>
                 <w:b w:val="0"/>
                 <w:szCs w:val="21"/>
                 <w:lang w:eastAsia="zh-CN"/>
               </w:rPr>
-            </w:pPr>
-            <w:r>
-              <w:rPr>
-                <w:rFonts w:ascii="宋体" w:eastAsia="宋体" w:hAnsi="宋体"/>
-                <w:b w:val="0"/>
-                <w:szCs w:val="21"/>
-                <w:lang w:eastAsia="zh-CN"/>
-              </w:rPr>
               <w:t>标签内容与类型区别（操作要点）</w:t>
             </w:r>
           </w:p>
           <w:p>
             <w:pPr>
               <w:rPr>
-                <w:rFonts w:hAnsi="宋体"/>
+                <w:rFonts w:hAnsi="宋体" w:hint="eastAsia"/>
                 <w:bCs/>
                 <w:szCs w:val="21"/>
               </w:rPr>
@@ -4529,7 +4513,7 @@
                 <w:p>
                   <w:pPr>
                     <w:rPr>
-                      <w:rFonts w:hAnsi="宋体"/>
+                      <w:rFonts w:hAnsi="宋体" w:hint="eastAsia"/>
                       <w:bCs/>
                       <w:szCs w:val="21"/>
                     </w:rPr>
@@ -4553,7 +4537,7 @@
                 <w:p>
                   <w:pPr>
                     <w:rPr>
-                      <w:rFonts w:hAnsi="宋体"/>
+                      <w:rFonts w:hAnsi="宋体" w:hint="eastAsia"/>
                       <w:bCs/>
                       <w:szCs w:val="21"/>
                     </w:rPr>
@@ -4581,7 +4565,7 @@
                 <w:p>
                   <w:pPr>
                     <w:rPr>
-                      <w:rFonts w:hAnsi="宋体"/>
+                      <w:rFonts w:hAnsi="宋体" w:hint="eastAsia"/>
                       <w:bCs/>
                       <w:szCs w:val="21"/>
                     </w:rPr>
@@ -4603,7 +4587,7 @@
                 <w:p>
                   <w:pPr>
                     <w:rPr>
-                      <w:rFonts w:hAnsi="宋体"/>
+                      <w:rFonts w:hAnsi="宋体" w:hint="eastAsia"/>
                       <w:bCs/>
                       <w:szCs w:val="21"/>
                     </w:rPr>
@@ -4649,7 +4633,7 @@
                 <w:p>
                   <w:pPr>
                     <w:rPr>
-                      <w:rFonts w:hAnsi="宋体"/>
+                      <w:rFonts w:hAnsi="宋体" w:hint="eastAsia"/>
                       <w:bCs/>
                       <w:szCs w:val="21"/>
                     </w:rPr>
@@ -4671,7 +4655,7 @@
                 <w:p>
                   <w:pPr>
                     <w:rPr>
-                      <w:rFonts w:hAnsi="宋体"/>
+                      <w:rFonts w:hAnsi="宋体" w:hint="eastAsia"/>
                       <w:bCs/>
                       <w:szCs w:val="21"/>
                     </w:rPr>
@@ -4699,7 +4683,7 @@
                 <w:p>
                   <w:pPr>
                     <w:rPr>
-                      <w:rFonts w:hAnsi="宋体"/>
+                      <w:rFonts w:hAnsi="宋体" w:hint="eastAsia"/>
                       <w:bCs/>
                       <w:szCs w:val="21"/>
                     </w:rPr>
@@ -4721,7 +4705,7 @@
                 <w:p>
                   <w:pPr>
                     <w:rPr>
-                      <w:rFonts w:hAnsi="宋体"/>
+                      <w:rFonts w:hAnsi="宋体" w:hint="eastAsia"/>
                       <w:bCs/>
                       <w:szCs w:val="21"/>
                     </w:rPr>
@@ -4749,7 +4733,7 @@
                 <w:p>
                   <w:pPr>
                     <w:rPr>
-                      <w:rFonts w:hAnsi="宋体"/>
+                      <w:rFonts w:hAnsi="宋体" w:hint="eastAsia"/>
                       <w:bCs/>
                       <w:szCs w:val="21"/>
                     </w:rPr>
@@ -4771,7 +4755,7 @@
                 <w:p>
                   <w:pPr>
                     <w:rPr>
-                      <w:rFonts w:hAnsi="宋体"/>
+                      <w:rFonts w:hAnsi="宋体" w:hint="eastAsia"/>
                       <w:bCs/>
                       <w:szCs w:val="21"/>
                     </w:rPr>
@@ -4799,7 +4783,7 @@
                 <w:p>
                   <w:pPr>
                     <w:rPr>
-                      <w:rFonts w:hAnsi="宋体"/>
+                      <w:rFonts w:hAnsi="宋体" w:hint="eastAsia"/>
                       <w:bCs/>
                       <w:szCs w:val="21"/>
                     </w:rPr>
@@ -4821,7 +4805,7 @@
                 <w:p>
                   <w:pPr>
                     <w:rPr>
-                      <w:rFonts w:hAnsi="宋体"/>
+                      <w:rFonts w:hAnsi="宋体" w:hint="eastAsia"/>
                       <w:bCs/>
                       <w:szCs w:val="21"/>
                     </w:rPr>
@@ -4849,7 +4833,7 @@
                 <w:p>
                   <w:pPr>
                     <w:rPr>
-                      <w:rFonts w:hAnsi="宋体"/>
+                      <w:rFonts w:hAnsi="宋体" w:hint="eastAsia"/>
                       <w:bCs/>
                       <w:szCs w:val="21"/>
                     </w:rPr>
@@ -4871,7 +4855,7 @@
                 <w:p>
                   <w:pPr>
                     <w:rPr>
-                      <w:rFonts w:hAnsi="宋体"/>
+                      <w:rFonts w:hAnsi="宋体" w:hint="eastAsia"/>
                       <w:bCs/>
                       <w:szCs w:val="21"/>
                     </w:rPr>
@@ -4891,7 +4875,7 @@
           <w:p>
             <w:pPr>
               <w:rPr>
-                <w:rFonts w:hAnsi="宋体"/>
+                <w:rFonts w:hAnsi="宋体" w:hint="eastAsia"/>
                 <w:bCs/>
                 <w:szCs w:val="21"/>
               </w:rPr>
@@ -4918,7 +4902,7 @@
                 <w:p>
                   <w:pPr>
                     <w:rPr>
-                      <w:rFonts w:hAnsi="宋体"/>
+                      <w:rFonts w:hAnsi="宋体" w:hint="eastAsia"/>
                       <w:bCs/>
                       <w:szCs w:val="21"/>
                     </w:rPr>
@@ -4941,7 +4925,7 @@
                 <w:p>
                   <w:pPr>
                     <w:rPr>
-                      <w:rFonts w:hAnsi="宋体"/>
+                      <w:rFonts w:hAnsi="宋体" w:hint="eastAsia"/>
                       <w:bCs/>
                       <w:szCs w:val="21"/>
                     </w:rPr>
@@ -4964,7 +4948,7 @@
                 <w:p>
                   <w:pPr>
                     <w:rPr>
-                      <w:rFonts w:hAnsi="宋体"/>
+                      <w:rFonts w:hAnsi="宋体" w:hint="eastAsia"/>
                       <w:bCs/>
                       <w:szCs w:val="21"/>
                     </w:rPr>
@@ -4987,7 +4971,7 @@
                 <w:p>
                   <w:pPr>
                     <w:rPr>
-                      <w:rFonts w:hAnsi="宋体"/>
+                      <w:rFonts w:hAnsi="宋体" w:hint="eastAsia"/>
                       <w:bCs/>
                       <w:szCs w:val="21"/>
                     </w:rPr>
@@ -5011,7 +4995,7 @@
                 <w:p>
                   <w:pPr>
                     <w:rPr>
-                      <w:rFonts w:hAnsi="宋体"/>
+                      <w:rFonts w:hAnsi="宋体" w:hint="eastAsia"/>
                       <w:bCs/>
                       <w:szCs w:val="21"/>
                     </w:rPr>
@@ -5033,7 +5017,7 @@
                 <w:p>
                   <w:pPr>
                     <w:rPr>
-                      <w:rFonts w:hAnsi="宋体"/>
+                      <w:rFonts w:hAnsi="宋体" w:hint="eastAsia"/>
                       <w:bCs/>
                       <w:szCs w:val="21"/>
                     </w:rPr>
@@ -5073,7 +5057,7 @@
                 <w:p>
                   <w:pPr>
                     <w:rPr>
-                      <w:rFonts w:hAnsi="宋体"/>
+                      <w:rFonts w:hAnsi="宋体" w:hint="eastAsia"/>
                       <w:bCs/>
                       <w:szCs w:val="21"/>
                     </w:rPr>
@@ -5095,7 +5079,7 @@
                 <w:p>
                   <w:pPr>
                     <w:rPr>
-                      <w:rFonts w:hAnsi="宋体"/>
+                      <w:rFonts w:hAnsi="宋体" w:hint="eastAsia"/>
                       <w:bCs/>
                       <w:szCs w:val="21"/>
                     </w:rPr>
@@ -5119,7 +5103,7 @@
                 <w:p>
                   <w:pPr>
                     <w:rPr>
-                      <w:rFonts w:hAnsi="宋体"/>
+                      <w:rFonts w:hAnsi="宋体" w:hint="eastAsia"/>
                       <w:bCs/>
                       <w:szCs w:val="21"/>
                     </w:rPr>
@@ -5141,7 +5125,7 @@
                 <w:p>
                   <w:pPr>
                     <w:rPr>
-                      <w:rFonts w:hAnsi="宋体"/>
+                      <w:rFonts w:hAnsi="宋体" w:hint="eastAsia"/>
                       <w:bCs/>
                       <w:szCs w:val="21"/>
                     </w:rPr>
@@ -5181,7 +5165,7 @@
                 <w:p>
                   <w:pPr>
                     <w:rPr>
-                      <w:rFonts w:hAnsi="宋体"/>
+                      <w:rFonts w:hAnsi="宋体" w:hint="eastAsia"/>
                       <w:bCs/>
                       <w:szCs w:val="21"/>
                     </w:rPr>
@@ -5203,7 +5187,7 @@
                 <w:p>
                   <w:pPr>
                     <w:rPr>
-                      <w:rFonts w:hAnsi="宋体"/>
+                      <w:rFonts w:hAnsi="宋体" w:hint="eastAsia"/>
                       <w:bCs/>
                       <w:szCs w:val="21"/>
                     </w:rPr>
@@ -5223,7 +5207,7 @@
           <w:p>
             <w:pPr>
               <w:rPr>
-                <w:rFonts w:hAnsi="宋体"/>
+                <w:rFonts w:hAnsi="宋体" w:hint="eastAsia"/>
                 <w:bCs/>
                 <w:szCs w:val="21"/>
               </w:rPr>
@@ -5235,21 +5219,21 @@
               <w:keepNext w:val="0"/>
               <w:spacing w:before="0" w:line="240" w:lineRule="auto"/>
               <w:rPr>
+                <w:rFonts w:ascii="宋体" w:eastAsia="宋体" w:hAnsi="宋体" w:hint="eastAsia"/>
+                <w:b w:val="0"/>
+                <w:sz w:val="21"/>
+                <w:szCs w:val="21"/>
+                <w:lang w:eastAsia="zh-CN"/>
+              </w:rPr>
+            </w:pPr>
+            <w:r>
+              <w:rPr>
                 <w:rFonts w:ascii="宋体" w:eastAsia="宋体" w:hAnsi="宋体"/>
                 <w:b w:val="0"/>
                 <w:sz w:val="21"/>
                 <w:szCs w:val="21"/>
                 <w:lang w:eastAsia="zh-CN"/>
               </w:rPr>
-            </w:pPr>
-            <w:r>
-              <w:rPr>
-                <w:rFonts w:ascii="宋体" w:eastAsia="宋体" w:hAnsi="宋体"/>
-                <w:b w:val="0"/>
-                <w:sz w:val="21"/>
-                <w:szCs w:val="21"/>
-                <w:lang w:eastAsia="zh-CN"/>
-              </w:rPr>
               <w:t>4.6 快速查询操作流程</w:t>
             </w:r>
           </w:p>
@@ -5257,77 +5241,77 @@
             <w:pPr>
               <w:ind w:left="720" w:hanging="360"/>
               <w:rPr>
+                <w:rFonts w:hAnsi="宋体" w:hint="eastAsia"/>
+                <w:bCs/>
+                <w:szCs w:val="21"/>
+              </w:rPr>
+            </w:pPr>
+            <w:r>
+              <w:rPr>
                 <w:rFonts w:hAnsi="宋体"/>
                 <w:bCs/>
                 <w:szCs w:val="21"/>
               </w:rPr>
-            </w:pPr>
+              <w:t xml:space="preserve">1. 点击顶部导航栏 </w:t>
+            </w:r>
+            <w:r>
+              <w:rPr>
+                <w:rFonts w:ascii="Segoe UI Emoji" w:hAnsi="Segoe UI Emoji" w:cs="Segoe UI Emoji"/>
+                <w:bCs/>
+                <w:szCs w:val="21"/>
+              </w:rPr>
+              <w:t>⚡</w:t>
+            </w:r>
             <w:r>
               <w:rPr>
                 <w:rFonts w:hAnsi="宋体"/>
                 <w:bCs/>
                 <w:szCs w:val="21"/>
               </w:rPr>
-              <w:t xml:space="preserve">1. 点击顶部导航栏 </w:t>
-            </w:r>
-            <w:r>
-              <w:rPr>
-                <w:rFonts w:ascii="Segoe UI Emoji" w:hAnsi="Segoe UI Emoji" w:cs="Segoe UI Emoji"/>
-                <w:bCs/>
-                <w:szCs w:val="21"/>
-              </w:rPr>
-              <w:t>⚡</w:t>
-            </w:r>
+              <w:t>「快速查询」</w:t>
+            </w:r>
+          </w:p>
+          <w:p>
+            <w:pPr>
+              <w:ind w:left="720" w:hanging="360"/>
+              <w:rPr>
+                <w:rFonts w:hAnsi="宋体" w:hint="eastAsia"/>
+                <w:bCs/>
+                <w:szCs w:val="21"/>
+              </w:rPr>
+            </w:pPr>
             <w:r>
               <w:rPr>
                 <w:rFonts w:hAnsi="宋体"/>
                 <w:bCs/>
                 <w:szCs w:val="21"/>
               </w:rPr>
-              <w:t>「快速查询」</w:t>
+              <w:t>2. 选择配置人和日期范围（默认：上一个工作日 ~ 今天，自动跳过周末和法定假日）</w:t>
             </w:r>
           </w:p>
           <w:p>
             <w:pPr>
               <w:ind w:left="720" w:hanging="360"/>
               <w:rPr>
+                <w:rFonts w:hAnsi="宋体" w:hint="eastAsia"/>
+                <w:bCs/>
+                <w:szCs w:val="21"/>
+              </w:rPr>
+            </w:pPr>
+            <w:r>
+              <w:rPr>
                 <w:rFonts w:hAnsi="宋体"/>
                 <w:bCs/>
                 <w:szCs w:val="21"/>
               </w:rPr>
-            </w:pPr>
-            <w:r>
-              <w:rPr>
-                <w:rFonts w:hAnsi="宋体"/>
-                <w:bCs/>
-                <w:szCs w:val="21"/>
-              </w:rPr>
-              <w:t>2. 选择配置人和日期范围（默认：上一个工作日 ~ 今天，自动跳过周末和法定假日）</w:t>
+              <w:t>3. 查看结果表格：类型（彩色标签）、编号、自编号、名称、审核状态</w:t>
             </w:r>
           </w:p>
           <w:p>
             <w:pPr>
               <w:ind w:left="720" w:hanging="360"/>
               <w:rPr>
-                <w:rFonts w:hAnsi="宋体"/>
-                <w:bCs/>
-                <w:szCs w:val="21"/>
-              </w:rPr>
-            </w:pPr>
-            <w:r>
-              <w:rPr>
-                <w:rFonts w:hAnsi="宋体"/>
-                <w:bCs/>
-                <w:szCs w:val="21"/>
-              </w:rPr>
-              <w:t>3. 查看结果表格：类型（彩色标签）、编号、自编号、名称、审核状态</w:t>
-            </w:r>
-          </w:p>
-          <w:p>
-            <w:pPr>
-              <w:ind w:left="720" w:hanging="360"/>
-              <w:rPr>
-                <w:rFonts w:hAnsi="宋体"/>
+                <w:rFonts w:hAnsi="宋体" w:hint="eastAsia"/>
                 <w:bCs/>
                 <w:szCs w:val="21"/>
               </w:rPr>
@@ -5360,7 +5344,7 @@
                 <w:p>
                   <w:pPr>
                     <w:rPr>
-                      <w:rFonts w:hAnsi="宋体"/>
+                      <w:rFonts w:hAnsi="宋体" w:hint="eastAsia"/>
                       <w:bCs/>
                       <w:szCs w:val="21"/>
                     </w:rPr>
@@ -5383,7 +5367,7 @@
                 <w:p>
                   <w:pPr>
                     <w:rPr>
-                      <w:rFonts w:hAnsi="宋体"/>
+                      <w:rFonts w:hAnsi="宋体" w:hint="eastAsia"/>
                       <w:bCs/>
                       <w:szCs w:val="21"/>
                     </w:rPr>
@@ -5407,7 +5391,7 @@
                 <w:p>
                   <w:pPr>
                     <w:rPr>
-                      <w:rFonts w:hAnsi="宋体"/>
+                      <w:rFonts w:hAnsi="宋体" w:hint="eastAsia"/>
                       <w:bCs/>
                       <w:szCs w:val="21"/>
                     </w:rPr>
@@ -5437,7 +5421,7 @@
                 <w:p>
                   <w:pPr>
                     <w:rPr>
-                      <w:rFonts w:hAnsi="宋体"/>
+                      <w:rFonts w:hAnsi="宋体" w:hint="eastAsia"/>
                       <w:bCs/>
                       <w:szCs w:val="21"/>
                     </w:rPr>
@@ -5461,7 +5445,7 @@
                 <w:p>
                   <w:pPr>
                     <w:rPr>
-                      <w:rFonts w:hAnsi="宋体"/>
+                      <w:rFonts w:hAnsi="宋体" w:hint="eastAsia"/>
                       <w:bCs/>
                       <w:szCs w:val="21"/>
                     </w:rPr>
@@ -5491,7 +5475,7 @@
                 <w:p>
                   <w:pPr>
                     <w:rPr>
-                      <w:rFonts w:hAnsi="宋体"/>
+                      <w:rFonts w:hAnsi="宋体" w:hint="eastAsia"/>
                       <w:bCs/>
                       <w:szCs w:val="21"/>
                     </w:rPr>
@@ -5515,7 +5499,7 @@
                 <w:p>
                   <w:pPr>
                     <w:rPr>
-                      <w:rFonts w:hAnsi="宋体"/>
+                      <w:rFonts w:hAnsi="宋体" w:hint="eastAsia"/>
                       <w:bCs/>
                       <w:szCs w:val="21"/>
                     </w:rPr>
@@ -5545,7 +5529,7 @@
                 <w:p>
                   <w:pPr>
                     <w:rPr>
-                      <w:rFonts w:hAnsi="宋体"/>
+                      <w:rFonts w:hAnsi="宋体" w:hint="eastAsia"/>
                       <w:bCs/>
                       <w:szCs w:val="21"/>
                     </w:rPr>
@@ -5569,7 +5553,7 @@
                 <w:p>
                   <w:pPr>
                     <w:rPr>
-                      <w:rFonts w:hAnsi="宋体"/>
+                      <w:rFonts w:hAnsi="宋体" w:hint="eastAsia"/>
                       <w:bCs/>
                       <w:szCs w:val="21"/>
                     </w:rPr>
@@ -5599,7 +5583,7 @@
                 <w:p>
                   <w:pPr>
                     <w:rPr>
-                      <w:rFonts w:hAnsi="宋体"/>
+                      <w:rFonts w:hAnsi="宋体" w:hint="eastAsia"/>
                       <w:bCs/>
                       <w:szCs w:val="21"/>
                     </w:rPr>
@@ -5619,7 +5603,7 @@
           <w:p>
             <w:pPr>
               <w:rPr>
-                <w:rFonts w:hAnsi="宋体"/>
+                <w:rFonts w:hAnsi="宋体" w:hint="eastAsia"/>
                 <w:bCs/>
                 <w:szCs w:val="21"/>
               </w:rPr>
@@ -5631,13 +5615,24 @@
               <w:keepNext w:val="0"/>
               <w:spacing w:before="0" w:line="240" w:lineRule="auto"/>
               <w:rPr>
+                <w:rFonts w:ascii="宋体" w:eastAsia="宋体" w:hAnsi="宋体" w:hint="eastAsia"/>
+                <w:b w:val="0"/>
+                <w:sz w:val="21"/>
+                <w:szCs w:val="21"/>
+                <w:lang w:eastAsia="zh-CN"/>
+              </w:rPr>
+            </w:pPr>
+            <w:r>
+              <w:rPr>
                 <w:rFonts w:ascii="宋体" w:eastAsia="宋体" w:hAnsi="宋体"/>
                 <w:b w:val="0"/>
                 <w:sz w:val="21"/>
                 <w:szCs w:val="21"/>
                 <w:lang w:eastAsia="zh-CN"/>
               </w:rPr>
-            </w:pPr>
+              <w:t xml:space="preserve">4.7 </w:t>
+            </w:r>
+            <w:proofErr w:type="gramStart"/>
             <w:r>
               <w:rPr>
                 <w:rFonts w:ascii="宋体" w:eastAsia="宋体" w:hAnsi="宋体"/>
@@ -5646,9 +5641,9 @@
                 <w:szCs w:val="21"/>
                 <w:lang w:eastAsia="zh-CN"/>
               </w:rPr>
-              <w:t xml:space="preserve">4.7 </w:t>
-            </w:r>
-            <w:proofErr w:type="gramStart"/>
+              <w:t>标液核查</w:t>
+            </w:r>
+            <w:proofErr w:type="gramEnd"/>
             <w:r>
               <w:rPr>
                 <w:rFonts w:ascii="宋体" w:eastAsia="宋体" w:hAnsi="宋体"/>
@@ -5657,27 +5652,52 @@
                 <w:szCs w:val="21"/>
                 <w:lang w:eastAsia="zh-CN"/>
               </w:rPr>
-              <w:t>标液核查</w:t>
+              <w:t>操作流程</w:t>
+            </w:r>
+          </w:p>
+          <w:p>
+            <w:pPr>
+              <w:rPr>
+                <w:rFonts w:hAnsi="宋体" w:hint="eastAsia"/>
+                <w:bCs/>
+                <w:szCs w:val="21"/>
+              </w:rPr>
+            </w:pPr>
+            <w:r>
+              <w:rPr>
+                <w:rFonts w:hAnsi="宋体"/>
+                <w:bCs/>
+                <w:szCs w:val="21"/>
+              </w:rPr>
+              <w:t>核查用于比对新旧两批工作液的浓度一致性，判断</w:t>
+            </w:r>
+            <w:proofErr w:type="gramStart"/>
+            <w:r>
+              <w:rPr>
+                <w:rFonts w:hAnsi="宋体"/>
+                <w:bCs/>
+                <w:szCs w:val="21"/>
+              </w:rPr>
+              <w:t>旧标液是否</w:t>
             </w:r>
             <w:proofErr w:type="gramEnd"/>
             <w:r>
               <w:rPr>
-                <w:rFonts w:ascii="宋体" w:eastAsia="宋体" w:hAnsi="宋体"/>
-                <w:b w:val="0"/>
-                <w:sz w:val="21"/>
-                <w:szCs w:val="21"/>
-                <w:lang w:eastAsia="zh-CN"/>
-              </w:rPr>
-              <w:t>操作流程</w:t>
-            </w:r>
-          </w:p>
-          <w:p>
-            <w:pPr>
-              <w:rPr>
                 <w:rFonts w:hAnsi="宋体"/>
                 <w:bCs/>
                 <w:szCs w:val="21"/>
               </w:rPr>
+              <w:t>仍可继续使用。</w:t>
+            </w:r>
+          </w:p>
+          <w:p>
+            <w:pPr>
+              <w:ind w:left="720" w:hanging="360"/>
+              <w:rPr>
+                <w:rFonts w:hAnsi="宋体" w:hint="eastAsia"/>
+                <w:bCs/>
+                <w:szCs w:val="21"/>
+              </w:rPr>
             </w:pPr>
             <w:r>
               <w:rPr>
@@ -5685,7 +5705,7 @@
                 <w:bCs/>
                 <w:szCs w:val="21"/>
               </w:rPr>
-              <w:t>核查用于比对新旧两批工作液的浓度一致性，判断</w:t>
+              <w:t>1. 进入 D 标签页，</w:t>
             </w:r>
             <w:proofErr w:type="gramStart"/>
             <w:r>
@@ -5694,7 +5714,7 @@
                 <w:bCs/>
                 <w:szCs w:val="21"/>
               </w:rPr>
-              <w:t>旧标液是否</w:t>
+              <w:t>勾选恰好</w:t>
             </w:r>
             <w:proofErr w:type="gramEnd"/>
             <w:r>
@@ -5703,17 +5723,35 @@
                 <w:bCs/>
                 <w:szCs w:val="21"/>
               </w:rPr>
-              <w:t>仍可继续使用。</w:t>
+              <w:t xml:space="preserve"> 2 条 D 型工作液记录</w:t>
             </w:r>
           </w:p>
           <w:p>
             <w:pPr>
               <w:ind w:left="720" w:hanging="360"/>
               <w:rPr>
+                <w:rFonts w:hAnsi="宋体" w:hint="eastAsia"/>
+                <w:bCs/>
+                <w:szCs w:val="21"/>
+              </w:rPr>
+            </w:pPr>
+            <w:r>
+              <w:rPr>
                 <w:rFonts w:hAnsi="宋体"/>
                 <w:bCs/>
                 <w:szCs w:val="21"/>
               </w:rPr>
+              <w:t>2. 点击「核查」按钮</w:t>
+            </w:r>
+          </w:p>
+          <w:p>
+            <w:pPr>
+              <w:ind w:left="720" w:hanging="360"/>
+              <w:rPr>
+                <w:rFonts w:hAnsi="宋体" w:hint="eastAsia"/>
+                <w:bCs/>
+                <w:szCs w:val="21"/>
+              </w:rPr>
             </w:pPr>
             <w:r>
               <w:rPr>
@@ -5721,7 +5759,7 @@
                 <w:bCs/>
                 <w:szCs w:val="21"/>
               </w:rPr>
-              <w:t>1. 进入 D 标签页，</w:t>
+              <w:t>3. 选择核查模式：</w:t>
             </w:r>
             <w:proofErr w:type="gramStart"/>
             <w:r>
@@ -5730,7 +5768,7 @@
                 <w:bCs/>
                 <w:szCs w:val="21"/>
               </w:rPr>
-              <w:t>勾选恰好</w:t>
+              <w:t>新验旧</w:t>
             </w:r>
             <w:proofErr w:type="gramEnd"/>
             <w:r>
@@ -5739,17 +5777,53 @@
                 <w:bCs/>
                 <w:szCs w:val="21"/>
               </w:rPr>
-              <w:t xml:space="preserve"> 2 条 D 型工作液记录</w:t>
+              <w:t xml:space="preserve"> / </w:t>
+            </w:r>
+            <w:proofErr w:type="gramStart"/>
+            <w:r>
+              <w:rPr>
+                <w:rFonts w:hAnsi="宋体"/>
+                <w:bCs/>
+                <w:szCs w:val="21"/>
+              </w:rPr>
+              <w:t>旧验新</w:t>
+            </w:r>
+            <w:proofErr w:type="gramEnd"/>
+            <w:r>
+              <w:rPr>
+                <w:rFonts w:hAnsi="宋体"/>
+                <w:bCs/>
+                <w:szCs w:val="21"/>
+              </w:rPr>
+              <w:t>（见下方要点）</w:t>
             </w:r>
           </w:p>
           <w:p>
             <w:pPr>
               <w:ind w:left="720" w:hanging="360"/>
               <w:rPr>
+                <w:rFonts w:hAnsi="宋体" w:hint="eastAsia"/>
+                <w:bCs/>
+                <w:szCs w:val="21"/>
+              </w:rPr>
+            </w:pPr>
+            <w:r>
+              <w:rPr>
                 <w:rFonts w:hAnsi="宋体"/>
                 <w:bCs/>
                 <w:szCs w:val="21"/>
               </w:rPr>
+              <w:t>4. 选择偏差阈值：5% 或 10%（核查方法固定为"新旧标准曲线比对"）</w:t>
+            </w:r>
+          </w:p>
+          <w:p>
+            <w:pPr>
+              <w:ind w:left="720" w:hanging="360"/>
+              <w:rPr>
+                <w:rFonts w:hAnsi="宋体" w:hint="eastAsia"/>
+                <w:bCs/>
+                <w:szCs w:val="21"/>
+              </w:rPr>
             </w:pPr>
             <w:r>
               <w:rPr>
@@ -5757,17 +5831,53 @@
                 <w:bCs/>
                 <w:szCs w:val="21"/>
               </w:rPr>
-              <w:t>2. 点击「核查」按钮</w:t>
+              <w:t xml:space="preserve">5. </w:t>
+            </w:r>
+            <w:proofErr w:type="gramStart"/>
+            <w:r>
+              <w:rPr>
+                <w:rFonts w:hAnsi="宋体"/>
+                <w:bCs/>
+                <w:szCs w:val="21"/>
+              </w:rPr>
+              <w:t>勾选浓度</w:t>
+            </w:r>
+            <w:proofErr w:type="gramEnd"/>
+            <w:r>
+              <w:rPr>
+                <w:rFonts w:hAnsi="宋体"/>
+                <w:bCs/>
+                <w:szCs w:val="21"/>
+              </w:rPr>
+              <w:t>点（标准物质信息由系统自动追溯溯源链 D → C → B → A 填充）</w:t>
             </w:r>
           </w:p>
           <w:p>
             <w:pPr>
               <w:ind w:left="720" w:hanging="360"/>
               <w:rPr>
+                <w:rFonts w:hAnsi="宋体" w:hint="eastAsia"/>
+                <w:bCs/>
+                <w:szCs w:val="21"/>
+              </w:rPr>
+            </w:pPr>
+            <w:r>
+              <w:rPr>
                 <w:rFonts w:hAnsi="宋体"/>
                 <w:bCs/>
                 <w:szCs w:val="21"/>
               </w:rPr>
+              <w:t>6. 录入实测数据：.D 文件（推荐）/ 手动录入 / Excel 粘贴</w:t>
+            </w:r>
+          </w:p>
+          <w:p>
+            <w:pPr>
+              <w:ind w:left="720" w:hanging="360"/>
+              <w:rPr>
+                <w:rFonts w:hAnsi="宋体" w:hint="eastAsia"/>
+                <w:bCs/>
+                <w:szCs w:val="21"/>
+              </w:rPr>
             </w:pPr>
             <w:r>
               <w:rPr>
@@ -5775,158 +5885,32 @@
                 <w:bCs/>
                 <w:szCs w:val="21"/>
               </w:rPr>
-              <w:t>3. 选择核查模式：</w:t>
-            </w:r>
-            <w:proofErr w:type="gramStart"/>
+              <w:t>7. 自动匹配物质，匹配失败时下拉框手动选择 LIMS 名称后回填理论值</w:t>
+            </w:r>
+          </w:p>
+          <w:p>
+            <w:pPr>
+              <w:ind w:left="720" w:hanging="360"/>
+              <w:rPr>
+                <w:rFonts w:hAnsi="宋体" w:hint="eastAsia"/>
+                <w:bCs/>
+                <w:szCs w:val="21"/>
+              </w:rPr>
+            </w:pPr>
             <w:r>
               <w:rPr>
                 <w:rFonts w:hAnsi="宋体"/>
                 <w:bCs/>
                 <w:szCs w:val="21"/>
               </w:rPr>
-              <w:t>新验旧</w:t>
-            </w:r>
-            <w:proofErr w:type="gramEnd"/>
-            <w:r>
-              <w:rPr>
-                <w:rFonts w:hAnsi="宋体"/>
-                <w:bCs/>
-                <w:szCs w:val="21"/>
-              </w:rPr>
-              <w:t xml:space="preserve"> / </w:t>
-            </w:r>
-            <w:proofErr w:type="gramStart"/>
-            <w:r>
-              <w:rPr>
-                <w:rFonts w:hAnsi="宋体"/>
-                <w:bCs/>
-                <w:szCs w:val="21"/>
-              </w:rPr>
-              <w:t>旧验新</w:t>
-            </w:r>
-            <w:proofErr w:type="gramEnd"/>
-            <w:r>
-              <w:rPr>
-                <w:rFonts w:hAnsi="宋体"/>
-                <w:bCs/>
-                <w:szCs w:val="21"/>
-              </w:rPr>
-              <w:t>（见下方要点）</w:t>
+              <w:t>8. 查看核查结果：偏差 = |理论值 - 实测值| / (理论值 + 实测值) × 100；超标行变红</w:t>
             </w:r>
           </w:p>
           <w:p>
             <w:pPr>
               <w:ind w:left="720" w:hanging="360"/>
               <w:rPr>
-                <w:rFonts w:hAnsi="宋体"/>
-                <w:bCs/>
-                <w:szCs w:val="21"/>
-              </w:rPr>
-            </w:pPr>
-            <w:r>
-              <w:rPr>
-                <w:rFonts w:hAnsi="宋体"/>
-                <w:bCs/>
-                <w:szCs w:val="21"/>
-              </w:rPr>
-              <w:t>4. 选择偏差阈值：5% 或 10%（核查方法固定为"新旧标准曲线比对"）</w:t>
-            </w:r>
-          </w:p>
-          <w:p>
-            <w:pPr>
-              <w:ind w:left="720" w:hanging="360"/>
-              <w:rPr>
-                <w:rFonts w:hAnsi="宋体"/>
-                <w:bCs/>
-                <w:szCs w:val="21"/>
-              </w:rPr>
-            </w:pPr>
-            <w:r>
-              <w:rPr>
-                <w:rFonts w:hAnsi="宋体"/>
-                <w:bCs/>
-                <w:szCs w:val="21"/>
-              </w:rPr>
-              <w:t xml:space="preserve">5. </w:t>
-            </w:r>
-            <w:proofErr w:type="gramStart"/>
-            <w:r>
-              <w:rPr>
-                <w:rFonts w:hAnsi="宋体"/>
-                <w:bCs/>
-                <w:szCs w:val="21"/>
-              </w:rPr>
-              <w:t>勾选浓度</w:t>
-            </w:r>
-            <w:proofErr w:type="gramEnd"/>
-            <w:r>
-              <w:rPr>
-                <w:rFonts w:hAnsi="宋体"/>
-                <w:bCs/>
-                <w:szCs w:val="21"/>
-              </w:rPr>
-              <w:t>点（标准物质信息由系统自动追溯溯源链 D → C → B → A 填充）</w:t>
-            </w:r>
-          </w:p>
-          <w:p>
-            <w:pPr>
-              <w:ind w:left="720" w:hanging="360"/>
-              <w:rPr>
-                <w:rFonts w:hAnsi="宋体"/>
-                <w:bCs/>
-                <w:szCs w:val="21"/>
-              </w:rPr>
-            </w:pPr>
-            <w:r>
-              <w:rPr>
-                <w:rFonts w:hAnsi="宋体"/>
-                <w:bCs/>
-                <w:szCs w:val="21"/>
-              </w:rPr>
-              <w:t>6. 录入实测数据：.D 文件（推荐）/ 手动录入 / Excel 粘贴</w:t>
-            </w:r>
-          </w:p>
-          <w:p>
-            <w:pPr>
-              <w:ind w:left="720" w:hanging="360"/>
-              <w:rPr>
-                <w:rFonts w:hAnsi="宋体"/>
-                <w:bCs/>
-                <w:szCs w:val="21"/>
-              </w:rPr>
-            </w:pPr>
-            <w:r>
-              <w:rPr>
-                <w:rFonts w:hAnsi="宋体"/>
-                <w:bCs/>
-                <w:szCs w:val="21"/>
-              </w:rPr>
-              <w:t>7. 自动匹配物质，匹配失败时下拉框手动选择 LIMS 名称后回填理论值</w:t>
-            </w:r>
-          </w:p>
-          <w:p>
-            <w:pPr>
-              <w:ind w:left="720" w:hanging="360"/>
-              <w:rPr>
-                <w:rFonts w:hAnsi="宋体"/>
-                <w:bCs/>
-                <w:szCs w:val="21"/>
-              </w:rPr>
-            </w:pPr>
-            <w:r>
-              <w:rPr>
-                <w:rFonts w:hAnsi="宋体"/>
-                <w:bCs/>
-                <w:szCs w:val="21"/>
-              </w:rPr>
-              <w:t>8. 查看核查结果：偏差 = |理论值 - 实测值| / (理论值 + 实测值) × 100；超标行变红</w:t>
-            </w:r>
-          </w:p>
-          <w:p>
-            <w:pPr>
-              <w:ind w:left="720" w:hanging="360"/>
-              <w:rPr>
-                <w:rFonts w:hAnsi="宋体"/>
+                <w:rFonts w:hAnsi="宋体" w:hint="eastAsia"/>
                 <w:bCs/>
                 <w:szCs w:val="21"/>
               </w:rPr>
@@ -5946,7 +5930,7 @@
               <w:keepNext w:val="0"/>
               <w:spacing w:before="0" w:line="240" w:lineRule="auto"/>
               <w:rPr>
-                <w:rFonts w:ascii="宋体" w:eastAsia="宋体" w:hAnsi="宋体"/>
+                <w:rFonts w:ascii="宋体" w:eastAsia="宋体" w:hAnsi="宋体" w:hint="eastAsia"/>
                 <w:b w:val="0"/>
                 <w:szCs w:val="21"/>
                 <w:lang w:eastAsia="zh-CN"/>
@@ -5983,7 +5967,7 @@
                 <w:p>
                   <w:pPr>
                     <w:rPr>
-                      <w:rFonts w:hAnsi="宋体"/>
+                      <w:rFonts w:hAnsi="宋体" w:hint="eastAsia"/>
                       <w:bCs/>
                       <w:szCs w:val="21"/>
                     </w:rPr>
@@ -6006,7 +5990,7 @@
                 <w:p>
                   <w:pPr>
                     <w:rPr>
-                      <w:rFonts w:hAnsi="宋体"/>
+                      <w:rFonts w:hAnsi="宋体" w:hint="eastAsia"/>
                       <w:bCs/>
                       <w:szCs w:val="21"/>
                     </w:rPr>
@@ -6029,7 +6013,7 @@
                 <w:p>
                   <w:pPr>
                     <w:rPr>
-                      <w:rFonts w:hAnsi="宋体"/>
+                      <w:rFonts w:hAnsi="宋体" w:hint="eastAsia"/>
                       <w:bCs/>
                       <w:szCs w:val="21"/>
                     </w:rPr>
@@ -6052,7 +6036,7 @@
                 <w:p>
                   <w:pPr>
                     <w:rPr>
-                      <w:rFonts w:hAnsi="宋体"/>
+                      <w:rFonts w:hAnsi="宋体" w:hint="eastAsia"/>
                       <w:bCs/>
                       <w:szCs w:val="21"/>
                     </w:rPr>
@@ -6076,7 +6060,7 @@
                 <w:p>
                   <w:pPr>
                     <w:rPr>
-                      <w:rFonts w:hAnsi="宋体"/>
+                      <w:rFonts w:hAnsi="宋体" w:hint="eastAsia"/>
                       <w:bCs/>
                       <w:szCs w:val="21"/>
                     </w:rPr>
@@ -6100,7 +6084,7 @@
                 <w:p>
                   <w:pPr>
                     <w:rPr>
-                      <w:rFonts w:hAnsi="宋体"/>
+                      <w:rFonts w:hAnsi="宋体" w:hint="eastAsia"/>
                       <w:bCs/>
                       <w:szCs w:val="21"/>
                     </w:rPr>
@@ -6142,7 +6126,7 @@
                 <w:p>
                   <w:pPr>
                     <w:rPr>
-                      <w:rFonts w:hAnsi="宋体"/>
+                      <w:rFonts w:hAnsi="宋体" w:hint="eastAsia"/>
                       <w:bCs/>
                       <w:szCs w:val="21"/>
                     </w:rPr>
@@ -6164,7 +6148,7 @@
                 <w:p>
                   <w:pPr>
                     <w:rPr>
-                      <w:rFonts w:hAnsi="宋体"/>
+                      <w:rFonts w:hAnsi="宋体" w:hint="eastAsia"/>
                       <w:bCs/>
                       <w:szCs w:val="21"/>
                     </w:rPr>
@@ -6216,7 +6200,7 @@
                 <w:p>
                   <w:pPr>
                     <w:rPr>
-                      <w:rFonts w:hAnsi="宋体"/>
+                      <w:rFonts w:hAnsi="宋体" w:hint="eastAsia"/>
                       <w:bCs/>
                       <w:szCs w:val="21"/>
                     </w:rPr>
@@ -6240,7 +6224,7 @@
                 <w:p>
                   <w:pPr>
                     <w:rPr>
-                      <w:rFonts w:hAnsi="宋体"/>
+                      <w:rFonts w:hAnsi="宋体" w:hint="eastAsia"/>
                       <w:bCs/>
                       <w:szCs w:val="21"/>
                     </w:rPr>
@@ -6282,7 +6266,7 @@
                 <w:p>
                   <w:pPr>
                     <w:rPr>
-                      <w:rFonts w:hAnsi="宋体"/>
+                      <w:rFonts w:hAnsi="宋体" w:hint="eastAsia"/>
                       <w:bCs/>
                       <w:szCs w:val="21"/>
                     </w:rPr>
@@ -6332,7 +6316,7 @@
                 <w:p>
                   <w:pPr>
                     <w:rPr>
-                      <w:rFonts w:hAnsi="宋体"/>
+                      <w:rFonts w:hAnsi="宋体" w:hint="eastAsia"/>
                       <w:bCs/>
                       <w:szCs w:val="21"/>
                     </w:rPr>
@@ -6352,7 +6336,7 @@
           <w:p>
             <w:pPr>
               <w:rPr>
-                <w:rFonts w:hAnsi="宋体"/>
+                <w:rFonts w:hAnsi="宋体" w:hint="eastAsia"/>
                 <w:bCs/>
                 <w:szCs w:val="21"/>
               </w:rPr>
@@ -6372,7 +6356,7 @@
               <w:keepNext w:val="0"/>
               <w:spacing w:before="0" w:line="240" w:lineRule="auto"/>
               <w:rPr>
-                <w:rFonts w:ascii="宋体" w:eastAsia="宋体" w:hAnsi="宋体"/>
+                <w:rFonts w:ascii="宋体" w:eastAsia="宋体" w:hAnsi="宋体" w:hint="eastAsia"/>
                 <w:b w:val="0"/>
                 <w:szCs w:val="21"/>
                 <w:lang w:eastAsia="zh-CN"/>
@@ -6408,7 +6392,7 @@
                 <w:p>
                   <w:pPr>
                     <w:rPr>
-                      <w:rFonts w:hAnsi="宋体"/>
+                      <w:rFonts w:hAnsi="宋体" w:hint="eastAsia"/>
                       <w:bCs/>
                       <w:szCs w:val="21"/>
                     </w:rPr>
@@ -6431,7 +6415,7 @@
                 <w:p>
                   <w:pPr>
                     <w:rPr>
-                      <w:rFonts w:hAnsi="宋体"/>
+                      <w:rFonts w:hAnsi="宋体" w:hint="eastAsia"/>
                       <w:bCs/>
                       <w:szCs w:val="21"/>
                     </w:rPr>
@@ -6454,7 +6438,7 @@
                 <w:p>
                   <w:pPr>
                     <w:rPr>
-                      <w:rFonts w:hAnsi="宋体"/>
+                      <w:rFonts w:hAnsi="宋体" w:hint="eastAsia"/>
                       <w:bCs/>
                       <w:szCs w:val="21"/>
                     </w:rPr>
@@ -6478,7 +6462,7 @@
                 <w:p>
                   <w:pPr>
                     <w:rPr>
-                      <w:rFonts w:hAnsi="宋体"/>
+                      <w:rFonts w:hAnsi="宋体" w:hint="eastAsia"/>
                       <w:bCs/>
                       <w:szCs w:val="21"/>
                     </w:rPr>
@@ -6509,7 +6493,7 @@
                 <w:p>
                   <w:pPr>
                     <w:rPr>
-                      <w:rFonts w:hAnsi="宋体"/>
+                      <w:rFonts w:hAnsi="宋体" w:hint="eastAsia"/>
                       <w:bCs/>
                       <w:szCs w:val="21"/>
                     </w:rPr>
@@ -6549,7 +6533,7 @@
                 <w:p>
                   <w:pPr>
                     <w:rPr>
-                      <w:rFonts w:hAnsi="宋体"/>
+                      <w:rFonts w:hAnsi="宋体" w:hint="eastAsia"/>
                       <w:bCs/>
                       <w:szCs w:val="21"/>
                     </w:rPr>
@@ -6573,7 +6557,7 @@
                 <w:p>
                   <w:pPr>
                     <w:rPr>
-                      <w:rFonts w:hAnsi="宋体"/>
+                      <w:rFonts w:hAnsi="宋体" w:hint="eastAsia"/>
                       <w:bCs/>
                       <w:szCs w:val="21"/>
                     </w:rPr>
@@ -6595,7 +6579,7 @@
                 <w:p>
                   <w:pPr>
                     <w:rPr>
-                      <w:rFonts w:hAnsi="宋体"/>
+                      <w:rFonts w:hAnsi="宋体" w:hint="eastAsia"/>
                       <w:bCs/>
                       <w:szCs w:val="21"/>
                     </w:rPr>
@@ -6617,7 +6601,7 @@
                 <w:p>
                   <w:pPr>
                     <w:rPr>
-                      <w:rFonts w:hAnsi="宋体"/>
+                      <w:rFonts w:hAnsi="宋体" w:hint="eastAsia"/>
                       <w:bCs/>
                       <w:szCs w:val="21"/>
                     </w:rPr>
@@ -6651,7 +6635,7 @@
                 <w:p>
                   <w:pPr>
                     <w:rPr>
-                      <w:rFonts w:hAnsi="宋体"/>
+                      <w:rFonts w:hAnsi="宋体" w:hint="eastAsia"/>
                       <w:bCs/>
                       <w:szCs w:val="21"/>
                     </w:rPr>
@@ -6673,7 +6657,7 @@
                 <w:p>
                   <w:pPr>
                     <w:rPr>
-                      <w:rFonts w:hAnsi="宋体"/>
+                      <w:rFonts w:hAnsi="宋体" w:hint="eastAsia"/>
                       <w:bCs/>
                       <w:szCs w:val="21"/>
                     </w:rPr>
@@ -6695,7 +6679,7 @@
                 <w:p>
                   <w:pPr>
                     <w:rPr>
-                      <w:rFonts w:hAnsi="宋体"/>
+                      <w:rFonts w:hAnsi="宋体" w:hint="eastAsia"/>
                       <w:bCs/>
                       <w:szCs w:val="21"/>
                     </w:rPr>
@@ -6718,26 +6702,26 @@
               <w:keepNext w:val="0"/>
               <w:spacing w:before="0" w:line="240" w:lineRule="auto"/>
               <w:rPr>
-                <w:rFonts w:ascii="宋体" w:eastAsia="宋体" w:hAnsi="宋体"/>
-                <w:b w:val="0"/>
-                <w:szCs w:val="21"/>
-                <w:lang w:eastAsia="zh-CN"/>
-              </w:rPr>
-            </w:pPr>
-            <w:r>
-              <w:rPr>
                 <w:rFonts w:ascii="宋体" w:eastAsia="宋体" w:hAnsi="宋体" w:hint="eastAsia"/>
                 <w:b w:val="0"/>
                 <w:szCs w:val="21"/>
                 <w:lang w:eastAsia="zh-CN"/>
               </w:rPr>
+            </w:pPr>
+            <w:r>
+              <w:rPr>
+                <w:rFonts w:ascii="宋体" w:eastAsia="宋体" w:hAnsi="宋体" w:hint="eastAsia"/>
+                <w:b w:val="0"/>
+                <w:szCs w:val="21"/>
+                <w:lang w:eastAsia="zh-CN"/>
+              </w:rPr>
               <w:t xml:space="preserve"> </w:t>
             </w:r>
           </w:p>
           <w:p>
             <w:pPr>
               <w:rPr>
-                <w:rFonts w:hAnsi="宋体"/>
+                <w:rFonts w:hAnsi="宋体" w:hint="eastAsia"/>
                 <w:bCs/>
                 <w:szCs w:val="21"/>
               </w:rPr>
@@ -6757,7 +6741,7 @@
               <w:keepNext w:val="0"/>
               <w:spacing w:before="0" w:line="240" w:lineRule="auto"/>
               <w:rPr>
-                <w:rFonts w:ascii="宋体" w:eastAsia="宋体" w:hAnsi="宋体"/>
+                <w:rFonts w:ascii="宋体" w:eastAsia="宋体" w:hAnsi="宋体" w:hint="eastAsia"/>
                 <w:b w:val="0"/>
                 <w:szCs w:val="21"/>
               </w:rPr>
@@ -6793,7 +6777,7 @@
                 <w:p>
                   <w:pPr>
                     <w:rPr>
-                      <w:rFonts w:hAnsi="宋体"/>
+                      <w:rFonts w:hAnsi="宋体" w:hint="eastAsia"/>
                       <w:bCs/>
                       <w:szCs w:val="21"/>
                     </w:rPr>
@@ -6817,7 +6801,7 @@
                 <w:p>
                   <w:pPr>
                     <w:rPr>
-                      <w:rFonts w:hAnsi="宋体"/>
+                      <w:rFonts w:hAnsi="宋体" w:hint="eastAsia"/>
                       <w:bCs/>
                       <w:szCs w:val="21"/>
                     </w:rPr>
@@ -6840,7 +6824,7 @@
                 <w:p>
                   <w:pPr>
                     <w:rPr>
-                      <w:rFonts w:hAnsi="宋体"/>
+                      <w:rFonts w:hAnsi="宋体" w:hint="eastAsia"/>
                       <w:bCs/>
                       <w:szCs w:val="21"/>
                     </w:rPr>
@@ -6864,7 +6848,7 @@
                 <w:p>
                   <w:pPr>
                     <w:rPr>
-                      <w:rFonts w:hAnsi="宋体"/>
+                      <w:rFonts w:hAnsi="宋体" w:hint="eastAsia"/>
                       <w:bCs/>
                       <w:szCs w:val="21"/>
                     </w:rPr>
@@ -6886,7 +6870,7 @@
                 <w:p>
                   <w:pPr>
                     <w:rPr>
-                      <w:rFonts w:hAnsi="宋体"/>
+                      <w:rFonts w:hAnsi="宋体" w:hint="eastAsia"/>
                       <w:bCs/>
                       <w:szCs w:val="21"/>
                     </w:rPr>
@@ -6908,7 +6892,7 @@
                 <w:p>
                   <w:pPr>
                     <w:rPr>
-                      <w:rFonts w:hAnsi="宋体"/>
+                      <w:rFonts w:hAnsi="宋体" w:hint="eastAsia"/>
                       <w:bCs/>
                       <w:szCs w:val="21"/>
                     </w:rPr>
@@ -6950,7 +6934,7 @@
                 <w:p>
                   <w:pPr>
                     <w:rPr>
-                      <w:rFonts w:hAnsi="宋体"/>
+                      <w:rFonts w:hAnsi="宋体" w:hint="eastAsia"/>
                       <w:bCs/>
                       <w:szCs w:val="21"/>
                     </w:rPr>
@@ -6972,7 +6956,7 @@
                 <w:p>
                   <w:pPr>
                     <w:rPr>
-                      <w:rFonts w:hAnsi="宋体"/>
+                      <w:rFonts w:hAnsi="宋体" w:hint="eastAsia"/>
                       <w:bCs/>
                       <w:szCs w:val="21"/>
                     </w:rPr>
@@ -6994,7 +6978,7 @@
                 <w:p>
                   <w:pPr>
                     <w:rPr>
-                      <w:rFonts w:hAnsi="宋体"/>
+                      <w:rFonts w:hAnsi="宋体" w:hint="eastAsia"/>
                       <w:bCs/>
                       <w:szCs w:val="21"/>
                     </w:rPr>
@@ -7032,16 +7016,16 @@
           <w:p>
             <w:pPr>
               <w:rPr>
-                <w:rFonts w:hAnsi="宋体"/>
-                <w:bCs/>
-                <w:szCs w:val="21"/>
-              </w:rPr>
-            </w:pPr>
-          </w:p>
-          <w:p>
-            <w:pPr>
-              <w:rPr>
-                <w:rFonts w:hAnsi="宋体"/>
+                <w:rFonts w:hAnsi="宋体" w:hint="eastAsia"/>
+                <w:bCs/>
+                <w:szCs w:val="21"/>
+              </w:rPr>
+            </w:pPr>
+          </w:p>
+          <w:p>
+            <w:pPr>
+              <w:rPr>
+                <w:rFonts w:hAnsi="宋体" w:hint="eastAsia"/>
                 <w:bCs/>
                 <w:szCs w:val="21"/>
               </w:rPr>
@@ -7060,7 +7044,7 @@
               <w:shd w:val="clear" w:color="auto" w:fill="FFF4E5"/>
               <w:ind w:left="144"/>
               <w:rPr>
-                <w:rFonts w:hAnsi="宋体"/>
+                <w:rFonts w:hAnsi="宋体" w:hint="eastAsia"/>
                 <w:bCs/>
                 <w:szCs w:val="21"/>
               </w:rPr>
@@ -7116,21 +7100,21 @@
               <w:keepNext w:val="0"/>
               <w:spacing w:before="0" w:line="240" w:lineRule="auto"/>
               <w:rPr>
+                <w:rFonts w:ascii="宋体" w:eastAsia="宋体" w:hAnsi="宋体" w:hint="eastAsia"/>
+                <w:b w:val="0"/>
+                <w:sz w:val="21"/>
+                <w:szCs w:val="21"/>
+                <w:lang w:eastAsia="zh-CN"/>
+              </w:rPr>
+            </w:pPr>
+            <w:r>
+              <w:rPr>
                 <w:rFonts w:ascii="宋体" w:eastAsia="宋体" w:hAnsi="宋体"/>
                 <w:b w:val="0"/>
                 <w:sz w:val="21"/>
                 <w:szCs w:val="21"/>
                 <w:lang w:eastAsia="zh-CN"/>
               </w:rPr>
-            </w:pPr>
-            <w:r>
-              <w:rPr>
-                <w:rFonts w:ascii="宋体" w:eastAsia="宋体" w:hAnsi="宋体"/>
-                <w:b w:val="0"/>
-                <w:sz w:val="21"/>
-                <w:szCs w:val="21"/>
-                <w:lang w:eastAsia="zh-CN"/>
-              </w:rPr>
               <w:t>4.8 参考规则：自编号命名规则</w:t>
             </w:r>
           </w:p>
@@ -7140,7 +7124,7 @@
               <w:keepNext w:val="0"/>
               <w:spacing w:before="0" w:line="240" w:lineRule="auto"/>
               <w:rPr>
-                <w:rFonts w:ascii="宋体" w:eastAsia="宋体" w:hAnsi="宋体"/>
+                <w:rFonts w:ascii="宋体" w:eastAsia="宋体" w:hAnsi="宋体" w:hint="eastAsia"/>
                 <w:b w:val="0"/>
                 <w:szCs w:val="21"/>
                 <w:lang w:eastAsia="zh-CN"/>
@@ -7176,7 +7160,7 @@
                 <w:p>
                   <w:pPr>
                     <w:rPr>
-                      <w:rFonts w:hAnsi="宋体"/>
+                      <w:rFonts w:hAnsi="宋体" w:hint="eastAsia"/>
                       <w:bCs/>
                       <w:szCs w:val="21"/>
                     </w:rPr>
@@ -7199,7 +7183,7 @@
                 <w:p>
                   <w:pPr>
                     <w:rPr>
-                      <w:rFonts w:hAnsi="宋体"/>
+                      <w:rFonts w:hAnsi="宋体" w:hint="eastAsia"/>
                       <w:bCs/>
                       <w:szCs w:val="21"/>
                     </w:rPr>
@@ -7222,7 +7206,7 @@
                 <w:p>
                   <w:pPr>
                     <w:rPr>
-                      <w:rFonts w:hAnsi="宋体"/>
+                      <w:rFonts w:hAnsi="宋体" w:hint="eastAsia"/>
                       <w:bCs/>
                       <w:szCs w:val="21"/>
                     </w:rPr>
@@ -7246,7 +7230,7 @@
                 <w:p>
                   <w:pPr>
                     <w:rPr>
-                      <w:rFonts w:hAnsi="宋体"/>
+                      <w:rFonts w:hAnsi="宋体" w:hint="eastAsia"/>
                       <w:bCs/>
                       <w:szCs w:val="21"/>
                     </w:rPr>
@@ -7268,7 +7252,7 @@
                 <w:p>
                   <w:pPr>
                     <w:rPr>
-                      <w:rFonts w:hAnsi="宋体"/>
+                      <w:rFonts w:hAnsi="宋体" w:hint="eastAsia"/>
                       <w:bCs/>
                       <w:szCs w:val="21"/>
                     </w:rPr>
@@ -7290,7 +7274,7 @@
                 <w:p>
                   <w:pPr>
                     <w:rPr>
-                      <w:rFonts w:hAnsi="宋体"/>
+                      <w:rFonts w:hAnsi="宋体" w:hint="eastAsia"/>
                       <w:bCs/>
                       <w:szCs w:val="21"/>
                     </w:rPr>
@@ -7314,7 +7298,7 @@
                 <w:p>
                   <w:pPr>
                     <w:rPr>
-                      <w:rFonts w:hAnsi="宋体"/>
+                      <w:rFonts w:hAnsi="宋体" w:hint="eastAsia"/>
                       <w:bCs/>
                       <w:szCs w:val="21"/>
                     </w:rPr>
@@ -7336,7 +7320,7 @@
                 <w:p>
                   <w:pPr>
                     <w:rPr>
-                      <w:rFonts w:hAnsi="宋体"/>
+                      <w:rFonts w:hAnsi="宋体" w:hint="eastAsia"/>
                       <w:bCs/>
                       <w:szCs w:val="21"/>
                     </w:rPr>
@@ -7358,7 +7342,7 @@
                 <w:p>
                   <w:pPr>
                     <w:rPr>
-                      <w:rFonts w:hAnsi="宋体"/>
+                      <w:rFonts w:hAnsi="宋体" w:hint="eastAsia"/>
                       <w:bCs/>
                       <w:szCs w:val="21"/>
                     </w:rPr>
@@ -7378,7 +7362,7 @@
           <w:p>
             <w:pPr>
               <w:rPr>
-                <w:rFonts w:hAnsi="宋体"/>
+                <w:rFonts w:hAnsi="宋体" w:hint="eastAsia"/>
                 <w:bCs/>
                 <w:szCs w:val="21"/>
               </w:rPr>
@@ -7505,7 +7489,7 @@
               <w:keepNext w:val="0"/>
               <w:spacing w:before="0" w:line="240" w:lineRule="auto"/>
               <w:rPr>
-                <w:rFonts w:ascii="宋体" w:eastAsia="宋体" w:hAnsi="宋体"/>
+                <w:rFonts w:ascii="宋体" w:eastAsia="宋体" w:hAnsi="宋体" w:hint="eastAsia"/>
                 <w:b w:val="0"/>
                 <w:szCs w:val="21"/>
                 <w:lang w:eastAsia="zh-CN"/>
@@ -7541,7 +7525,7 @@
                 <w:p>
                   <w:pPr>
                     <w:rPr>
-                      <w:rFonts w:hAnsi="宋体"/>
+                      <w:rFonts w:hAnsi="宋体" w:hint="eastAsia"/>
                       <w:bCs/>
                       <w:szCs w:val="21"/>
                     </w:rPr>
@@ -7564,7 +7548,7 @@
                 <w:p>
                   <w:pPr>
                     <w:rPr>
-                      <w:rFonts w:hAnsi="宋体"/>
+                      <w:rFonts w:hAnsi="宋体" w:hint="eastAsia"/>
                       <w:bCs/>
                       <w:szCs w:val="21"/>
                     </w:rPr>
@@ -7587,7 +7571,7 @@
                 <w:p>
                   <w:pPr>
                     <w:rPr>
-                      <w:rFonts w:hAnsi="宋体"/>
+                      <w:rFonts w:hAnsi="宋体" w:hint="eastAsia"/>
                       <w:bCs/>
                       <w:szCs w:val="21"/>
                     </w:rPr>
@@ -7611,7 +7595,7 @@
                 <w:p>
                   <w:pPr>
                     <w:rPr>
-                      <w:rFonts w:hAnsi="宋体"/>
+                      <w:rFonts w:hAnsi="宋体" w:hint="eastAsia"/>
                       <w:bCs/>
                       <w:szCs w:val="21"/>
                     </w:rPr>
@@ -7633,7 +7617,7 @@
                 <w:p>
                   <w:pPr>
                     <w:rPr>
-                      <w:rFonts w:hAnsi="宋体"/>
+                      <w:rFonts w:hAnsi="宋体" w:hint="eastAsia"/>
                       <w:bCs/>
                       <w:szCs w:val="21"/>
                     </w:rPr>
@@ -7655,7 +7639,7 @@
                 <w:p>
                   <w:pPr>
                     <w:rPr>
-                      <w:rFonts w:hAnsi="宋体"/>
+                      <w:rFonts w:hAnsi="宋体" w:hint="eastAsia"/>
                       <w:bCs/>
                       <w:szCs w:val="21"/>
                     </w:rPr>
@@ -7697,7 +7681,7 @@
                 <w:p>
                   <w:pPr>
                     <w:rPr>
-                      <w:rFonts w:hAnsi="宋体"/>
+                      <w:rFonts w:hAnsi="宋体" w:hint="eastAsia"/>
                       <w:bCs/>
                       <w:szCs w:val="21"/>
                     </w:rPr>
@@ -7719,7 +7703,7 @@
                 <w:p>
                   <w:pPr>
                     <w:rPr>
-                      <w:rFonts w:hAnsi="宋体"/>
+                      <w:rFonts w:hAnsi="宋体" w:hint="eastAsia"/>
                       <w:bCs/>
                       <w:szCs w:val="21"/>
                     </w:rPr>
@@ -7741,7 +7725,7 @@
                 <w:p>
                   <w:pPr>
                     <w:rPr>
-                      <w:rFonts w:hAnsi="宋体"/>
+                      <w:rFonts w:hAnsi="宋体" w:hint="eastAsia"/>
                       <w:bCs/>
                       <w:szCs w:val="21"/>
                     </w:rPr>
@@ -7765,7 +7749,7 @@
                 <w:p>
                   <w:pPr>
                     <w:rPr>
-                      <w:rFonts w:hAnsi="宋体"/>
+                      <w:rFonts w:hAnsi="宋体" w:hint="eastAsia"/>
                       <w:bCs/>
                       <w:szCs w:val="21"/>
                     </w:rPr>
@@ -7787,7 +7771,7 @@
                 <w:p>
                   <w:pPr>
                     <w:rPr>
-                      <w:rFonts w:hAnsi="宋体"/>
+                      <w:rFonts w:hAnsi="宋体" w:hint="eastAsia"/>
                       <w:bCs/>
                       <w:szCs w:val="21"/>
                     </w:rPr>
@@ -7809,7 +7793,7 @@
                 <w:p>
                   <w:pPr>
                     <w:rPr>
-                      <w:rFonts w:hAnsi="宋体"/>
+                      <w:rFonts w:hAnsi="宋体" w:hint="eastAsia"/>
                       <w:bCs/>
                       <w:szCs w:val="21"/>
                     </w:rPr>
@@ -7851,7 +7835,7 @@
                 <w:p>
                   <w:pPr>
                     <w:rPr>
-                      <w:rFonts w:hAnsi="宋体"/>
+                      <w:rFonts w:hAnsi="宋体" w:hint="eastAsia"/>
                       <w:bCs/>
                       <w:szCs w:val="21"/>
                     </w:rPr>
@@ -7873,7 +7857,7 @@
                 <w:p>
                   <w:pPr>
                     <w:rPr>
-                      <w:rFonts w:hAnsi="宋体"/>
+                      <w:rFonts w:hAnsi="宋体" w:hint="eastAsia"/>
                       <w:bCs/>
                       <w:szCs w:val="21"/>
                     </w:rPr>
@@ -7895,7 +7879,7 @@
                 <w:p>
                   <w:pPr>
                     <w:rPr>
-                      <w:rFonts w:hAnsi="宋体"/>
+                      <w:rFonts w:hAnsi="宋体" w:hint="eastAsia"/>
                       <w:bCs/>
                       <w:szCs w:val="21"/>
                     </w:rPr>
@@ -7919,7 +7903,7 @@
                 <w:p>
                   <w:pPr>
                     <w:rPr>
-                      <w:rFonts w:hAnsi="宋体"/>
+                      <w:rFonts w:hAnsi="宋体" w:hint="eastAsia"/>
                       <w:bCs/>
                       <w:szCs w:val="21"/>
                     </w:rPr>
@@ -7951,7 +7935,7 @@
                 <w:p>
                   <w:pPr>
                     <w:rPr>
-                      <w:rFonts w:hAnsi="宋体"/>
+                      <w:rFonts w:hAnsi="宋体" w:hint="eastAsia"/>
                       <w:bCs/>
                       <w:szCs w:val="21"/>
                     </w:rPr>
@@ -7973,7 +7957,7 @@
                 <w:p>
                   <w:pPr>
                     <w:rPr>
-                      <w:rFonts w:hAnsi="宋体"/>
+                      <w:rFonts w:hAnsi="宋体" w:hint="eastAsia"/>
                       <w:bCs/>
                       <w:szCs w:val="21"/>
                     </w:rPr>
@@ -8011,7 +7995,7 @@
           <w:p>
             <w:pPr>
               <w:rPr>
-                <w:rFonts w:hAnsi="宋体"/>
+                <w:rFonts w:hAnsi="宋体" w:hint="eastAsia"/>
                 <w:bCs/>
                 <w:szCs w:val="21"/>
               </w:rPr>
@@ -8022,7 +8006,7 @@
               <w:shd w:val="clear" w:color="auto" w:fill="EAF2FF"/>
               <w:ind w:left="144"/>
               <w:rPr>
-                <w:rFonts w:hAnsi="宋体"/>
+                <w:rFonts w:hAnsi="宋体" w:hint="eastAsia"/>
                 <w:bCs/>
                 <w:szCs w:val="21"/>
               </w:rPr>
@@ -8060,7 +8044,7 @@
               <w:keepNext w:val="0"/>
               <w:spacing w:before="0" w:line="240" w:lineRule="auto"/>
               <w:rPr>
-                <w:rFonts w:ascii="宋体" w:eastAsia="宋体" w:hAnsi="宋体"/>
+                <w:rFonts w:ascii="宋体" w:eastAsia="宋体" w:hAnsi="宋体" w:hint="eastAsia"/>
                 <w:b w:val="0"/>
                 <w:sz w:val="21"/>
                 <w:szCs w:val="21"/>
@@ -8097,7 +8081,7 @@
                 <w:p>
                   <w:pPr>
                     <w:rPr>
-                      <w:rFonts w:hAnsi="宋体"/>
+                      <w:rFonts w:hAnsi="宋体" w:hint="eastAsia"/>
                       <w:bCs/>
                       <w:szCs w:val="21"/>
                     </w:rPr>
@@ -8120,7 +8104,7 @@
                 <w:p>
                   <w:pPr>
                     <w:rPr>
-                      <w:rFonts w:hAnsi="宋体"/>
+                      <w:rFonts w:hAnsi="宋体" w:hint="eastAsia"/>
                       <w:bCs/>
                       <w:szCs w:val="21"/>
                     </w:rPr>
@@ -8144,7 +8128,7 @@
                 <w:p>
                   <w:pPr>
                     <w:rPr>
-                      <w:rFonts w:hAnsi="宋体"/>
+                      <w:rFonts w:hAnsi="宋体" w:hint="eastAsia"/>
                       <w:bCs/>
                       <w:szCs w:val="21"/>
                     </w:rPr>
@@ -8166,7 +8150,7 @@
                 <w:p>
                   <w:pPr>
                     <w:rPr>
-                      <w:rFonts w:hAnsi="宋体"/>
+                      <w:rFonts w:hAnsi="宋体" w:hint="eastAsia"/>
                       <w:bCs/>
                       <w:szCs w:val="21"/>
                     </w:rPr>
@@ -8190,7 +8174,7 @@
                 <w:p>
                   <w:pPr>
                     <w:rPr>
-                      <w:rFonts w:hAnsi="宋体"/>
+                      <w:rFonts w:hAnsi="宋体" w:hint="eastAsia"/>
                       <w:bCs/>
                       <w:szCs w:val="21"/>
                     </w:rPr>
@@ -8212,7 +8196,7 @@
                 <w:p>
                   <w:pPr>
                     <w:rPr>
-                      <w:rFonts w:hAnsi="宋体"/>
+                      <w:rFonts w:hAnsi="宋体" w:hint="eastAsia"/>
                       <w:bCs/>
                       <w:szCs w:val="21"/>
                     </w:rPr>
@@ -8236,7 +8220,7 @@
                 <w:p>
                   <w:pPr>
                     <w:rPr>
-                      <w:rFonts w:hAnsi="宋体"/>
+                      <w:rFonts w:hAnsi="宋体" w:hint="eastAsia"/>
                       <w:bCs/>
                       <w:szCs w:val="21"/>
                     </w:rPr>
@@ -8258,7 +8242,7 @@
                 <w:p>
                   <w:pPr>
                     <w:rPr>
-                      <w:rFonts w:hAnsi="宋体"/>
+                      <w:rFonts w:hAnsi="宋体" w:hint="eastAsia"/>
                       <w:bCs/>
                       <w:szCs w:val="21"/>
                     </w:rPr>
@@ -8282,7 +8266,7 @@
                 <w:p>
                   <w:pPr>
                     <w:rPr>
-                      <w:rFonts w:hAnsi="宋体"/>
+                      <w:rFonts w:hAnsi="宋体" w:hint="eastAsia"/>
                       <w:bCs/>
                       <w:szCs w:val="21"/>
                     </w:rPr>
@@ -8304,7 +8288,7 @@
                 <w:p>
                   <w:pPr>
                     <w:rPr>
-                      <w:rFonts w:hAnsi="宋体"/>
+                      <w:rFonts w:hAnsi="宋体" w:hint="eastAsia"/>
                       <w:bCs/>
                       <w:szCs w:val="21"/>
                     </w:rPr>
@@ -8328,7 +8312,7 @@
                 <w:p>
                   <w:pPr>
                     <w:rPr>
-                      <w:rFonts w:hAnsi="宋体"/>
+                      <w:rFonts w:hAnsi="宋体" w:hint="eastAsia"/>
                       <w:bCs/>
                       <w:szCs w:val="21"/>
                     </w:rPr>
@@ -8350,7 +8334,7 @@
                 <w:p>
                   <w:pPr>
                     <w:rPr>
-                      <w:rFonts w:hAnsi="宋体"/>
+                      <w:rFonts w:hAnsi="宋体" w:hint="eastAsia"/>
                       <w:bCs/>
                       <w:szCs w:val="21"/>
                     </w:rPr>
@@ -8374,7 +8358,7 @@
                 <w:p>
                   <w:pPr>
                     <w:rPr>
-                      <w:rFonts w:hAnsi="宋体"/>
+                      <w:rFonts w:hAnsi="宋体" w:hint="eastAsia"/>
                       <w:bCs/>
                       <w:szCs w:val="21"/>
                     </w:rPr>
@@ -8396,7 +8380,7 @@
                 <w:p>
                   <w:pPr>
                     <w:rPr>
-                      <w:rFonts w:hAnsi="宋体"/>
+                      <w:rFonts w:hAnsi="宋体" w:hint="eastAsia"/>
                       <w:bCs/>
                       <w:szCs w:val="21"/>
                     </w:rPr>
@@ -8416,7 +8400,7 @@
           <w:p>
             <w:pPr>
               <w:rPr>
-                <w:rFonts w:hAnsi="宋体"/>
+                <w:rFonts w:hAnsi="宋体" w:hint="eastAsia"/>
                 <w:bCs/>
                 <w:szCs w:val="21"/>
               </w:rPr>
@@ -8428,21 +8412,21 @@
               <w:keepNext w:val="0"/>
               <w:spacing w:before="0" w:line="240" w:lineRule="auto"/>
               <w:rPr>
+                <w:rFonts w:ascii="宋体" w:eastAsia="宋体" w:hAnsi="宋体" w:hint="eastAsia"/>
+                <w:b w:val="0"/>
+                <w:sz w:val="21"/>
+                <w:szCs w:val="21"/>
+                <w:lang w:eastAsia="zh-CN"/>
+              </w:rPr>
+            </w:pPr>
+            <w:r>
+              <w:rPr>
                 <w:rFonts w:ascii="宋体" w:eastAsia="宋体" w:hAnsi="宋体"/>
                 <w:b w:val="0"/>
                 <w:sz w:val="21"/>
                 <w:szCs w:val="21"/>
                 <w:lang w:eastAsia="zh-CN"/>
               </w:rPr>
-            </w:pPr>
-            <w:r>
-              <w:rPr>
-                <w:rFonts w:ascii="宋体" w:eastAsia="宋体" w:hAnsi="宋体"/>
-                <w:b w:val="0"/>
-                <w:sz w:val="21"/>
-                <w:szCs w:val="21"/>
-                <w:lang w:eastAsia="zh-CN"/>
-              </w:rPr>
               <w:t>4.10 参考规则：有效期默认规则</w:t>
             </w:r>
           </w:p>
@@ -8452,7 +8436,7 @@
               <w:keepNext w:val="0"/>
               <w:spacing w:before="0" w:line="240" w:lineRule="auto"/>
               <w:rPr>
-                <w:rFonts w:ascii="宋体" w:eastAsia="宋体" w:hAnsi="宋体"/>
+                <w:rFonts w:ascii="宋体" w:eastAsia="宋体" w:hAnsi="宋体" w:hint="eastAsia"/>
                 <w:b w:val="0"/>
                 <w:szCs w:val="21"/>
                 <w:lang w:eastAsia="zh-CN"/>
@@ -8488,7 +8472,7 @@
                 <w:p>
                   <w:pPr>
                     <w:rPr>
-                      <w:rFonts w:hAnsi="宋体"/>
+                      <w:rFonts w:hAnsi="宋体" w:hint="eastAsia"/>
                       <w:bCs/>
                       <w:szCs w:val="21"/>
                     </w:rPr>
@@ -8511,7 +8495,7 @@
                 <w:p>
                   <w:pPr>
                     <w:rPr>
-                      <w:rFonts w:hAnsi="宋体"/>
+                      <w:rFonts w:hAnsi="宋体" w:hint="eastAsia"/>
                       <w:bCs/>
                       <w:szCs w:val="21"/>
                     </w:rPr>
@@ -8534,7 +8518,7 @@
                 <w:p>
                   <w:pPr>
                     <w:rPr>
-                      <w:rFonts w:hAnsi="宋体"/>
+                      <w:rFonts w:hAnsi="宋体" w:hint="eastAsia"/>
                       <w:bCs/>
                       <w:szCs w:val="21"/>
                     </w:rPr>
@@ -8558,7 +8542,7 @@
                 <w:p>
                   <w:pPr>
                     <w:rPr>
-                      <w:rFonts w:hAnsi="宋体"/>
+                      <w:rFonts w:hAnsi="宋体" w:hint="eastAsia"/>
                       <w:bCs/>
                       <w:szCs w:val="21"/>
                     </w:rPr>
@@ -8580,7 +8564,7 @@
                 <w:p>
                   <w:pPr>
                     <w:rPr>
-                      <w:rFonts w:hAnsi="宋体"/>
+                      <w:rFonts w:hAnsi="宋体" w:hint="eastAsia"/>
                       <w:bCs/>
                       <w:szCs w:val="21"/>
                     </w:rPr>
@@ -8602,7 +8586,7 @@
                 <w:p>
                   <w:pPr>
                     <w:rPr>
-                      <w:rFonts w:hAnsi="宋体"/>
+                      <w:rFonts w:hAnsi="宋体" w:hint="eastAsia"/>
                       <w:bCs/>
                       <w:szCs w:val="21"/>
                     </w:rPr>
@@ -8626,7 +8610,7 @@
                 <w:p>
                   <w:pPr>
                     <w:rPr>
-                      <w:rFonts w:hAnsi="宋体"/>
+                      <w:rFonts w:hAnsi="宋体" w:hint="eastAsia"/>
                       <w:bCs/>
                       <w:szCs w:val="21"/>
                     </w:rPr>
@@ -8648,7 +8632,7 @@
                 <w:p>
                   <w:pPr>
                     <w:rPr>
-                      <w:rFonts w:hAnsi="宋体"/>
+                      <w:rFonts w:hAnsi="宋体" w:hint="eastAsia"/>
                       <w:bCs/>
                       <w:szCs w:val="21"/>
                     </w:rPr>
@@ -8688,7 +8672,7 @@
                 <w:p>
                   <w:pPr>
                     <w:rPr>
-                      <w:rFonts w:hAnsi="宋体"/>
+                      <w:rFonts w:hAnsi="宋体" w:hint="eastAsia"/>
                       <w:bCs/>
                       <w:szCs w:val="21"/>
                     </w:rPr>
@@ -8712,7 +8696,7 @@
                 <w:p>
                   <w:pPr>
                     <w:rPr>
-                      <w:rFonts w:hAnsi="宋体"/>
+                      <w:rFonts w:hAnsi="宋体" w:hint="eastAsia"/>
                       <w:bCs/>
                       <w:szCs w:val="21"/>
                     </w:rPr>
@@ -8734,7 +8718,7 @@
                 <w:p>
                   <w:pPr>
                     <w:rPr>
-                      <w:rFonts w:hAnsi="宋体"/>
+                      <w:rFonts w:hAnsi="宋体" w:hint="eastAsia"/>
                       <w:bCs/>
                       <w:szCs w:val="21"/>
                     </w:rPr>
@@ -8756,7 +8740,7 @@
                 <w:p>
                   <w:pPr>
                     <w:rPr>
-                      <w:rFonts w:hAnsi="宋体"/>
+                      <w:rFonts w:hAnsi="宋体" w:hint="eastAsia"/>
                       <w:bCs/>
                       <w:szCs w:val="21"/>
                     </w:rPr>
@@ -8780,7 +8764,7 @@
                 <w:p>
                   <w:pPr>
                     <w:rPr>
-                      <w:rFonts w:hAnsi="宋体"/>
+                      <w:rFonts w:hAnsi="宋体" w:hint="eastAsia"/>
                       <w:bCs/>
                       <w:szCs w:val="21"/>
                     </w:rPr>
@@ -8803,7 +8787,7 @@
                 <w:p>
                   <w:pPr>
                     <w:rPr>
-                      <w:rFonts w:hAnsi="宋体"/>
+                      <w:rFonts w:hAnsi="宋体" w:hint="eastAsia"/>
                       <w:bCs/>
                       <w:szCs w:val="21"/>
                     </w:rPr>
@@ -8825,7 +8809,7 @@
                 <w:p>
                   <w:pPr>
                     <w:rPr>
-                      <w:rFonts w:hAnsi="宋体"/>
+                      <w:rFonts w:hAnsi="宋体" w:hint="eastAsia"/>
                       <w:bCs/>
                       <w:szCs w:val="21"/>
                     </w:rPr>
@@ -8849,7 +8833,7 @@
                 <w:p>
                   <w:pPr>
                     <w:rPr>
-                      <w:rFonts w:hAnsi="宋体"/>
+                      <w:rFonts w:hAnsi="宋体" w:hint="eastAsia"/>
                       <w:bCs/>
                       <w:szCs w:val="21"/>
                     </w:rPr>
@@ -8871,7 +8855,7 @@
                 <w:p>
                   <w:pPr>
                     <w:rPr>
-                      <w:rFonts w:hAnsi="宋体"/>
+                      <w:rFonts w:hAnsi="宋体" w:hint="eastAsia"/>
                       <w:bCs/>
                       <w:szCs w:val="21"/>
                     </w:rPr>
@@ -8893,7 +8877,7 @@
                 <w:p>
                   <w:pPr>
                     <w:rPr>
-                      <w:rFonts w:hAnsi="宋体"/>
+                      <w:rFonts w:hAnsi="宋体" w:hint="eastAsia"/>
                       <w:bCs/>
                       <w:szCs w:val="21"/>
                     </w:rPr>
@@ -8917,7 +8901,7 @@
                 <w:p>
                   <w:pPr>
                     <w:rPr>
-                      <w:rFonts w:hAnsi="宋体"/>
+                      <w:rFonts w:hAnsi="宋体" w:hint="eastAsia"/>
                       <w:bCs/>
                       <w:szCs w:val="21"/>
                     </w:rPr>
@@ -8939,7 +8923,7 @@
                 <w:p>
                   <w:pPr>
                     <w:rPr>
-                      <w:rFonts w:hAnsi="宋体"/>
+                      <w:rFonts w:hAnsi="宋体" w:hint="eastAsia"/>
                       <w:bCs/>
                       <w:szCs w:val="21"/>
                     </w:rPr>
@@ -8961,7 +8945,7 @@
                 <w:p>
                   <w:pPr>
                     <w:rPr>
-                      <w:rFonts w:hAnsi="宋体"/>
+                      <w:rFonts w:hAnsi="宋体" w:hint="eastAsia"/>
                       <w:bCs/>
                       <w:szCs w:val="21"/>
                     </w:rPr>
@@ -8981,7 +8965,7 @@
           <w:p>
             <w:pPr>
               <w:rPr>
-                <w:rFonts w:hAnsi="宋体"/>
+                <w:rFonts w:hAnsi="宋体" w:hint="eastAsia"/>
                 <w:bCs/>
                 <w:szCs w:val="21"/>
               </w:rPr>
@@ -8993,7 +8977,7 @@
               <w:keepNext w:val="0"/>
               <w:spacing w:before="0" w:line="240" w:lineRule="auto"/>
               <w:rPr>
-                <w:rFonts w:ascii="宋体" w:eastAsia="宋体" w:hAnsi="宋体"/>
+                <w:rFonts w:ascii="宋体" w:eastAsia="宋体" w:hAnsi="宋体" w:hint="eastAsia"/>
                 <w:b w:val="0"/>
                 <w:szCs w:val="21"/>
                 <w:lang w:eastAsia="zh-CN"/>
@@ -9028,7 +9012,7 @@
                 <w:p>
                   <w:pPr>
                     <w:rPr>
-                      <w:rFonts w:hAnsi="宋体"/>
+                      <w:rFonts w:hAnsi="宋体" w:hint="eastAsia"/>
                       <w:bCs/>
                       <w:szCs w:val="21"/>
                     </w:rPr>
@@ -9051,7 +9035,7 @@
                 <w:p>
                   <w:pPr>
                     <w:rPr>
-                      <w:rFonts w:hAnsi="宋体"/>
+                      <w:rFonts w:hAnsi="宋体" w:hint="eastAsia"/>
                       <w:bCs/>
                       <w:szCs w:val="21"/>
                     </w:rPr>
@@ -9075,7 +9059,7 @@
                 <w:p>
                   <w:pPr>
                     <w:rPr>
-                      <w:rFonts w:hAnsi="宋体"/>
+                      <w:rFonts w:hAnsi="宋体" w:hint="eastAsia"/>
                       <w:bCs/>
                       <w:szCs w:val="21"/>
                     </w:rPr>
@@ -9097,7 +9081,7 @@
                 <w:p>
                   <w:pPr>
                     <w:rPr>
-                      <w:rFonts w:hAnsi="宋体"/>
+                      <w:rFonts w:hAnsi="宋体" w:hint="eastAsia"/>
                       <w:bCs/>
                       <w:szCs w:val="21"/>
                     </w:rPr>
@@ -9130,7 +9114,7 @@
                 <w:p>
                   <w:pPr>
                     <w:rPr>
-                      <w:rFonts w:hAnsi="宋体"/>
+                      <w:rFonts w:hAnsi="宋体" w:hint="eastAsia"/>
                       <w:bCs/>
                       <w:szCs w:val="21"/>
                     </w:rPr>
@@ -9152,7 +9136,7 @@
                 <w:p>
                   <w:pPr>
                     <w:rPr>
-                      <w:rFonts w:hAnsi="宋体"/>
+                      <w:rFonts w:hAnsi="宋体" w:hint="eastAsia"/>
                       <w:bCs/>
                       <w:szCs w:val="21"/>
                     </w:rPr>
@@ -9172,7 +9156,7 @@
           <w:p>
             <w:pPr>
               <w:rPr>
-                <w:rFonts w:hAnsi="宋体"/>
+                <w:rFonts w:hAnsi="宋体" w:hint="eastAsia"/>
                 <w:bCs/>
                 <w:szCs w:val="21"/>
               </w:rPr>
@@ -9184,21 +9168,21 @@
               <w:keepNext w:val="0"/>
               <w:spacing w:before="0" w:line="240" w:lineRule="auto"/>
               <w:rPr>
+                <w:rFonts w:ascii="宋体" w:eastAsia="宋体" w:hAnsi="宋体" w:hint="eastAsia"/>
+                <w:b w:val="0"/>
+                <w:sz w:val="21"/>
+                <w:szCs w:val="21"/>
+                <w:lang w:eastAsia="zh-CN"/>
+              </w:rPr>
+            </w:pPr>
+            <w:r>
+              <w:rPr>
                 <w:rFonts w:ascii="宋体" w:eastAsia="宋体" w:hAnsi="宋体"/>
                 <w:b w:val="0"/>
                 <w:sz w:val="21"/>
                 <w:szCs w:val="21"/>
                 <w:lang w:eastAsia="zh-CN"/>
               </w:rPr>
-            </w:pPr>
-            <w:r>
-              <w:rPr>
-                <w:rFonts w:ascii="宋体" w:eastAsia="宋体" w:hAnsi="宋体"/>
-                <w:b w:val="0"/>
-                <w:sz w:val="21"/>
-                <w:szCs w:val="21"/>
-                <w:lang w:eastAsia="zh-CN"/>
-              </w:rPr>
               <w:t>4.11 参考规则：导出 Word 模板选择</w:t>
             </w:r>
           </w:p>
@@ -9208,7 +9192,7 @@
               <w:keepNext w:val="0"/>
               <w:spacing w:before="0" w:line="240" w:lineRule="auto"/>
               <w:rPr>
-                <w:rFonts w:ascii="宋体" w:eastAsia="宋体" w:hAnsi="宋体"/>
+                <w:rFonts w:ascii="宋体" w:eastAsia="宋体" w:hAnsi="宋体" w:hint="eastAsia"/>
                 <w:b w:val="0"/>
                 <w:szCs w:val="21"/>
               </w:rPr>
@@ -9252,7 +9236,7 @@
                 <w:p>
                   <w:pPr>
                     <w:rPr>
-                      <w:rFonts w:hAnsi="宋体"/>
+                      <w:rFonts w:hAnsi="宋体" w:hint="eastAsia"/>
                       <w:bCs/>
                       <w:szCs w:val="21"/>
                     </w:rPr>
@@ -9275,7 +9259,7 @@
                 <w:p>
                   <w:pPr>
                     <w:rPr>
-                      <w:rFonts w:hAnsi="宋体"/>
+                      <w:rFonts w:hAnsi="宋体" w:hint="eastAsia"/>
                       <w:bCs/>
                       <w:szCs w:val="21"/>
                     </w:rPr>
@@ -9298,7 +9282,7 @@
                 <w:p>
                   <w:pPr>
                     <w:rPr>
-                      <w:rFonts w:hAnsi="宋体"/>
+                      <w:rFonts w:hAnsi="宋体" w:hint="eastAsia"/>
                       <w:bCs/>
                       <w:szCs w:val="21"/>
                     </w:rPr>
@@ -9322,7 +9306,7 @@
                 <w:p>
                   <w:pPr>
                     <w:rPr>
-                      <w:rFonts w:hAnsi="宋体"/>
+                      <w:rFonts w:hAnsi="宋体" w:hint="eastAsia"/>
                       <w:bCs/>
                       <w:szCs w:val="21"/>
                     </w:rPr>
@@ -9344,7 +9328,7 @@
                 <w:p>
                   <w:pPr>
                     <w:rPr>
-                      <w:rFonts w:hAnsi="宋体"/>
+                      <w:rFonts w:hAnsi="宋体" w:hint="eastAsia"/>
                       <w:bCs/>
                       <w:szCs w:val="21"/>
                     </w:rPr>
@@ -9366,7 +9350,7 @@
                 <w:p>
                   <w:pPr>
                     <w:rPr>
-                      <w:rFonts w:hAnsi="宋体"/>
+                      <w:rFonts w:hAnsi="宋体" w:hint="eastAsia"/>
                       <w:bCs/>
                       <w:szCs w:val="21"/>
                     </w:rPr>
@@ -9390,7 +9374,7 @@
                 <w:p>
                   <w:pPr>
                     <w:rPr>
-                      <w:rFonts w:hAnsi="宋体"/>
+                      <w:rFonts w:hAnsi="宋体" w:hint="eastAsia"/>
                       <w:bCs/>
                       <w:szCs w:val="21"/>
                     </w:rPr>
@@ -9430,7 +9414,7 @@
                 <w:p>
                   <w:pPr>
                     <w:rPr>
-                      <w:rFonts w:hAnsi="宋体"/>
+                      <w:rFonts w:hAnsi="宋体" w:hint="eastAsia"/>
                       <w:bCs/>
                       <w:szCs w:val="21"/>
                     </w:rPr>
@@ -9452,7 +9436,7 @@
                 <w:p>
                   <w:pPr>
                     <w:rPr>
-                      <w:rFonts w:hAnsi="宋体"/>
+                      <w:rFonts w:hAnsi="宋体" w:hint="eastAsia"/>
                       <w:bCs/>
                       <w:szCs w:val="21"/>
                     </w:rPr>
@@ -9476,7 +9460,7 @@
                 <w:p>
                   <w:pPr>
                     <w:rPr>
-                      <w:rFonts w:hAnsi="宋体"/>
+                      <w:rFonts w:hAnsi="宋体" w:hint="eastAsia"/>
                       <w:bCs/>
                       <w:szCs w:val="21"/>
                     </w:rPr>
@@ -9498,7 +9482,7 @@
                 <w:p>
                   <w:pPr>
                     <w:rPr>
-                      <w:rFonts w:hAnsi="宋体"/>
+                      <w:rFonts w:hAnsi="宋体" w:hint="eastAsia"/>
                       <w:bCs/>
                       <w:szCs w:val="21"/>
                     </w:rPr>
@@ -9520,7 +9504,7 @@
                 <w:p>
                   <w:pPr>
                     <w:rPr>
-                      <w:rFonts w:hAnsi="宋体"/>
+                      <w:rFonts w:hAnsi="宋体" w:hint="eastAsia"/>
                       <w:bCs/>
                       <w:szCs w:val="21"/>
                     </w:rPr>
@@ -9544,7 +9528,7 @@
                 <w:p>
                   <w:pPr>
                     <w:rPr>
-                      <w:rFonts w:hAnsi="宋体"/>
+                      <w:rFonts w:hAnsi="宋体" w:hint="eastAsia"/>
                       <w:bCs/>
                       <w:szCs w:val="21"/>
                     </w:rPr>
@@ -9566,7 +9550,7 @@
                 <w:p>
                   <w:pPr>
                     <w:rPr>
-                      <w:rFonts w:hAnsi="宋体"/>
+                      <w:rFonts w:hAnsi="宋体" w:hint="eastAsia"/>
                       <w:bCs/>
                       <w:szCs w:val="21"/>
                     </w:rPr>
@@ -9588,7 +9572,7 @@
                 <w:p>
                   <w:pPr>
                     <w:rPr>
-                      <w:rFonts w:hAnsi="宋体"/>
+                      <w:rFonts w:hAnsi="宋体" w:hint="eastAsia"/>
                       <w:bCs/>
                       <w:szCs w:val="21"/>
                     </w:rPr>
@@ -9612,7 +9596,7 @@
                 <w:p>
                   <w:pPr>
                     <w:rPr>
-                      <w:rFonts w:hAnsi="宋体"/>
+                      <w:rFonts w:hAnsi="宋体" w:hint="eastAsia"/>
                       <w:bCs/>
                       <w:szCs w:val="21"/>
                     </w:rPr>
@@ -9634,7 +9618,7 @@
                 <w:p>
                   <w:pPr>
                     <w:rPr>
-                      <w:rFonts w:hAnsi="宋体"/>
+                      <w:rFonts w:hAnsi="宋体" w:hint="eastAsia"/>
                       <w:bCs/>
                       <w:szCs w:val="21"/>
                     </w:rPr>
@@ -9656,7 +9640,7 @@
                 <w:p>
                   <w:pPr>
                     <w:rPr>
-                      <w:rFonts w:hAnsi="宋体"/>
+                      <w:rFonts w:hAnsi="宋体" w:hint="eastAsia"/>
                       <w:bCs/>
                       <w:szCs w:val="21"/>
                     </w:rPr>
@@ -9686,7 +9670,7 @@
           <w:p>
             <w:pPr>
               <w:rPr>
-                <w:rFonts w:hAnsi="宋体"/>
+                <w:rFonts w:hAnsi="宋体" w:hint="eastAsia"/>
                 <w:bCs/>
                 <w:szCs w:val="21"/>
               </w:rPr>
@@ -9698,7 +9682,7 @@
               <w:keepNext w:val="0"/>
               <w:spacing w:before="0" w:line="240" w:lineRule="auto"/>
               <w:rPr>
-                <w:rFonts w:ascii="宋体" w:eastAsia="宋体" w:hAnsi="宋体"/>
+                <w:rFonts w:ascii="宋体" w:eastAsia="宋体" w:hAnsi="宋体" w:hint="eastAsia"/>
                 <w:b w:val="0"/>
                 <w:szCs w:val="21"/>
                 <w:lang w:eastAsia="zh-CN"/>
@@ -9734,7 +9718,7 @@
                 <w:p>
                   <w:pPr>
                     <w:rPr>
-                      <w:rFonts w:hAnsi="宋体"/>
+                      <w:rFonts w:hAnsi="宋体" w:hint="eastAsia"/>
                       <w:bCs/>
                       <w:szCs w:val="21"/>
                     </w:rPr>
@@ -9757,7 +9741,7 @@
                 <w:p>
                   <w:pPr>
                     <w:rPr>
-                      <w:rFonts w:hAnsi="宋体"/>
+                      <w:rFonts w:hAnsi="宋体" w:hint="eastAsia"/>
                       <w:bCs/>
                       <w:szCs w:val="21"/>
                     </w:rPr>
@@ -9780,7 +9764,7 @@
                 <w:p>
                   <w:pPr>
                     <w:rPr>
-                      <w:rFonts w:hAnsi="宋体"/>
+                      <w:rFonts w:hAnsi="宋体" w:hint="eastAsia"/>
                       <w:bCs/>
                       <w:szCs w:val="21"/>
                     </w:rPr>
@@ -9804,7 +9788,7 @@
                 <w:p>
                   <w:pPr>
                     <w:rPr>
-                      <w:rFonts w:hAnsi="宋体"/>
+                      <w:rFonts w:hAnsi="宋体" w:hint="eastAsia"/>
                       <w:bCs/>
                       <w:szCs w:val="21"/>
                     </w:rPr>
@@ -9826,7 +9810,7 @@
                 <w:p>
                   <w:pPr>
                     <w:rPr>
-                      <w:rFonts w:hAnsi="宋体"/>
+                      <w:rFonts w:hAnsi="宋体" w:hint="eastAsia"/>
                       <w:bCs/>
                       <w:szCs w:val="21"/>
                     </w:rPr>
@@ -9858,7 +9842,7 @@
                 <w:p>
                   <w:pPr>
                     <w:rPr>
-                      <w:rFonts w:hAnsi="宋体"/>
+                      <w:rFonts w:hAnsi="宋体" w:hint="eastAsia"/>
                       <w:bCs/>
                       <w:szCs w:val="21"/>
                     </w:rPr>
@@ -9910,7 +9894,7 @@
                 <w:p>
                   <w:pPr>
                     <w:rPr>
-                      <w:rFonts w:hAnsi="宋体"/>
+                      <w:rFonts w:hAnsi="宋体" w:hint="eastAsia"/>
                       <w:bCs/>
                       <w:szCs w:val="21"/>
                     </w:rPr>
@@ -9942,7 +9926,7 @@
                 <w:p>
                   <w:pPr>
                     <w:rPr>
-                      <w:rFonts w:hAnsi="宋体"/>
+                      <w:rFonts w:hAnsi="宋体" w:hint="eastAsia"/>
                       <w:bCs/>
                       <w:szCs w:val="21"/>
                     </w:rPr>
@@ -9964,7 +9948,7 @@
                 <w:p>
                   <w:pPr>
                     <w:rPr>
-                      <w:rFonts w:hAnsi="宋体"/>
+                      <w:rFonts w:hAnsi="宋体" w:hint="eastAsia"/>
                       <w:bCs/>
                       <w:szCs w:val="21"/>
                     </w:rPr>
@@ -9988,7 +9972,7 @@
                 <w:p>
                   <w:pPr>
                     <w:rPr>
-                      <w:rFonts w:hAnsi="宋体"/>
+                      <w:rFonts w:hAnsi="宋体" w:hint="eastAsia"/>
                       <w:bCs/>
                       <w:szCs w:val="21"/>
                     </w:rPr>
@@ -10010,7 +9994,7 @@
                 <w:p>
                   <w:pPr>
                     <w:rPr>
-                      <w:rFonts w:hAnsi="宋体"/>
+                      <w:rFonts w:hAnsi="宋体" w:hint="eastAsia"/>
                       <w:bCs/>
                       <w:szCs w:val="21"/>
                     </w:rPr>
@@ -10032,7 +10016,7 @@
                 <w:p>
                   <w:pPr>
                     <w:rPr>
-                      <w:rFonts w:hAnsi="宋体"/>
+                      <w:rFonts w:hAnsi="宋体" w:hint="eastAsia"/>
                       <w:bCs/>
                       <w:szCs w:val="21"/>
                     </w:rPr>
@@ -10056,7 +10040,7 @@
                 <w:p>
                   <w:pPr>
                     <w:rPr>
-                      <w:rFonts w:hAnsi="宋体"/>
+                      <w:rFonts w:hAnsi="宋体" w:hint="eastAsia"/>
                       <w:bCs/>
                       <w:szCs w:val="21"/>
                     </w:rPr>
@@ -10078,7 +10062,7 @@
                 <w:p>
                   <w:pPr>
                     <w:rPr>
-                      <w:rFonts w:hAnsi="宋体"/>
+                      <w:rFonts w:hAnsi="宋体" w:hint="eastAsia"/>
                       <w:bCs/>
                       <w:szCs w:val="21"/>
                     </w:rPr>
@@ -10100,7 +10084,7 @@
                 <w:p>
                   <w:pPr>
                     <w:rPr>
-                      <w:rFonts w:hAnsi="宋体"/>
+                      <w:rFonts w:hAnsi="宋体" w:hint="eastAsia"/>
                       <w:bCs/>
                       <w:szCs w:val="21"/>
                     </w:rPr>
@@ -10124,7 +10108,7 @@
                 <w:p>
                   <w:pPr>
                     <w:rPr>
-                      <w:rFonts w:hAnsi="宋体"/>
+                      <w:rFonts w:hAnsi="宋体" w:hint="eastAsia"/>
                       <w:bCs/>
                       <w:szCs w:val="21"/>
                     </w:rPr>
@@ -10146,7 +10130,7 @@
                 <w:p>
                   <w:pPr>
                     <w:rPr>
-                      <w:rFonts w:hAnsi="宋体"/>
+                      <w:rFonts w:hAnsi="宋体" w:hint="eastAsia"/>
                       <w:bCs/>
                       <w:szCs w:val="21"/>
                     </w:rPr>
@@ -10168,7 +10152,7 @@
                 <w:p>
                   <w:pPr>
                     <w:rPr>
-                      <w:rFonts w:hAnsi="宋体"/>
+                      <w:rFonts w:hAnsi="宋体" w:hint="eastAsia"/>
                       <w:bCs/>
                       <w:szCs w:val="21"/>
                     </w:rPr>
@@ -10192,7 +10176,7 @@
                 <w:p>
                   <w:pPr>
                     <w:rPr>
-                      <w:rFonts w:hAnsi="宋体"/>
+                      <w:rFonts w:hAnsi="宋体" w:hint="eastAsia"/>
                       <w:bCs/>
                       <w:szCs w:val="21"/>
                     </w:rPr>
@@ -10214,7 +10198,7 @@
                 <w:p>
                   <w:pPr>
                     <w:rPr>
-                      <w:rFonts w:hAnsi="宋体"/>
+                      <w:rFonts w:hAnsi="宋体" w:hint="eastAsia"/>
                       <w:bCs/>
                       <w:szCs w:val="21"/>
                     </w:rPr>
@@ -10236,7 +10220,7 @@
                 <w:p>
                   <w:pPr>
                     <w:rPr>
-                      <w:rFonts w:hAnsi="宋体"/>
+                      <w:rFonts w:hAnsi="宋体" w:hint="eastAsia"/>
                       <w:bCs/>
                       <w:szCs w:val="21"/>
                     </w:rPr>
@@ -10256,7 +10240,7 @@
           <w:p>
             <w:pPr>
               <w:rPr>
-                <w:rFonts w:hAnsi="宋体"/>
+                <w:rFonts w:hAnsi="宋体" w:hint="eastAsia"/>
                 <w:bCs/>
                 <w:szCs w:val="21"/>
               </w:rPr>
@@ -10268,43 +10252,43 @@
               <w:keepNext w:val="0"/>
               <w:spacing w:before="0" w:line="240" w:lineRule="auto"/>
               <w:rPr>
+                <w:rFonts w:ascii="宋体" w:eastAsia="宋体" w:hAnsi="宋体" w:hint="eastAsia"/>
+                <w:b w:val="0"/>
+                <w:szCs w:val="21"/>
+                <w:lang w:eastAsia="zh-CN"/>
+              </w:rPr>
+            </w:pPr>
+            <w:r>
+              <w:rPr>
                 <w:rFonts w:ascii="宋体" w:eastAsia="宋体" w:hAnsi="宋体"/>
                 <w:b w:val="0"/>
                 <w:szCs w:val="21"/>
                 <w:lang w:eastAsia="zh-CN"/>
               </w:rPr>
-            </w:pPr>
-            <w:r>
-              <w:rPr>
-                <w:rFonts w:ascii="宋体" w:eastAsia="宋体" w:hAnsi="宋体"/>
-                <w:b w:val="0"/>
-                <w:szCs w:val="21"/>
-                <w:lang w:eastAsia="zh-CN"/>
-              </w:rPr>
               <w:t>4.11.3 合并导出</w:t>
             </w:r>
           </w:p>
           <w:p>
             <w:pPr>
               <w:rPr>
+                <w:rFonts w:hAnsi="宋体" w:hint="eastAsia"/>
+                <w:bCs/>
+                <w:szCs w:val="21"/>
+              </w:rPr>
+            </w:pPr>
+            <w:r>
+              <w:rPr>
                 <w:rFonts w:hAnsi="宋体"/>
                 <w:bCs/>
                 <w:szCs w:val="21"/>
               </w:rPr>
-            </w:pPr>
-            <w:r>
-              <w:rPr>
-                <w:rFonts w:hAnsi="宋体"/>
-                <w:bCs/>
-                <w:szCs w:val="21"/>
-              </w:rPr>
               <w:t>A-B：g / % 类型自动合并为一份 Word，其余逐条导出。</w:t>
             </w:r>
           </w:p>
           <w:p>
             <w:pPr>
               <w:rPr>
-                <w:rFonts w:hAnsi="宋体"/>
+                <w:rFonts w:hAnsi="宋体" w:hint="eastAsia"/>
                 <w:bCs/>
                 <w:szCs w:val="21"/>
               </w:rPr>
@@ -10415,7 +10399,7 @@
               <w:spacing w:after="0" w:line="240" w:lineRule="auto"/>
               <w:ind w:left="360" w:hanging="360"/>
               <w:rPr>
-                <w:rFonts w:ascii="宋体" w:eastAsia="宋体" w:hAnsi="宋体"/>
+                <w:rFonts w:ascii="宋体" w:eastAsia="宋体" w:hAnsi="宋体" w:hint="eastAsia"/>
                 <w:bCs/>
                 <w:szCs w:val="21"/>
               </w:rPr>
@@ -10470,7 +10454,7 @@
               <w:keepNext w:val="0"/>
               <w:spacing w:before="0" w:line="240" w:lineRule="auto"/>
               <w:rPr>
-                <w:rFonts w:ascii="宋体" w:eastAsia="宋体" w:hAnsi="宋体"/>
+                <w:rFonts w:ascii="宋体" w:eastAsia="宋体" w:hAnsi="宋体" w:hint="eastAsia"/>
                 <w:b w:val="0"/>
                 <w:sz w:val="21"/>
                 <w:szCs w:val="21"/>
@@ -10520,7 +10504,7 @@
                 <w:p>
                   <w:pPr>
                     <w:rPr>
-                      <w:rFonts w:hAnsi="宋体"/>
+                      <w:rFonts w:hAnsi="宋体" w:hint="eastAsia"/>
                       <w:bCs/>
                       <w:szCs w:val="21"/>
                     </w:rPr>
@@ -10543,7 +10527,7 @@
                 <w:p>
                   <w:pPr>
                     <w:rPr>
-                      <w:rFonts w:hAnsi="宋体"/>
+                      <w:rFonts w:hAnsi="宋体" w:hint="eastAsia"/>
                       <w:bCs/>
                       <w:szCs w:val="21"/>
                     </w:rPr>
@@ -10566,7 +10550,7 @@
                 <w:p>
                   <w:pPr>
                     <w:rPr>
-                      <w:rFonts w:hAnsi="宋体"/>
+                      <w:rFonts w:hAnsi="宋体" w:hint="eastAsia"/>
                       <w:bCs/>
                       <w:szCs w:val="21"/>
                     </w:rPr>
@@ -10589,7 +10573,7 @@
                 <w:p>
                   <w:pPr>
                     <w:rPr>
-                      <w:rFonts w:hAnsi="宋体"/>
+                      <w:rFonts w:hAnsi="宋体" w:hint="eastAsia"/>
                       <w:bCs/>
                       <w:szCs w:val="21"/>
                     </w:rPr>
@@ -10612,7 +10596,7 @@
                 <w:p>
                   <w:pPr>
                     <w:rPr>
-                      <w:rFonts w:hAnsi="宋体"/>
+                      <w:rFonts w:hAnsi="宋体" w:hint="eastAsia"/>
                       <w:bCs/>
                       <w:szCs w:val="21"/>
                     </w:rPr>
@@ -10635,7 +10619,7 @@
                 <w:p>
                   <w:pPr>
                     <w:rPr>
-                      <w:rFonts w:hAnsi="宋体"/>
+                      <w:rFonts w:hAnsi="宋体" w:hint="eastAsia"/>
                       <w:bCs/>
                       <w:szCs w:val="21"/>
                     </w:rPr>
@@ -10659,7 +10643,7 @@
                 <w:p>
                   <w:pPr>
                     <w:rPr>
-                      <w:rFonts w:hAnsi="宋体"/>
+                      <w:rFonts w:hAnsi="宋体" w:hint="eastAsia"/>
                       <w:bCs/>
                       <w:szCs w:val="21"/>
                     </w:rPr>
@@ -10681,7 +10665,7 @@
                 <w:p>
                   <w:pPr>
                     <w:rPr>
-                      <w:rFonts w:hAnsi="宋体"/>
+                      <w:rFonts w:hAnsi="宋体" w:hint="eastAsia"/>
                       <w:bCs/>
                       <w:szCs w:val="21"/>
                     </w:rPr>
@@ -10703,7 +10687,7 @@
                 <w:p>
                   <w:pPr>
                     <w:rPr>
-                      <w:rFonts w:hAnsi="宋体"/>
+                      <w:rFonts w:hAnsi="宋体" w:hint="eastAsia"/>
                       <w:bCs/>
                       <w:szCs w:val="21"/>
                     </w:rPr>
@@ -10725,7 +10709,7 @@
                 <w:p>
                   <w:pPr>
                     <w:rPr>
-                      <w:rFonts w:hAnsi="宋体"/>
+                      <w:rFonts w:hAnsi="宋体" w:hint="eastAsia"/>
                       <w:bCs/>
                       <w:szCs w:val="21"/>
                     </w:rPr>
@@ -10747,7 +10731,7 @@
                 <w:p>
                   <w:pPr>
                     <w:rPr>
-                      <w:rFonts w:hAnsi="宋体"/>
+                      <w:rFonts w:hAnsi="宋体" w:hint="eastAsia"/>
                       <w:bCs/>
                       <w:szCs w:val="21"/>
                     </w:rPr>
@@ -10769,7 +10753,7 @@
                 <w:p>
                   <w:pPr>
                     <w:rPr>
-                      <w:rFonts w:hAnsi="宋体"/>
+                      <w:rFonts w:hAnsi="宋体" w:hint="eastAsia"/>
                       <w:bCs/>
                       <w:szCs w:val="21"/>
                     </w:rPr>
@@ -10806,7 +10790,7 @@
               <w:keepNext w:val="0"/>
               <w:spacing w:before="0" w:line="240" w:lineRule="auto"/>
               <w:rPr>
-                <w:rFonts w:ascii="宋体" w:eastAsia="宋体" w:hAnsi="宋体"/>
+                <w:rFonts w:ascii="宋体" w:eastAsia="宋体" w:hAnsi="宋体" w:hint="eastAsia"/>
                 <w:b w:val="0"/>
                 <w:sz w:val="21"/>
                 <w:szCs w:val="21"/>
@@ -10872,7 +10856,7 @@
                 <w:p>
                   <w:pPr>
                     <w:rPr>
-                      <w:rFonts w:hAnsi="宋体"/>
+                      <w:rFonts w:hAnsi="宋体" w:hint="eastAsia"/>
                       <w:bCs/>
                       <w:szCs w:val="21"/>
                     </w:rPr>
@@ -11093,7 +11077,7 @@
               <w:keepNext w:val="0"/>
               <w:spacing w:before="0" w:line="240" w:lineRule="auto"/>
               <w:rPr>
-                <w:rFonts w:ascii="宋体" w:eastAsia="宋体" w:hAnsi="宋体"/>
+                <w:rFonts w:ascii="宋体" w:eastAsia="宋体" w:hAnsi="宋体" w:hint="eastAsia"/>
                 <w:b w:val="0"/>
                 <w:sz w:val="21"/>
                 <w:szCs w:val="21"/>
@@ -11142,7 +11126,7 @@
                 <w:p>
                   <w:pPr>
                     <w:rPr>
-                      <w:rFonts w:hAnsi="宋体"/>
+                      <w:rFonts w:hAnsi="宋体" w:hint="eastAsia"/>
                       <w:bCs/>
                       <w:szCs w:val="21"/>
                     </w:rPr>
@@ -11165,7 +11149,7 @@
                 <w:p>
                   <w:pPr>
                     <w:rPr>
-                      <w:rFonts w:hAnsi="宋体"/>
+                      <w:rFonts w:hAnsi="宋体" w:hint="eastAsia"/>
                       <w:bCs/>
                       <w:szCs w:val="21"/>
                     </w:rPr>
@@ -11188,7 +11172,7 @@
                 <w:p>
                   <w:pPr>
                     <w:rPr>
-                      <w:rFonts w:hAnsi="宋体"/>
+                      <w:rFonts w:hAnsi="宋体" w:hint="eastAsia"/>
                       <w:bCs/>
                       <w:szCs w:val="21"/>
                     </w:rPr>
@@ -11212,7 +11196,7 @@
                 <w:p>
                   <w:pPr>
                     <w:rPr>
-                      <w:rFonts w:hAnsi="宋体"/>
+                      <w:rFonts w:hAnsi="宋体" w:hint="eastAsia"/>
                       <w:bCs/>
                       <w:szCs w:val="21"/>
                     </w:rPr>
@@ -11234,7 +11218,7 @@
                 <w:p>
                   <w:pPr>
                     <w:rPr>
-                      <w:rFonts w:hAnsi="宋体"/>
+                      <w:rFonts w:hAnsi="宋体" w:hint="eastAsia"/>
                       <w:bCs/>
                       <w:szCs w:val="21"/>
                     </w:rPr>
@@ -11256,7 +11240,7 @@
                 <w:p>
                   <w:pPr>
                     <w:rPr>
-                      <w:rFonts w:hAnsi="宋体"/>
+                      <w:rFonts w:hAnsi="宋体" w:hint="eastAsia"/>
                       <w:bCs/>
                       <w:szCs w:val="21"/>
                     </w:rPr>
@@ -11298,7 +11282,7 @@
                 <w:p>
                   <w:pPr>
                     <w:rPr>
-                      <w:rFonts w:hAnsi="宋体"/>
+                      <w:rFonts w:hAnsi="宋体" w:hint="eastAsia"/>
                       <w:bCs/>
                       <w:szCs w:val="21"/>
                     </w:rPr>
@@ -11320,7 +11304,7 @@
                 <w:p>
                   <w:pPr>
                     <w:rPr>
-                      <w:rFonts w:hAnsi="宋体"/>
+                      <w:rFonts w:hAnsi="宋体" w:hint="eastAsia"/>
                       <w:bCs/>
                       <w:szCs w:val="21"/>
                     </w:rPr>
@@ -11342,7 +11326,7 @@
                 <w:p>
                   <w:pPr>
                     <w:rPr>
-                      <w:rFonts w:hAnsi="宋体"/>
+                      <w:rFonts w:hAnsi="宋体" w:hint="eastAsia"/>
                       <w:bCs/>
                       <w:szCs w:val="21"/>
                     </w:rPr>
@@ -11366,7 +11350,7 @@
                 <w:p>
                   <w:pPr>
                     <w:rPr>
-                      <w:rFonts w:hAnsi="宋体"/>
+                      <w:rFonts w:hAnsi="宋体" w:hint="eastAsia"/>
                       <w:bCs/>
                       <w:szCs w:val="21"/>
                     </w:rPr>
@@ -11388,7 +11372,7 @@
                 <w:p>
                   <w:pPr>
                     <w:rPr>
-                      <w:rFonts w:hAnsi="宋体"/>
+                      <w:rFonts w:hAnsi="宋体" w:hint="eastAsia"/>
                       <w:bCs/>
                       <w:szCs w:val="21"/>
                     </w:rPr>
@@ -11410,7 +11394,7 @@
                 <w:p>
                   <w:pPr>
                     <w:rPr>
-                      <w:rFonts w:hAnsi="宋体"/>
+                      <w:rFonts w:hAnsi="宋体" w:hint="eastAsia"/>
                       <w:bCs/>
                       <w:szCs w:val="21"/>
                     </w:rPr>
@@ -11434,7 +11418,7 @@
                 <w:p>
                   <w:pPr>
                     <w:rPr>
-                      <w:rFonts w:hAnsi="宋体"/>
+                      <w:rFonts w:hAnsi="宋体" w:hint="eastAsia"/>
                       <w:bCs/>
                       <w:szCs w:val="21"/>
                     </w:rPr>
@@ -11456,7 +11440,7 @@
                 <w:p>
                   <w:pPr>
                     <w:rPr>
-                      <w:rFonts w:hAnsi="宋体"/>
+                      <w:rFonts w:hAnsi="宋体" w:hint="eastAsia"/>
                       <w:bCs/>
                       <w:szCs w:val="21"/>
                     </w:rPr>
@@ -11478,7 +11462,7 @@
                 <w:p>
                   <w:pPr>
                     <w:rPr>
-                      <w:rFonts w:hAnsi="宋体"/>
+                      <w:rFonts w:hAnsi="宋体" w:hint="eastAsia"/>
                       <w:bCs/>
                       <w:szCs w:val="21"/>
                     </w:rPr>
@@ -11502,7 +11486,7 @@
                 <w:p>
                   <w:pPr>
                     <w:rPr>
-                      <w:rFonts w:hAnsi="宋体"/>
+                      <w:rFonts w:hAnsi="宋体" w:hint="eastAsia"/>
                       <w:bCs/>
                       <w:szCs w:val="21"/>
                     </w:rPr>
@@ -11524,7 +11508,7 @@
                 <w:p>
                   <w:pPr>
                     <w:rPr>
-                      <w:rFonts w:hAnsi="宋体"/>
+                      <w:rFonts w:hAnsi="宋体" w:hint="eastAsia"/>
                       <w:bCs/>
                       <w:szCs w:val="21"/>
                     </w:rPr>
@@ -11546,7 +11530,7 @@
                 <w:p>
                   <w:pPr>
                     <w:rPr>
-                      <w:rFonts w:hAnsi="宋体"/>
+                      <w:rFonts w:hAnsi="宋体" w:hint="eastAsia"/>
                       <w:bCs/>
                       <w:szCs w:val="21"/>
                     </w:rPr>
@@ -11570,7 +11554,7 @@
                 <w:p>
                   <w:pPr>
                     <w:rPr>
-                      <w:rFonts w:hAnsi="宋体"/>
+                      <w:rFonts w:hAnsi="宋体" w:hint="eastAsia"/>
                       <w:bCs/>
                       <w:szCs w:val="21"/>
                     </w:rPr>
@@ -11592,7 +11576,7 @@
                 <w:p>
                   <w:pPr>
                     <w:rPr>
-                      <w:rFonts w:hAnsi="宋体"/>
+                      <w:rFonts w:hAnsi="宋体" w:hint="eastAsia"/>
                       <w:bCs/>
                       <w:szCs w:val="21"/>
                     </w:rPr>
@@ -11638,7 +11622,7 @@
                 <w:p>
                   <w:pPr>
                     <w:rPr>
-                      <w:rFonts w:hAnsi="宋体"/>
+                      <w:rFonts w:hAnsi="宋体" w:hint="eastAsia"/>
                       <w:bCs/>
                       <w:szCs w:val="21"/>
                     </w:rPr>
@@ -11660,7 +11644,7 @@
                 <w:p>
                   <w:pPr>
                     <w:rPr>
-                      <w:rFonts w:hAnsi="宋体"/>
+                      <w:rFonts w:hAnsi="宋体" w:hint="eastAsia"/>
                       <w:bCs/>
                       <w:szCs w:val="21"/>
                     </w:rPr>
@@ -11682,7 +11666,7 @@
                 <w:p>
                   <w:pPr>
                     <w:rPr>
-                      <w:rFonts w:hAnsi="宋体"/>
+                      <w:rFonts w:hAnsi="宋体" w:hint="eastAsia"/>
                       <w:bCs/>
                       <w:szCs w:val="21"/>
                     </w:rPr>
@@ -11706,7 +11690,7 @@
                 <w:p>
                   <w:pPr>
                     <w:rPr>
-                      <w:rFonts w:hAnsi="宋体"/>
+                      <w:rFonts w:hAnsi="宋体" w:hint="eastAsia"/>
                       <w:bCs/>
                       <w:szCs w:val="21"/>
                     </w:rPr>
@@ -11728,7 +11712,7 @@
                 <w:p>
                   <w:pPr>
                     <w:rPr>
-                      <w:rFonts w:hAnsi="宋体"/>
+                      <w:rFonts w:hAnsi="宋体" w:hint="eastAsia"/>
                       <w:bCs/>
                       <w:szCs w:val="21"/>
                     </w:rPr>
@@ -11750,7 +11734,7 @@
                 <w:p>
                   <w:pPr>
                     <w:rPr>
-                      <w:rFonts w:hAnsi="宋体"/>
+                      <w:rFonts w:hAnsi="宋体" w:hint="eastAsia"/>
                       <w:bCs/>
                       <w:szCs w:val="21"/>
                     </w:rPr>
@@ -11780,107 +11764,657 @@
           <w:p>
             <w:pPr>
               <w:rPr>
+                <w:rFonts w:hAnsi="宋体" w:hint="eastAsia"/>
+                <w:bCs/>
+                <w:szCs w:val="21"/>
+              </w:rPr>
+            </w:pPr>
+          </w:p>
+          <w:p>
+            <w:pPr>
+              <w:rPr>
                 <w:rFonts w:hAnsi="宋体"/>
                 <w:bCs/>
                 <w:szCs w:val="21"/>
               </w:rPr>
             </w:pPr>
-          </w:p>
-          <w:p>
-            <w:pPr>
+            <w:r>
+              <w:rPr>
+                <w:rFonts w:hAnsi="宋体" w:hint="eastAsia"/>
+                <w:bCs/>
+                <w:szCs w:val="21"/>
+              </w:rPr>
+              <w:t>现场提问</w:t>
+            </w:r>
+          </w:p>
+          <w:p>
+            <w:pPr>
+              <w:pStyle w:val="a9"/>
+              <w:numPr>
+                <w:ilvl w:val="0"/>
+                <w:numId w:val="19"/>
+              </w:numPr>
+              <w:ind w:firstLineChars="0"/>
               <w:rPr>
                 <w:rFonts w:hAnsi="宋体"/>
                 <w:bCs/>
                 <w:szCs w:val="21"/>
               </w:rPr>
             </w:pPr>
-          </w:p>
-          <w:p>
-            <w:pPr>
+            <w:r>
+              <w:rPr>
+                <w:rFonts w:hAnsi="宋体" w:hint="eastAsia"/>
+                <w:bCs/>
+                <w:szCs w:val="21"/>
+              </w:rPr>
+              <w:t>问张枭雄</w:t>
+            </w:r>
+            <w:r>
               <w:rPr>
                 <w:rFonts w:hAnsi="宋体"/>
                 <w:bCs/>
                 <w:szCs w:val="21"/>
               </w:rPr>
-            </w:pPr>
-          </w:p>
-          <w:p>
-            <w:pPr>
+              <w:t>：工作液(D)稀释配置中有哪三个开关？它们分别起什么作用？</w:t>
+            </w:r>
+          </w:p>
+          <w:p>
+            <w:pPr>
+              <w:ind w:firstLineChars="200" w:firstLine="420"/>
+              <w:rPr>
+                <w:rFonts w:hAnsi="宋体" w:hint="eastAsia"/>
+                <w:bCs/>
+                <w:szCs w:val="21"/>
+              </w:rPr>
+            </w:pPr>
+            <w:r>
+              <w:rPr>
+                <w:rFonts w:hAnsi="宋体" w:hint="eastAsia"/>
+                <w:bCs/>
+                <w:szCs w:val="21"/>
+              </w:rPr>
+              <w:t>答：</w:t>
+            </w:r>
+            <w:r>
+              <w:rPr>
+                <w:rFonts w:hAnsi="宋体" w:hint="eastAsia"/>
+                <w:bCs/>
+                <w:szCs w:val="21"/>
+              </w:rPr>
+              <w:t xml:space="preserve"> </w:t>
+            </w:r>
+            <w:r>
+              <w:rPr>
+                <w:rFonts w:hAnsi="宋体" w:hint="eastAsia"/>
+                <w:bCs/>
+                <w:szCs w:val="21"/>
+              </w:rPr>
+              <w:t>①逐级稀释：开启后，第 N 点的源浓度 = 第 N-1 点的结果浓度；</w:t>
+            </w:r>
+          </w:p>
+          <w:p>
+            <w:pPr>
+              <w:pStyle w:val="a9"/>
+              <w:ind w:left="360" w:firstLineChars="300" w:firstLine="630"/>
+              <w:rPr>
+                <w:rFonts w:hAnsi="宋体" w:hint="eastAsia"/>
+                <w:bCs/>
+                <w:szCs w:val="21"/>
+              </w:rPr>
+            </w:pPr>
+            <w:r>
+              <w:rPr>
+                <w:rFonts w:hAnsi="宋体" w:hint="eastAsia"/>
+                <w:bCs/>
+                <w:szCs w:val="21"/>
+              </w:rPr>
+              <w:t>②紫外：当溶液名称含"甲醛"或"六价铬"时自动勾选；</w:t>
+            </w:r>
+          </w:p>
+          <w:p>
+            <w:pPr>
+              <w:pStyle w:val="a9"/>
+              <w:ind w:left="360" w:firstLineChars="0" w:firstLine="0"/>
+              <w:rPr>
+                <w:rFonts w:hAnsi="宋体" w:hint="eastAsia"/>
+                <w:bCs/>
+                <w:szCs w:val="21"/>
+              </w:rPr>
+            </w:pPr>
+            <w:r>
+              <w:rPr>
+                <w:rFonts w:hAnsi="宋体" w:hint="eastAsia"/>
+                <w:bCs/>
+                <w:szCs w:val="21"/>
+              </w:rPr>
+              <w:t xml:space="preserve">  </w:t>
+            </w:r>
+            <w:r>
+              <w:rPr>
+                <w:rFonts w:hAnsi="宋体" w:hint="eastAsia"/>
+                <w:bCs/>
+                <w:szCs w:val="21"/>
+              </w:rPr>
+              <w:t xml:space="preserve">    </w:t>
+            </w:r>
+            <w:r>
+              <w:rPr>
+                <w:rFonts w:hAnsi="宋体" w:hint="eastAsia"/>
+                <w:bCs/>
+                <w:szCs w:val="21"/>
+              </w:rPr>
+              <w:t>③基体：手动开启，会出现基体输入框，自编号追加 -{</w:t>
+            </w:r>
+            <w:proofErr w:type="gramStart"/>
+            <w:r>
+              <w:rPr>
+                <w:rFonts w:hAnsi="宋体" w:hint="eastAsia"/>
+                <w:bCs/>
+                <w:szCs w:val="21"/>
+              </w:rPr>
+              <w:t>基体名</w:t>
+            </w:r>
+            <w:proofErr w:type="gramEnd"/>
+            <w:r>
+              <w:rPr>
+                <w:rFonts w:hAnsi="宋体" w:hint="eastAsia"/>
+                <w:bCs/>
+                <w:szCs w:val="21"/>
+              </w:rPr>
+              <w:t>} 后缀。</w:t>
+            </w:r>
+          </w:p>
+          <w:p>
+            <w:pPr>
+              <w:pStyle w:val="a9"/>
+              <w:numPr>
+                <w:ilvl w:val="0"/>
+                <w:numId w:val="19"/>
+              </w:numPr>
+              <w:ind w:firstLineChars="0"/>
               <w:rPr>
                 <w:rFonts w:hAnsi="宋体"/>
                 <w:bCs/>
                 <w:szCs w:val="21"/>
               </w:rPr>
             </w:pPr>
-          </w:p>
-          <w:p>
-            <w:pPr>
+            <w:r>
+              <w:rPr>
+                <w:rFonts w:hAnsi="宋体" w:hint="eastAsia"/>
+                <w:bCs/>
+                <w:szCs w:val="21"/>
+              </w:rPr>
+              <w:t>问沈佳睿</w:t>
+            </w:r>
+            <w:r>
               <w:rPr>
                 <w:rFonts w:hAnsi="宋体"/>
                 <w:bCs/>
                 <w:szCs w:val="21"/>
               </w:rPr>
-            </w:pPr>
-          </w:p>
-          <w:p>
-            <w:pPr>
+              <w:t xml:space="preserve">在 A-B </w:t>
+            </w:r>
+            <w:proofErr w:type="gramStart"/>
+            <w:r>
               <w:rPr>
                 <w:rFonts w:hAnsi="宋体"/>
                 <w:bCs/>
                 <w:szCs w:val="21"/>
               </w:rPr>
-            </w:pPr>
-          </w:p>
-          <w:p>
-            <w:pPr>
+              <w:t>标签页把标准品</w:t>
+            </w:r>
+            <w:proofErr w:type="gramEnd"/>
+            <w:r>
               <w:rPr>
                 <w:rFonts w:hAnsi="宋体"/>
                 <w:bCs/>
                 <w:szCs w:val="21"/>
               </w:rPr>
-            </w:pPr>
-          </w:p>
-          <w:p>
-            <w:pPr>
+              <w:t>配制成储备液，完整操作流程是怎样的？</w:t>
+            </w:r>
+          </w:p>
+          <w:p>
+            <w:pPr>
+              <w:ind w:firstLineChars="300" w:firstLine="630"/>
+              <w:rPr>
+                <w:rFonts w:hAnsi="宋体" w:hint="eastAsia"/>
+                <w:bCs/>
+                <w:szCs w:val="21"/>
+              </w:rPr>
+            </w:pPr>
+            <w:r>
+              <w:rPr>
+                <w:rFonts w:hAnsi="宋体" w:hint="eastAsia"/>
+                <w:bCs/>
+                <w:szCs w:val="21"/>
+              </w:rPr>
+              <w:t>答：</w:t>
+            </w:r>
+            <w:r>
+              <w:rPr>
+                <w:rFonts w:hAnsi="宋体" w:hint="eastAsia"/>
+                <w:bCs/>
+                <w:szCs w:val="21"/>
+              </w:rPr>
+              <w:t>1. 搜索标准品：输入实验室编号 / 名称 / CAS号，可按使用部门筛选；</w:t>
+            </w:r>
+          </w:p>
+          <w:p>
+            <w:pPr>
+              <w:pStyle w:val="a9"/>
+              <w:ind w:left="360"/>
+              <w:rPr>
+                <w:rFonts w:hAnsi="宋体" w:hint="eastAsia"/>
+                <w:bCs/>
+                <w:szCs w:val="21"/>
+              </w:rPr>
+            </w:pPr>
+            <w:r>
+              <w:rPr>
+                <w:rFonts w:hAnsi="宋体" w:hint="eastAsia"/>
+                <w:bCs/>
+                <w:szCs w:val="21"/>
+              </w:rPr>
+              <w:t xml:space="preserve">  2. </w:t>
+            </w:r>
+            <w:proofErr w:type="gramStart"/>
+            <w:r>
+              <w:rPr>
+                <w:rFonts w:hAnsi="宋体" w:hint="eastAsia"/>
+                <w:bCs/>
+                <w:szCs w:val="21"/>
+              </w:rPr>
+              <w:t>勾选需要</w:t>
+            </w:r>
+            <w:proofErr w:type="gramEnd"/>
+            <w:r>
+              <w:rPr>
+                <w:rFonts w:hAnsi="宋体" w:hint="eastAsia"/>
+                <w:bCs/>
+                <w:szCs w:val="21"/>
+              </w:rPr>
+              <w:t>配制的标准品；</w:t>
+            </w:r>
+          </w:p>
+          <w:p>
+            <w:pPr>
+              <w:pStyle w:val="a9"/>
+              <w:ind w:left="360"/>
+              <w:rPr>
+                <w:rFonts w:hAnsi="宋体" w:hint="eastAsia"/>
+                <w:bCs/>
+                <w:szCs w:val="21"/>
+              </w:rPr>
+            </w:pPr>
+            <w:r>
+              <w:rPr>
+                <w:rFonts w:hAnsi="宋体" w:hint="eastAsia"/>
+                <w:bCs/>
+                <w:szCs w:val="21"/>
+              </w:rPr>
+              <w:t xml:space="preserve">  3. 填写配制参数：配置日期、温度、湿度、配置设备（g</w:t>
+            </w:r>
+          </w:p>
+          <w:p>
+            <w:pPr>
+              <w:pStyle w:val="a9"/>
+              <w:ind w:left="360"/>
+              <w:rPr>
+                <w:rFonts w:hAnsi="宋体" w:hint="eastAsia"/>
+                <w:bCs/>
+                <w:szCs w:val="21"/>
+              </w:rPr>
+            </w:pPr>
+            <w:r>
+              <w:rPr>
+                <w:rFonts w:hAnsi="宋体" w:hint="eastAsia"/>
+                <w:bCs/>
+                <w:szCs w:val="21"/>
+              </w:rPr>
+              <w:t xml:space="preserve">  时必填）、溶剂/介质、保存条件，有效期自动计算；</w:t>
+            </w:r>
+          </w:p>
+          <w:p>
+            <w:pPr>
+              <w:pStyle w:val="a9"/>
+              <w:ind w:left="360"/>
+              <w:rPr>
+                <w:rFonts w:hAnsi="宋体" w:hint="eastAsia"/>
+                <w:bCs/>
+                <w:szCs w:val="21"/>
+              </w:rPr>
+            </w:pPr>
+            <w:r>
+              <w:rPr>
+                <w:rFonts w:hAnsi="宋体" w:hint="eastAsia"/>
+                <w:bCs/>
+                <w:szCs w:val="21"/>
+              </w:rPr>
+              <w:t xml:space="preserve">  4. 确认领用并保存；</w:t>
+            </w:r>
+          </w:p>
+          <w:p>
+            <w:pPr>
+              <w:pStyle w:val="a9"/>
+              <w:ind w:left="360"/>
+              <w:rPr>
+                <w:rFonts w:hAnsi="宋体" w:hint="eastAsia"/>
+                <w:bCs/>
+                <w:szCs w:val="21"/>
+              </w:rPr>
+            </w:pPr>
+            <w:r>
+              <w:rPr>
+                <w:rFonts w:hAnsi="宋体" w:hint="eastAsia"/>
+                <w:bCs/>
+                <w:szCs w:val="21"/>
+              </w:rPr>
+              <w:t xml:space="preserve">  5. 导出配制记录（Word）。</w:t>
+            </w:r>
+          </w:p>
+          <w:p>
+            <w:pPr>
+              <w:pStyle w:val="a9"/>
+              <w:ind w:left="360" w:firstLineChars="0" w:firstLine="0"/>
+              <w:rPr>
+                <w:rFonts w:hAnsi="宋体" w:hint="eastAsia"/>
+                <w:bCs/>
+                <w:szCs w:val="21"/>
+              </w:rPr>
+            </w:pPr>
+            <w:r>
+              <w:rPr>
+                <w:rFonts w:hAnsi="宋体" w:hint="eastAsia"/>
+                <w:bCs/>
+                <w:szCs w:val="21"/>
+              </w:rPr>
+              <w:t xml:space="preserve">  （批量应用：点 "↓" 可把溶剂、保存条件、有效期一键应用到所有行。）</w:t>
+            </w:r>
+          </w:p>
+          <w:p>
+            <w:pPr>
+              <w:pStyle w:val="a9"/>
+              <w:numPr>
+                <w:ilvl w:val="0"/>
+                <w:numId w:val="19"/>
+              </w:numPr>
+              <w:ind w:firstLineChars="0"/>
               <w:rPr>
                 <w:rFonts w:hAnsi="宋体"/>
                 <w:bCs/>
                 <w:szCs w:val="21"/>
               </w:rPr>
             </w:pPr>
-          </w:p>
-          <w:p>
-            <w:pPr>
+            <w:r>
+              <w:rPr>
+                <w:rFonts w:hAnsi="宋体" w:hint="eastAsia"/>
+                <w:bCs/>
+                <w:szCs w:val="21"/>
+              </w:rPr>
+              <w:t>问</w:t>
+            </w:r>
+            <w:r>
+              <w:rPr>
+                <w:rFonts w:hAnsi="宋体" w:hint="eastAsia"/>
+                <w:bCs/>
+                <w:szCs w:val="21"/>
+              </w:rPr>
+              <w:t>华</w:t>
+            </w:r>
+            <w:proofErr w:type="gramStart"/>
+            <w:r>
+              <w:rPr>
+                <w:rFonts w:hAnsi="宋体" w:hint="eastAsia"/>
+                <w:bCs/>
+                <w:szCs w:val="21"/>
+              </w:rPr>
+              <w:t>英</w:t>
+            </w:r>
+            <w:r>
               <w:rPr>
                 <w:rFonts w:hAnsi="宋体"/>
                 <w:bCs/>
                 <w:szCs w:val="21"/>
               </w:rPr>
-            </w:pPr>
-          </w:p>
-          <w:p>
-            <w:pPr>
-              <w:rPr>
-                <w:rFonts w:hAnsi="宋体" w:hint="eastAsia"/>
-                <w:bCs/>
-                <w:szCs w:val="21"/>
-              </w:rPr>
-            </w:pPr>
-          </w:p>
-          <w:p>
-            <w:pPr>
-              <w:rPr>
-                <w:rFonts w:hAnsi="宋体" w:hint="eastAsia"/>
-                <w:bCs/>
-                <w:szCs w:val="21"/>
-              </w:rPr>
-            </w:pPr>
+              <w:t>标液标签</w:t>
+            </w:r>
+            <w:proofErr w:type="gramEnd"/>
+            <w:r>
+              <w:rPr>
+                <w:rFonts w:hAnsi="宋体"/>
+                <w:bCs/>
+                <w:szCs w:val="21"/>
+              </w:rPr>
+              <w:t>的打印流程是怎样的？</w:t>
+            </w:r>
+          </w:p>
+          <w:p>
+            <w:pPr>
+              <w:pStyle w:val="a9"/>
+              <w:ind w:left="360"/>
+              <w:rPr>
+                <w:rFonts w:hAnsi="宋体" w:hint="eastAsia"/>
+                <w:bCs/>
+                <w:szCs w:val="21"/>
+              </w:rPr>
+            </w:pPr>
+            <w:r>
+              <w:rPr>
+                <w:rFonts w:hAnsi="宋体" w:hint="eastAsia"/>
+                <w:bCs/>
+                <w:szCs w:val="21"/>
+              </w:rPr>
+              <w:t>答</w:t>
+            </w:r>
+            <w:r>
+              <w:rPr>
+                <w:rFonts w:hAnsi="宋体" w:hint="eastAsia"/>
+                <w:bCs/>
+                <w:szCs w:val="21"/>
+              </w:rPr>
+              <w:t>：</w:t>
+            </w:r>
+            <w:r>
+              <w:rPr>
+                <w:rFonts w:hAnsi="宋体" w:hint="eastAsia"/>
+                <w:bCs/>
+                <w:szCs w:val="21"/>
+              </w:rPr>
+              <w:t>1. 点「打印标签」→ 系统调用生成标签图片；</w:t>
+            </w:r>
+          </w:p>
+          <w:p>
+            <w:pPr>
+              <w:pStyle w:val="a9"/>
+              <w:ind w:left="360"/>
+              <w:rPr>
+                <w:rFonts w:hAnsi="宋体" w:hint="eastAsia"/>
+                <w:bCs/>
+                <w:szCs w:val="21"/>
+              </w:rPr>
+            </w:pPr>
+            <w:r>
+              <w:rPr>
+                <w:rFonts w:hAnsi="宋体" w:hint="eastAsia"/>
+                <w:bCs/>
+                <w:szCs w:val="21"/>
+              </w:rPr>
+              <w:t xml:space="preserve">  2. 弹出</w:t>
+            </w:r>
+            <w:proofErr w:type="gramStart"/>
+            <w:r>
+              <w:rPr>
+                <w:rFonts w:hAnsi="宋体" w:hint="eastAsia"/>
+                <w:bCs/>
+                <w:szCs w:val="21"/>
+              </w:rPr>
+              <w:t>预览弹窗逐个</w:t>
+            </w:r>
+            <w:proofErr w:type="gramEnd"/>
+            <w:r>
+              <w:rPr>
+                <w:rFonts w:hAnsi="宋体" w:hint="eastAsia"/>
+                <w:bCs/>
+                <w:szCs w:val="21"/>
+              </w:rPr>
+              <w:t>展示（工作</w:t>
+            </w:r>
+            <w:proofErr w:type="gramStart"/>
+            <w:r>
+              <w:rPr>
+                <w:rFonts w:hAnsi="宋体" w:hint="eastAsia"/>
+                <w:bCs/>
+                <w:szCs w:val="21"/>
+              </w:rPr>
+              <w:t>液每个</w:t>
+            </w:r>
+            <w:proofErr w:type="gramEnd"/>
+            <w:r>
+              <w:rPr>
+                <w:rFonts w:hAnsi="宋体" w:hint="eastAsia"/>
+                <w:bCs/>
+                <w:szCs w:val="21"/>
+              </w:rPr>
+              <w:t>稀释点各一张，标注"稀释点 N: 浓度"；B/C</w:t>
+            </w:r>
+          </w:p>
+          <w:p>
+            <w:pPr>
+              <w:pStyle w:val="a9"/>
+              <w:ind w:left="360"/>
+              <w:rPr>
+                <w:rFonts w:hAnsi="宋体" w:hint="eastAsia"/>
+                <w:bCs/>
+                <w:szCs w:val="21"/>
+              </w:rPr>
+            </w:pPr>
+            <w:r>
+              <w:rPr>
+                <w:rFonts w:hAnsi="宋体" w:hint="eastAsia"/>
+                <w:bCs/>
+                <w:szCs w:val="21"/>
+              </w:rPr>
+              <w:t xml:space="preserve">  类型显示一张）；</w:t>
+            </w:r>
+          </w:p>
+          <w:p>
+            <w:pPr>
+              <w:pStyle w:val="a9"/>
+              <w:ind w:left="360"/>
+              <w:rPr>
+                <w:rFonts w:hAnsi="宋体" w:hint="eastAsia"/>
+                <w:bCs/>
+                <w:szCs w:val="21"/>
+              </w:rPr>
+            </w:pPr>
+            <w:r>
+              <w:rPr>
+                <w:rFonts w:hAnsi="宋体" w:hint="eastAsia"/>
+                <w:bCs/>
+                <w:szCs w:val="21"/>
+              </w:rPr>
+              <w:t xml:space="preserve">  3. 确认预览无误后点「确认打印」；</w:t>
+            </w:r>
+          </w:p>
+          <w:p>
+            <w:pPr>
+              <w:pStyle w:val="a9"/>
+              <w:ind w:left="360"/>
+              <w:rPr>
+                <w:rFonts w:hAnsi="宋体" w:hint="eastAsia"/>
+                <w:bCs/>
+                <w:szCs w:val="21"/>
+              </w:rPr>
+            </w:pPr>
+            <w:r>
+              <w:rPr>
+                <w:rFonts w:hAnsi="宋体" w:hint="eastAsia"/>
+                <w:bCs/>
+                <w:szCs w:val="21"/>
+              </w:rPr>
+              <w:t xml:space="preserve">  4. 系统逐张发送到标签打印机（多个标签之间自动间隔 1 秒，避免队列拥堵）；</w:t>
+            </w:r>
+          </w:p>
+          <w:p>
+            <w:pPr>
+              <w:pStyle w:val="a9"/>
+              <w:ind w:left="360"/>
+              <w:rPr>
+                <w:rFonts w:hAnsi="宋体" w:hint="eastAsia"/>
+                <w:bCs/>
+                <w:szCs w:val="21"/>
+              </w:rPr>
+            </w:pPr>
+            <w:r>
+              <w:rPr>
+                <w:rFonts w:hAnsi="宋体"/>
+                <w:bCs/>
+                <w:szCs w:val="21"/>
+              </w:rPr>
+              <w:t xml:space="preserve">  5. </w:t>
+            </w:r>
+            <w:r>
+              <w:rPr>
+                <w:rFonts w:hAnsi="宋体" w:hint="eastAsia"/>
+                <w:bCs/>
+                <w:szCs w:val="21"/>
+              </w:rPr>
+              <w:t>打印完成后按钮变为</w:t>
+            </w:r>
+            <w:r>
+              <w:rPr>
+                <w:rFonts w:hAnsi="宋体"/>
+                <w:bCs/>
+                <w:szCs w:val="21"/>
+              </w:rPr>
+              <w:t xml:space="preserve"> </w:t>
+            </w:r>
+            <w:r>
+              <w:rPr>
+                <w:rFonts w:ascii="Segoe UI Symbol" w:hAnsi="Segoe UI Symbol" w:cs="Segoe UI Symbol"/>
+                <w:bCs/>
+                <w:szCs w:val="21"/>
+              </w:rPr>
+              <w:t>✓</w:t>
+            </w:r>
+            <w:r>
+              <w:rPr>
+                <w:rFonts w:hAnsi="宋体"/>
+                <w:bCs/>
+                <w:szCs w:val="21"/>
+              </w:rPr>
+              <w:t xml:space="preserve"> "</w:t>
+            </w:r>
+            <w:r>
+              <w:rPr>
+                <w:rFonts w:hAnsi="宋体" w:hint="eastAsia"/>
+                <w:bCs/>
+                <w:szCs w:val="21"/>
+              </w:rPr>
+              <w:t>打印成功</w:t>
+            </w:r>
+            <w:r>
+              <w:rPr>
+                <w:rFonts w:hAnsi="宋体"/>
+                <w:bCs/>
+                <w:szCs w:val="21"/>
+              </w:rPr>
+              <w:t>"</w:t>
+            </w:r>
+            <w:r>
+              <w:rPr>
+                <w:rFonts w:hAnsi="宋体" w:hint="eastAsia"/>
+                <w:bCs/>
+                <w:szCs w:val="21"/>
+              </w:rPr>
+              <w:t>。</w:t>
+            </w:r>
           </w:p>
         </w:tc>
       </w:tr>
       <w:tr>
         <w:trPr>
-          <w:trHeight w:val="600"/>
+          <w:trHeight w:val="535"/>
         </w:trPr>
         <w:tc>
           <w:tcPr>
@@ -11892,7 +12426,7 @@
             <w:pPr>
               <w:jc w:val="center"/>
               <w:rPr>
-                <w:rFonts w:hAnsi="宋体"/>
+                <w:rFonts w:hAnsi="宋体" w:hint="eastAsia"/>
                 <w:bCs/>
                 <w:szCs w:val="21"/>
               </w:rPr>
@@ -11917,7 +12451,7 @@
           <w:p>
             <w:pPr>
               <w:rPr>
-                <w:rFonts w:hAnsi="宋体"/>
+                <w:rFonts w:hAnsi="宋体" w:hint="eastAsia"/>
                 <w:bCs/>
                 <w:szCs w:val="21"/>
               </w:rPr>
@@ -11932,7 +12466,7 @@
           <w:p>
             <w:pPr>
               <w:rPr>
-                <w:rFonts w:hAnsi="宋体"/>
+                <w:rFonts w:hAnsi="宋体" w:hint="eastAsia"/>
                 <w:bCs/>
                 <w:szCs w:val="21"/>
               </w:rPr>
@@ -11956,7 +12490,7 @@
           <w:p>
             <w:pPr>
               <w:rPr>
-                <w:rFonts w:hAnsi="宋体"/>
+                <w:rFonts w:hAnsi="宋体" w:hint="eastAsia"/>
                 <w:bCs/>
                 <w:szCs w:val="21"/>
               </w:rPr>
@@ -11966,7 +12500,7 @@
       </w:tr>
       <w:tr>
         <w:trPr>
-          <w:trHeight w:val="90"/>
+          <w:trHeight w:val="1124"/>
         </w:trPr>
         <w:tc>
           <w:tcPr>
@@ -11978,7 +12512,7 @@
             <w:pPr>
               <w:jc w:val="center"/>
               <w:rPr>
-                <w:rFonts w:hAnsi="宋体"/>
+                <w:rFonts w:hAnsi="宋体" w:hint="eastAsia"/>
                 <w:bCs/>
                 <w:szCs w:val="21"/>
               </w:rPr>
@@ -12002,7 +12536,7 @@
           <w:p>
             <w:pPr>
               <w:rPr>
-                <w:rFonts w:hAnsi="宋体"/>
+                <w:rFonts w:hAnsi="宋体" w:hint="eastAsia"/>
                 <w:bCs/>
                 <w:szCs w:val="21"/>
               </w:rPr>
@@ -12048,7 +12582,7 @@
             <w:pPr>
               <w:spacing w:line="220" w:lineRule="atLeast"/>
               <w:rPr>
-                <w:rFonts w:hAnsi="宋体" w:cs="MS Mincho"/>
+                <w:rFonts w:hAnsi="宋体" w:cs="MS Mincho" w:hint="eastAsia"/>
                 <w:bCs/>
                 <w:szCs w:val="21"/>
               </w:rPr>
@@ -12076,7 +12610,7 @@
       </w:tr>
       <w:tr>
         <w:trPr>
-          <w:trHeight w:val="1416"/>
+          <w:trHeight w:val="1171"/>
         </w:trPr>
         <w:tc>
           <w:tcPr>
@@ -12089,7 +12623,7 @@
               <w:spacing w:line="220" w:lineRule="atLeast"/>
               <w:jc w:val="center"/>
               <w:rPr>
-                <w:rFonts w:hAnsi="宋体"/>
+                <w:rFonts w:hAnsi="宋体" w:hint="eastAsia"/>
                 <w:bCs/>
                 <w:szCs w:val="21"/>
               </w:rPr>
@@ -12183,7 +12717,7 @@
           <w:p>
             <w:pPr>
               <w:rPr>
-                <w:rFonts w:hAnsi="宋体"/>
+                <w:rFonts w:hAnsi="宋体" w:hint="eastAsia"/>
                 <w:bCs/>
                 <w:szCs w:val="21"/>
               </w:rPr>
@@ -13214,6 +13748,95 @@
     </w:lvl>
   </w:abstractNum>
   <w:abstractNum w:abstractNumId="5" w15:restartNumberingAfterBreak="0">
+    <w:nsid w:val="16DA5D93"/>
+    <w:multiLevelType w:val="hybridMultilevel"/>
+    <w:tmpl w:val="41D4CC58"/>
+    <w:lvl w:ilvl="0" w:tplc="DB4C6B50">
+      <w:start w:val="1"/>
+      <w:numFmt w:val="decimal"/>
+      <w:lvlText w:val="%1、"/>
+      <w:lvlJc w:val="left"/>
+      <w:pPr>
+        <w:ind w:left="360" w:hanging="360"/>
+      </w:pPr>
+      <w:rPr>
+        <w:rFonts w:hint="default"/>
+      </w:rPr>
+    </w:lvl>
+    <w:lvl w:ilvl="1" w:tplc="04090019" w:tentative="1">
+      <w:start w:val="1"/>
+      <w:numFmt w:val="lowerLetter"/>
+      <w:lvlText w:val="%2)"/>
+      <w:lvlJc w:val="left"/>
+      <w:pPr>
+        <w:ind w:left="880" w:hanging="440"/>
+      </w:pPr>
+    </w:lvl>
+    <w:lvl w:ilvl="2" w:tplc="0409001B" w:tentative="1">
+      <w:start w:val="1"/>
+      <w:numFmt w:val="lowerRoman"/>
+      <w:lvlText w:val="%3."/>
+      <w:lvlJc w:val="right"/>
+      <w:pPr>
+        <w:ind w:left="1320" w:hanging="440"/>
+      </w:pPr>
+    </w:lvl>
+    <w:lvl w:ilvl="3" w:tplc="0409000F" w:tentative="1">
+      <w:start w:val="1"/>
+      <w:numFmt w:val="decimal"/>
+      <w:lvlText w:val="%4."/>
+      <w:lvlJc w:val="left"/>
+      <w:pPr>
+        <w:ind w:left="1760" w:hanging="440"/>
+      </w:pPr>
+    </w:lvl>
+    <w:lvl w:ilvl="4" w:tplc="04090019" w:tentative="1">
+      <w:start w:val="1"/>
+      <w:numFmt w:val="lowerLetter"/>
+      <w:lvlText w:val="%5)"/>
+      <w:lvlJc w:val="left"/>
+      <w:pPr>
+        <w:ind w:left="2200" w:hanging="440"/>
+      </w:pPr>
+    </w:lvl>
+    <w:lvl w:ilvl="5" w:tplc="0409001B" w:tentative="1">
+      <w:start w:val="1"/>
+      <w:numFmt w:val="lowerRoman"/>
+      <w:lvlText w:val="%6."/>
+      <w:lvlJc w:val="right"/>
+      <w:pPr>
+        <w:ind w:left="2640" w:hanging="440"/>
+      </w:pPr>
+    </w:lvl>
+    <w:lvl w:ilvl="6" w:tplc="0409000F" w:tentative="1">
+      <w:start w:val="1"/>
+      <w:numFmt w:val="decimal"/>
+      <w:lvlText w:val="%7."/>
+      <w:lvlJc w:val="left"/>
+      <w:pPr>
+        <w:ind w:left="3080" w:hanging="440"/>
+      </w:pPr>
+    </w:lvl>
+    <w:lvl w:ilvl="7" w:tplc="04090019" w:tentative="1">
+      <w:start w:val="1"/>
+      <w:numFmt w:val="lowerLetter"/>
+      <w:lvlText w:val="%8)"/>
+      <w:lvlJc w:val="left"/>
+      <w:pPr>
+        <w:ind w:left="3520" w:hanging="440"/>
+      </w:pPr>
+    </w:lvl>
+    <w:lvl w:ilvl="8" w:tplc="0409001B" w:tentative="1">
+      <w:start w:val="1"/>
+      <w:numFmt w:val="lowerRoman"/>
+      <w:lvlText w:val="%9."/>
+      <w:lvlJc w:val="right"/>
+      <w:pPr>
+        <w:ind w:left="3960" w:hanging="440"/>
+      </w:pPr>
+    </w:lvl>
+  </w:abstractNum>
+  <w:abstractNum w:abstractNumId="6" w15:restartNumberingAfterBreak="0">
     <w:nsid w:val="182B6091"/>
     <w:multiLevelType w:val="multilevel"/>
     <w:tmpl w:val="DB3ACAFE"/>
@@ -13362,7 +13985,7 @@
       </w:rPr>
     </w:lvl>
   </w:abstractNum>
-  <w:abstractNum w:abstractNumId="6" w15:restartNumberingAfterBreak="0">
+  <w:abstractNum w:abstractNumId="7" w15:restartNumberingAfterBreak="0">
     <w:nsid w:val="1B69389D"/>
     <w:multiLevelType w:val="multilevel"/>
     <w:tmpl w:val="40DC9024"/>
@@ -13511,7 +14134,7 @@
       </w:rPr>
     </w:lvl>
   </w:abstractNum>
-  <w:abstractNum w:abstractNumId="7" w15:restartNumberingAfterBreak="0">
+  <w:abstractNum w:abstractNumId="8" w15:restartNumberingAfterBreak="0">
     <w:nsid w:val="28C25257"/>
     <w:multiLevelType w:val="multilevel"/>
     <w:tmpl w:val="2506C1B0"/>
@@ -13660,7 +14283,7 @@
       </w:rPr>
     </w:lvl>
   </w:abstractNum>
-  <w:abstractNum w:abstractNumId="8" w15:restartNumberingAfterBreak="0">
+  <w:abstractNum w:abstractNumId="9" w15:restartNumberingAfterBreak="0">
     <w:nsid w:val="33BA2CB8"/>
     <w:multiLevelType w:val="multilevel"/>
     <w:tmpl w:val="92BA82AE"/>
@@ -13809,7 +14432,7 @@
       </w:rPr>
     </w:lvl>
   </w:abstractNum>
-  <w:abstractNum w:abstractNumId="9" w15:restartNumberingAfterBreak="0">
+  <w:abstractNum w:abstractNumId="10" w15:restartNumberingAfterBreak="0">
     <w:nsid w:val="3F4D2E97"/>
     <w:multiLevelType w:val="multilevel"/>
     <w:tmpl w:val="4A66A85E"/>
@@ -13958,7 +14581,7 @@
       </w:rPr>
     </w:lvl>
   </w:abstractNum>
-  <w:abstractNum w:abstractNumId="10" w15:restartNumberingAfterBreak="0">
+  <w:abstractNum w:abstractNumId="11" w15:restartNumberingAfterBreak="0">
     <w:nsid w:val="43763BEC"/>
     <w:multiLevelType w:val="multilevel"/>
     <w:tmpl w:val="22A47544"/>
@@ -14107,7 +14730,7 @@
       </w:rPr>
     </w:lvl>
   </w:abstractNum>
-  <w:abstractNum w:abstractNumId="11" w15:restartNumberingAfterBreak="0">
+  <w:abstractNum w:abstractNumId="12" w15:restartNumberingAfterBreak="0">
     <w:nsid w:val="45D23AD2"/>
     <w:multiLevelType w:val="multilevel"/>
     <w:tmpl w:val="8136838E"/>
@@ -14256,7 +14879,7 @@
       </w:rPr>
     </w:lvl>
   </w:abstractNum>
-  <w:abstractNum w:abstractNumId="12" w15:restartNumberingAfterBreak="0">
+  <w:abstractNum w:abstractNumId="13" w15:restartNumberingAfterBreak="0">
     <w:nsid w:val="4FE71466"/>
     <w:multiLevelType w:val="multilevel"/>
     <w:tmpl w:val="A294813C"/>
@@ -14405,7 +15028,7 @@
       </w:rPr>
     </w:lvl>
   </w:abstractNum>
-  <w:abstractNum w:abstractNumId="13" w15:restartNumberingAfterBreak="0">
+  <w:abstractNum w:abstractNumId="14" w15:restartNumberingAfterBreak="0">
     <w:nsid w:val="653E40E8"/>
     <w:multiLevelType w:val="multilevel"/>
     <w:tmpl w:val="A1547C06"/>
@@ -14554,7 +15177,7 @@
       </w:rPr>
     </w:lvl>
   </w:abstractNum>
-  <w:abstractNum w:abstractNumId="14" w15:restartNumberingAfterBreak="0">
+  <w:abstractNum w:abstractNumId="15" w15:restartNumberingAfterBreak="0">
     <w:nsid w:val="66A4018C"/>
     <w:multiLevelType w:val="multilevel"/>
     <w:tmpl w:val="F7C4DE20"/>
@@ -14703,7 +15326,7 @@
       </w:rPr>
     </w:lvl>
   </w:abstractNum>
-  <w:abstractNum w:abstractNumId="15" w15:restartNumberingAfterBreak="0">
+  <w:abstractNum w:abstractNumId="16" w15:restartNumberingAfterBreak="0">
     <w:nsid w:val="6B6C6591"/>
     <w:multiLevelType w:val="multilevel"/>
     <w:tmpl w:val="8F5C52E8"/>
@@ -14852,7 +15475,7 @@
       </w:rPr>
     </w:lvl>
   </w:abstractNum>
-  <w:abstractNum w:abstractNumId="16" w15:restartNumberingAfterBreak="0">
+  <w:abstractNum w:abstractNumId="17" w15:restartNumberingAfterBreak="0">
     <w:nsid w:val="6B782E1D"/>
     <w:multiLevelType w:val="multilevel"/>
     <w:tmpl w:val="95BA8D2C"/>
@@ -15001,7 +15624,7 @@
       </w:rPr>
     </w:lvl>
   </w:abstractNum>
-  <w:abstractNum w:abstractNumId="17" w15:restartNumberingAfterBreak="0">
+  <w:abstractNum w:abstractNumId="18" w15:restartNumberingAfterBreak="0">
     <w:nsid w:val="75A04189"/>
     <w:multiLevelType w:val="multilevel"/>
     <w:tmpl w:val="DE1A3006"/>
@@ -15151,16 +15774,16 @@
     </w:lvl>
   </w:abstractNum>
   <w:num w:numId="1" w16cid:durableId="229311040">
-    <w:abstractNumId w:val="13"/>
+    <w:abstractNumId w:val="14"/>
   </w:num>
   <w:num w:numId="2" w16cid:durableId="1993216640">
-    <w:abstractNumId w:val="10"/>
+    <w:abstractNumId w:val="11"/>
   </w:num>
   <w:num w:numId="3" w16cid:durableId="1900049978">
-    <w:abstractNumId w:val="14"/>
+    <w:abstractNumId w:val="15"/>
   </w:num>
   <w:num w:numId="4" w16cid:durableId="1767997393">
-    <w:abstractNumId w:val="5"/>
+    <w:abstractNumId w:val="6"/>
   </w:num>
   <w:num w:numId="5" w16cid:durableId="1163659848">
     <w:abstractNumId w:val="3"/>
@@ -15169,40 +15792,43 @@
     <w:abstractNumId w:val="4"/>
   </w:num>
   <w:num w:numId="7" w16cid:durableId="1395085437">
-    <w:abstractNumId w:val="8"/>
+    <w:abstractNumId w:val="9"/>
   </w:num>
   <w:num w:numId="8" w16cid:durableId="164170100">
-    <w:abstractNumId w:val="11"/>
+    <w:abstractNumId w:val="12"/>
   </w:num>
   <w:num w:numId="9" w16cid:durableId="1171678278">
-    <w:abstractNumId w:val="16"/>
+    <w:abstractNumId w:val="17"/>
   </w:num>
   <w:num w:numId="10" w16cid:durableId="575357464">
-    <w:abstractNumId w:val="7"/>
+    <w:abstractNumId w:val="8"/>
   </w:num>
   <w:num w:numId="11" w16cid:durableId="1550146852">
     <w:abstractNumId w:val="2"/>
   </w:num>
   <w:num w:numId="12" w16cid:durableId="1996062555">
-    <w:abstractNumId w:val="9"/>
+    <w:abstractNumId w:val="10"/>
   </w:num>
   <w:num w:numId="13" w16cid:durableId="147283527">
-    <w:abstractNumId w:val="6"/>
+    <w:abstractNumId w:val="7"/>
   </w:num>
   <w:num w:numId="14" w16cid:durableId="496000300">
-    <w:abstractNumId w:val="15"/>
+    <w:abstractNumId w:val="16"/>
   </w:num>
   <w:num w:numId="15" w16cid:durableId="821391164">
-    <w:abstractNumId w:val="12"/>
+    <w:abstractNumId w:val="13"/>
   </w:num>
   <w:num w:numId="16" w16cid:durableId="576061581">
-    <w:abstractNumId w:val="17"/>
+    <w:abstractNumId w:val="18"/>
   </w:num>
   <w:num w:numId="17" w16cid:durableId="1183596311">
     <w:abstractNumId w:val="1"/>
   </w:num>
   <w:num w:numId="18" w16cid:durableId="193738189">
     <w:abstractNumId w:val="0"/>
+  </w:num>
+  <w:num w:numId="19" w16cid:durableId="779639523">
+    <w:abstractNumId w:val="5"/>
   </w:num>
 </w:numbering>
 </file>
@@ -15818,6 +16444,16 @@
       <w:lang w:eastAsia="en-US"/>
     </w:rPr>
   </w:style>
+  <w:style w:type="paragraph" w:styleId="a9">
+    <w:name w:val="List Paragraph"/>
+    <w:basedOn w:val="a0"/>
+    <w:uiPriority w:val="99"/>
+    <w:qFormat/>
+    <w:rsid w:val="00C9375C"/>
+    <w:pPr>
+      <w:ind w:firstLineChars="200" w:firstLine="420"/>
+    </w:pPr>
+  </w:style>
 </w:styles>
 </file>
 
